--- a/FPGA/documentation/Saturn Project FPGA Design Description RPi4.docx
+++ b/FPGA/documentation/Saturn Project FPGA Design Description RPi4.docx
@@ -8671,10 +8671,10 @@
             <v:path o:extrusionok="f" gradientshapeok="t" o:connecttype="rect"/>
             <o:lock v:ext="edit" aspectratio="t"/>
           </v:shapetype>
-          <v:shape id="_x0000_i1025" type="#_x0000_t75" style="width:427pt;height:340pt" o:ole="">
+          <v:shape id="_x0000_i1025" type="#_x0000_t75" style="width:426.8pt;height:339.85pt" o:ole="">
             <v:imagedata r:id="rId15" o:title=""/>
           </v:shape>
-          <o:OLEObject Type="Embed" ProgID="Visio.Drawing.15" ShapeID="_x0000_i1025" DrawAspect="Content" ObjectID="_1829073087" r:id="rId16"/>
+          <o:OLEObject Type="Embed" ProgID="Visio.Drawing.15" ShapeID="_x0000_i1025" DrawAspect="Content" ObjectID="_1833992218" r:id="rId16"/>
         </w:object>
       </w:r>
     </w:p>
@@ -8747,10 +8747,10 @@
       </w:pPr>
       <w:r>
         <w:object w:dxaOrig="8130" w:dyaOrig="4350" w14:anchorId="2CF68001">
-          <v:shape id="_x0000_i1026" type="#_x0000_t75" style="width:408.5pt;height:219pt" o:ole="">
+          <v:shape id="_x0000_i1026" type="#_x0000_t75" style="width:408.4pt;height:218.9pt" o:ole="">
             <v:imagedata r:id="rId17" o:title=""/>
           </v:shape>
-          <o:OLEObject Type="Embed" ProgID="Visio.Drawing.11" ShapeID="_x0000_i1026" DrawAspect="Content" ObjectID="_1829073088" r:id="rId18"/>
+          <o:OLEObject Type="Embed" ProgID="Visio.Drawing.11" ShapeID="_x0000_i1026" DrawAspect="Content" ObjectID="_1833992219" r:id="rId18"/>
         </w:object>
       </w:r>
     </w:p>
@@ -14936,10 +14936,10 @@
     <w:p>
       <w:r>
         <w:object w:dxaOrig="4394" w:dyaOrig="2920" w14:anchorId="495F39FC">
-          <v:shape id="_x0000_i1027" type="#_x0000_t75" style="width:219.5pt;height:144.5pt" o:ole="">
+          <v:shape id="_x0000_i1027" type="#_x0000_t75" style="width:219.45pt;height:144.6pt" o:ole="">
             <v:imagedata r:id="rId23" o:title=""/>
           </v:shape>
-          <o:OLEObject Type="Embed" ProgID="Excel.Sheet.12" ShapeID="_x0000_i1027" DrawAspect="Content" ObjectID="_1829073089" r:id="rId24"/>
+          <o:OLEObject Type="Embed" ProgID="Excel.Sheet.12" ShapeID="_x0000_i1027" DrawAspect="Content" ObjectID="_1833992220" r:id="rId24"/>
         </w:object>
       </w:r>
     </w:p>
@@ -14962,10 +14962,10 @@
     <w:p>
       <w:r>
         <w:object w:dxaOrig="8740" w:dyaOrig="3210" w14:anchorId="654049C4">
-          <v:shape id="_x0000_i1028" type="#_x0000_t75" style="width:437pt;height:160.5pt" o:ole="">
+          <v:shape id="_x0000_i1028" type="#_x0000_t75" style="width:437.2pt;height:160.7pt" o:ole="">
             <v:imagedata r:id="rId25" o:title=""/>
           </v:shape>
-          <o:OLEObject Type="Embed" ProgID="Excel.Sheet.12" ShapeID="_x0000_i1028" DrawAspect="Content" ObjectID="_1829073090" r:id="rId26"/>
+          <o:OLEObject Type="Embed" ProgID="Excel.Sheet.12" ShapeID="_x0000_i1028" DrawAspect="Content" ObjectID="_1833992221" r:id="rId26"/>
         </w:object>
       </w:r>
     </w:p>
@@ -15338,10 +15338,10 @@
       </w:pPr>
       <w:r>
         <w:object w:dxaOrig="11631" w:dyaOrig="12199" w14:anchorId="07F28A8A">
-          <v:shape id="_x0000_i1029" type="#_x0000_t75" style="width:441pt;height:463pt" o:ole="">
+          <v:shape id="_x0000_i1029" type="#_x0000_t75" style="width:440.65pt;height:463.1pt" o:ole="">
             <v:imagedata r:id="rId28" o:title=""/>
           </v:shape>
-          <o:OLEObject Type="Embed" ProgID="Excel.Sheet.12" ShapeID="_x0000_i1029" DrawAspect="Content" ObjectID="_1829073091" r:id="rId29"/>
+          <o:OLEObject Type="Embed" ProgID="Excel.Sheet.12" ShapeID="_x0000_i1029" DrawAspect="Content" ObjectID="_1833992222" r:id="rId29"/>
         </w:object>
       </w:r>
     </w:p>
@@ -15501,7 +15501,7 @@
             <v:imagedata r:id="rId30" o:title=""/>
             <w10:wrap type="square" side="right"/>
           </v:shape>
-          <o:OLEObject Type="Embed" ProgID="Excel.Sheet.12" ShapeID="_x0000_s1038" DrawAspect="Content" ObjectID="_1829073099" r:id="rId31"/>
+          <o:OLEObject Type="Embed" ProgID="Excel.Sheet.12" ShapeID="_x0000_s1038" DrawAspect="Content" ObjectID="_1833992230" r:id="rId31"/>
         </w:object>
       </w:r>
       <w:r>
@@ -18855,10 +18855,10 @@
       </w:pPr>
       <w:r>
         <w:object w:dxaOrig="8460" w:dyaOrig="6211" w14:anchorId="59F0F0BD">
-          <v:shape id="_x0000_i1031" type="#_x0000_t75" style="width:424pt;height:312pt" o:ole="">
+          <v:shape id="_x0000_i1031" type="#_x0000_t75" style="width:423.95pt;height:312.2pt" o:ole="">
             <v:imagedata r:id="rId35" o:title=""/>
           </v:shape>
-          <o:OLEObject Type="Embed" ProgID="Visio.Drawing.11" ShapeID="_x0000_i1031" DrawAspect="Content" ObjectID="_1829073092" r:id="rId36"/>
+          <o:OLEObject Type="Embed" ProgID="Visio.Drawing.11" ShapeID="_x0000_i1031" DrawAspect="Content" ObjectID="_1833992223" r:id="rId36"/>
         </w:object>
       </w:r>
     </w:p>
@@ -20367,10 +20367,10 @@
       </w:pPr>
       <w:r>
         <w:object w:dxaOrig="6435" w:dyaOrig="5640" w14:anchorId="0B505A1B">
-          <v:shape id="_x0000_i1032" type="#_x0000_t75" style="width:322pt;height:283pt" o:ole="">
+          <v:shape id="_x0000_i1032" type="#_x0000_t75" style="width:322pt;height:283.4pt" o:ole="">
             <v:imagedata r:id="rId39" o:title=""/>
           </v:shape>
-          <o:OLEObject Type="Embed" ProgID="Visio.Drawing.11" ShapeID="_x0000_i1032" DrawAspect="Content" ObjectID="_1829073093" r:id="rId40"/>
+          <o:OLEObject Type="Embed" ProgID="Visio.Drawing.11" ShapeID="_x0000_i1032" DrawAspect="Content" ObjectID="_1833992224" r:id="rId40"/>
         </w:object>
       </w:r>
     </w:p>
@@ -20451,10 +20451,10 @@
     <w:p>
       <w:r>
         <w:object w:dxaOrig="8275" w:dyaOrig="2920" w14:anchorId="249D7050">
-          <v:shape id="_x0000_i1033" type="#_x0000_t75" style="width:415pt;height:145pt" o:ole="">
+          <v:shape id="_x0000_i1033" type="#_x0000_t75" style="width:414.7pt;height:145.15pt" o:ole="">
             <v:imagedata r:id="rId41" o:title=""/>
           </v:shape>
-          <o:OLEObject Type="Embed" ProgID="Excel.Sheet.12" ShapeID="_x0000_i1033" DrawAspect="Content" ObjectID="_1829073094" r:id="rId42"/>
+          <o:OLEObject Type="Embed" ProgID="Excel.Sheet.12" ShapeID="_x0000_i1033" DrawAspect="Content" ObjectID="_1833992225" r:id="rId42"/>
         </w:object>
       </w:r>
     </w:p>
@@ -23176,10 +23176,10 @@
       </w:pPr>
       <w:r>
         <w:object w:dxaOrig="8460" w:dyaOrig="4141" w14:anchorId="46EA70DF">
-          <v:shape id="_x0000_i1034" type="#_x0000_t75" style="width:424pt;height:207pt" o:ole="">
+          <v:shape id="_x0000_i1034" type="#_x0000_t75" style="width:423.95pt;height:206.8pt" o:ole="">
             <v:imagedata r:id="rId44" o:title=""/>
           </v:shape>
-          <o:OLEObject Type="Embed" ProgID="Visio.Drawing.11" ShapeID="_x0000_i1034" DrawAspect="Content" ObjectID="_1829073095" r:id="rId45"/>
+          <o:OLEObject Type="Embed" ProgID="Visio.Drawing.11" ShapeID="_x0000_i1034" DrawAspect="Content" ObjectID="_1833992226" r:id="rId45"/>
         </w:object>
       </w:r>
     </w:p>
@@ -24596,11 +24596,9 @@
             <w:r>
               <w:t xml:space="preserve">CWX </w:t>
             </w:r>
-            <w:proofErr w:type="spellStart"/>
             <w:r>
               <w:t>Straightkey</w:t>
             </w:r>
-            <w:proofErr w:type="spellEnd"/>
           </w:p>
         </w:tc>
         <w:tc>
@@ -32437,10 +32435,10 @@
     <w:p>
       <w:r>
         <w:object w:dxaOrig="7887" w:dyaOrig="2340" w14:anchorId="494DF00A">
-          <v:shape id="_x0000_i1035" type="#_x0000_t75" style="width:395pt;height:117pt" o:ole="">
+          <v:shape id="_x0000_i1035" type="#_x0000_t75" style="width:395.15pt;height:116.95pt" o:ole="">
             <v:imagedata r:id="rId55" o:title=""/>
           </v:shape>
-          <o:OLEObject Type="Embed" ProgID="Excel.Sheet.12" ShapeID="_x0000_i1035" DrawAspect="Content" ObjectID="_1829073096" r:id="rId56"/>
+          <o:OLEObject Type="Embed" ProgID="Excel.Sheet.12" ShapeID="_x0000_i1035" DrawAspect="Content" ObjectID="_1833992227" r:id="rId56"/>
         </w:object>
       </w:r>
     </w:p>
@@ -32517,10 +32515,10 @@
     <w:p>
       <w:r>
         <w:object w:dxaOrig="9392" w:dyaOrig="4052" w14:anchorId="4DFE7B16">
-          <v:shape id="_x0000_i1036" type="#_x0000_t75" style="width:469.5pt;height:202pt" o:ole="">
+          <v:shape id="_x0000_i1036" type="#_x0000_t75" style="width:469.45pt;height:202.2pt" o:ole="">
             <v:imagedata r:id="rId57" o:title=""/>
           </v:shape>
-          <o:OLEObject Type="Embed" ProgID="Excel.Sheet.12" ShapeID="_x0000_i1036" DrawAspect="Content" ObjectID="_1829073097" r:id="rId58"/>
+          <o:OLEObject Type="Embed" ProgID="Excel.Sheet.12" ShapeID="_x0000_i1036" DrawAspect="Content" ObjectID="_1833992228" r:id="rId58"/>
         </w:object>
       </w:r>
     </w:p>
@@ -32694,10 +32692,10 @@
     <w:p>
       <w:r>
         <w:object w:dxaOrig="6748" w:dyaOrig="2137" w14:anchorId="71B641DD">
-          <v:shape id="_x0000_i1037" type="#_x0000_t75" style="width:337.5pt;height:107pt" o:ole="">
+          <v:shape id="_x0000_i1037" type="#_x0000_t75" style="width:337.55pt;height:107.15pt" o:ole="">
             <v:imagedata r:id="rId59" o:title=""/>
           </v:shape>
-          <o:OLEObject Type="Embed" ProgID="Excel.Sheet.12" ShapeID="_x0000_i1037" DrawAspect="Content" ObjectID="_1829073098" r:id="rId60"/>
+          <o:OLEObject Type="Embed" ProgID="Excel.Sheet.12" ShapeID="_x0000_i1037" DrawAspect="Content" ObjectID="_1833992229" r:id="rId60"/>
         </w:object>
       </w:r>
     </w:p>

--- a/FPGA/documentation/Saturn Project FPGA Design Description RPi4.docx
+++ b/FPGA/documentation/Saturn Project FPGA Design Description RPi4.docx
@@ -269,26 +269,10 @@
           </w:tcPr>
           <w:p>
             <w:r>
-              <w:t xml:space="preserve">The processor executes an SDR app such as Pihpsdr or </w:t>
-            </w:r>
-            <w:proofErr w:type="spellStart"/>
-            <w:r>
-              <w:t>linhpsdr</w:t>
-            </w:r>
-            <w:proofErr w:type="spellEnd"/>
-            <w:r>
-              <w:t xml:space="preserve">. </w:t>
-            </w:r>
-            <w:r>
-              <w:t xml:space="preserve"> No PC required, and </w:t>
-            </w:r>
-            <w:proofErr w:type="gramStart"/>
-            <w:r>
-              <w:t>high quality</w:t>
-            </w:r>
-            <w:proofErr w:type="gramEnd"/>
-            <w:r>
-              <w:t xml:space="preserve"> display outputs are available. </w:t>
+              <w:t xml:space="preserve">The processor executes an SDR app such as Pihpsdr or linhpsdr. </w:t>
+            </w:r>
+            <w:r>
+              <w:t xml:space="preserve"> No PC required, and high quality display outputs are available. </w:t>
             </w:r>
           </w:p>
         </w:tc>
@@ -1416,13 +1400,8 @@
               <w:keepNext/>
             </w:pPr>
             <w:r>
-              <w:t xml:space="preserve">SPI </w:t>
-            </w:r>
-            <w:proofErr w:type="spellStart"/>
-            <w:r>
-              <w:t>verilog</w:t>
-            </w:r>
-            <w:proofErr w:type="spellEnd"/>
+              <w:t>SPI verilog</w:t>
+            </w:r>
           </w:p>
         </w:tc>
         <w:tc>
@@ -1478,13 +1457,8 @@
               <w:keepNext/>
             </w:pPr>
             <w:r>
-              <w:t xml:space="preserve">SPI </w:t>
-            </w:r>
-            <w:proofErr w:type="spellStart"/>
-            <w:r>
-              <w:t>verilog</w:t>
-            </w:r>
-            <w:proofErr w:type="spellEnd"/>
+              <w:t>SPI verilog</w:t>
+            </w:r>
           </w:p>
         </w:tc>
         <w:tc>
@@ -1537,13 +1511,8 @@
               <w:keepNext/>
             </w:pPr>
             <w:r>
-              <w:t xml:space="preserve">SPI </w:t>
-            </w:r>
-            <w:proofErr w:type="spellStart"/>
-            <w:r>
-              <w:t>verilog</w:t>
-            </w:r>
-            <w:proofErr w:type="spellEnd"/>
+              <w:t>SPI verilog</w:t>
+            </w:r>
           </w:p>
         </w:tc>
         <w:tc>
@@ -1596,13 +1565,8 @@
               <w:keepNext/>
             </w:pPr>
             <w:r>
-              <w:t xml:space="preserve">SPI </w:t>
-            </w:r>
-            <w:proofErr w:type="spellStart"/>
-            <w:r>
-              <w:t>verilog</w:t>
-            </w:r>
-            <w:proofErr w:type="spellEnd"/>
+              <w:t>SPI verilog</w:t>
+            </w:r>
           </w:p>
         </w:tc>
         <w:tc>
@@ -1978,21 +1942,8 @@
       <w:r>
         <w:t xml:space="preserve"> </w:t>
       </w:r>
-      <w:proofErr w:type="spellStart"/>
-      <w:r>
-        <w:t>Dac_Atten_Mode</w:t>
-      </w:r>
-      <w:proofErr w:type="spellEnd"/>
-      <w:r>
-        <w:t xml:space="preserve"> = 0 in FPGA; </w:t>
-      </w:r>
-      <w:proofErr w:type="spellStart"/>
-      <w:r>
-        <w:t>Dac_Atten_LE</w:t>
-      </w:r>
-      <w:proofErr w:type="spellEnd"/>
-      <w:r>
-        <w:t>=1</w:t>
+      <w:r>
+        <w:t>Dac_Atten_Mode = 0 in FPGA; Dac_Atten_LE=1</w:t>
       </w:r>
     </w:p>
     <w:p>
@@ -2015,23 +1966,7 @@
         <w:t xml:space="preserve"> board interface: </w:t>
       </w:r>
       <w:r>
-        <w:t>The SPI data interface for RX and TX is from the FPGA. The analogue inputs (</w:t>
-      </w:r>
-      <w:proofErr w:type="spellStart"/>
-      <w:r>
-        <w:t>eg</w:t>
-      </w:r>
-      <w:proofErr w:type="spellEnd"/>
-      <w:r>
-        <w:t xml:space="preserve"> </w:t>
-      </w:r>
-      <w:proofErr w:type="spellStart"/>
-      <w:r>
-        <w:t>fwd</w:t>
-      </w:r>
-      <w:proofErr w:type="spellEnd"/>
-      <w:r>
-        <w:t xml:space="preserve">, rev power) from the RF board go to an ADC </w:t>
+        <w:t xml:space="preserve">The SPI data interface for RX and TX is from the FPGA. The analogue inputs (eg fwd, rev power) from the RF board go to an ADC </w:t>
       </w:r>
       <w:r>
         <w:t>connected via an SPI port</w:t>
@@ -2054,15 +1989,7 @@
         <w:t xml:space="preserve"> SPI</w:t>
       </w:r>
       <w:r>
-        <w:t xml:space="preserve"> configuration interface needs to be driven by the FPGA. The discrete logic signals to control the audio path (</w:t>
-      </w:r>
-      <w:proofErr w:type="spellStart"/>
-      <w:r>
-        <w:t>eg</w:t>
-      </w:r>
-      <w:proofErr w:type="spellEnd"/>
-      <w:r>
-        <w:t xml:space="preserve"> tip/ring/bias etc) are on GPIO[4:0] pins. There is a new signal GPIO5, to select a differential  XLR mic input amplifier. 2 spare signals GPIO6&amp;7 if needed.</w:t>
+        <w:t xml:space="preserve"> configuration interface needs to be driven by the FPGA. The discrete logic signals to control the audio path (eg tip/ring/bias etc) are on GPIO[4:0] pins. There is a new signal GPIO5, to select a differential  XLR mic input amplifier. 2 spare signals GPIO6&amp;7 if needed.</w:t>
       </w:r>
       <w:r>
         <w:t xml:space="preserve"> </w:t>
@@ -4308,14 +4235,12 @@
                 <w:b/>
               </w:rPr>
             </w:pPr>
-            <w:proofErr w:type="spellStart"/>
             <w:r>
               <w:rPr>
                 <w:b/>
               </w:rPr>
               <w:t>Dir’n</w:t>
             </w:r>
-            <w:proofErr w:type="spellEnd"/>
           </w:p>
         </w:tc>
         <w:tc>
@@ -4685,11 +4610,9 @@
             <w:tcW w:w="2709" w:type="dxa"/>
           </w:tcPr>
           <w:p>
-            <w:proofErr w:type="spellStart"/>
             <w:r>
               <w:t>pcie_reset_n</w:t>
             </w:r>
-            <w:proofErr w:type="spellEnd"/>
           </w:p>
         </w:tc>
         <w:tc>
@@ -4729,21 +4652,14 @@
             <w:tcW w:w="2709" w:type="dxa"/>
           </w:tcPr>
           <w:p>
-            <w:proofErr w:type="spellStart"/>
-            <w:r>
-              <w:t>pcie_diff_clock_rtl_clk_n</w:t>
-            </w:r>
-            <w:proofErr w:type="spellEnd"/>
-            <w:r>
-              <w:t>[0]</w:t>
-            </w:r>
-          </w:p>
-          <w:p>
-            <w:proofErr w:type="spellStart"/>
+            <w:r>
+              <w:t>pcie_diff_clock_rtl_clk_n[0]</w:t>
+            </w:r>
+          </w:p>
+          <w:p>
             <w:r>
               <w:t>pcie_diff_clock_rtl_clk_p</w:t>
             </w:r>
-            <w:proofErr w:type="spellEnd"/>
             <w:r>
               <w:t>[0]</w:t>
             </w:r>
@@ -4974,11 +4890,9 @@
             <w:tcW w:w="2709" w:type="dxa"/>
           </w:tcPr>
           <w:p>
-            <w:proofErr w:type="spellStart"/>
             <w:r>
               <w:t>PCIe_CLK_REQn</w:t>
             </w:r>
-            <w:proofErr w:type="spellEnd"/>
           </w:p>
         </w:tc>
         <w:tc>
@@ -5392,11 +5306,20 @@
             <w:tcW w:w="2709" w:type="dxa"/>
           </w:tcPr>
           <w:p>
-            <w:proofErr w:type="spellStart"/>
-            <w:r>
-              <w:t>DAC_Out_N</w:t>
-            </w:r>
-            <w:proofErr w:type="spellEnd"/>
+            <w:r>
+              <w:t>DAC_Out_N[1</w:t>
+            </w:r>
+            <w:r>
+              <w:t>5:0</w:t>
+            </w:r>
+            <w:r>
+              <w:t>]</w:t>
+            </w:r>
+          </w:p>
+          <w:p>
+            <w:r>
+              <w:t>DAC_Out_P</w:t>
+            </w:r>
             <w:r>
               <w:t>[1</w:t>
             </w:r>
@@ -5407,22 +5330,6 @@
               <w:t>]</w:t>
             </w:r>
           </w:p>
-          <w:p>
-            <w:proofErr w:type="spellStart"/>
-            <w:r>
-              <w:t>DAC_Out_P</w:t>
-            </w:r>
-            <w:proofErr w:type="spellEnd"/>
-            <w:r>
-              <w:t>[1</w:t>
-            </w:r>
-            <w:r>
-              <w:t>5:0</w:t>
-            </w:r>
-            <w:r>
-              <w:t>]</w:t>
-            </w:r>
-          </w:p>
         </w:tc>
         <w:tc>
           <w:tcPr>
@@ -5511,11 +5418,9 @@
             <w:tcW w:w="2709" w:type="dxa"/>
           </w:tcPr>
           <w:p>
-            <w:proofErr w:type="spellStart"/>
             <w:r>
               <w:t>pll_cr</w:t>
             </w:r>
-            <w:proofErr w:type="spellEnd"/>
           </w:p>
         </w:tc>
         <w:tc>
@@ -5592,15 +5497,7 @@
           </w:tcPr>
           <w:p>
             <w:r>
-              <w:t xml:space="preserve">10MHz reference input from </w:t>
-            </w:r>
-            <w:proofErr w:type="spellStart"/>
-            <w:r>
-              <w:t>ext</w:t>
-            </w:r>
-            <w:proofErr w:type="spellEnd"/>
-            <w:r>
-              <w:t>/oscillator select</w:t>
+              <w:t>10MHz reference input from ext/oscillator select</w:t>
             </w:r>
           </w:p>
         </w:tc>
@@ -5656,42 +5553,29 @@
             <w:tcW w:w="2709" w:type="dxa"/>
           </w:tcPr>
           <w:p>
-            <w:proofErr w:type="spellStart"/>
-            <w:r>
-              <w:t>Dac_Atten</w:t>
-            </w:r>
-            <w:proofErr w:type="spellEnd"/>
-            <w:r>
-              <w:t>[5:0]</w:t>
-            </w:r>
-          </w:p>
-          <w:p>
-            <w:proofErr w:type="spellStart"/>
+            <w:r>
+              <w:t>Dac_Atten[5:0]</w:t>
+            </w:r>
+          </w:p>
+          <w:p>
             <w:r>
               <w:t>Dac_Atten_LE</w:t>
             </w:r>
-            <w:proofErr w:type="spellEnd"/>
-          </w:p>
-          <w:p>
-            <w:proofErr w:type="spellStart"/>
+          </w:p>
+          <w:p>
             <w:r>
               <w:t>Dac_Atten_MODE</w:t>
             </w:r>
-            <w:proofErr w:type="spellEnd"/>
-          </w:p>
-          <w:p>
-            <w:proofErr w:type="spellStart"/>
+          </w:p>
+          <w:p>
             <w:r>
               <w:t>Dac_Atten_CLK</w:t>
             </w:r>
-            <w:proofErr w:type="spellEnd"/>
-          </w:p>
-          <w:p>
-            <w:proofErr w:type="spellStart"/>
+          </w:p>
+          <w:p>
             <w:r>
               <w:t>Dac_Atten_DATA</w:t>
             </w:r>
-            <w:proofErr w:type="spellEnd"/>
           </w:p>
         </w:tc>
         <w:tc>
@@ -5800,15 +5684,7 @@
           </w:tcPr>
           <w:p>
             <w:r>
-              <w:t xml:space="preserve">ADC1 </w:t>
-            </w:r>
-            <w:proofErr w:type="spellStart"/>
-            <w:r>
-              <w:t>atten</w:t>
-            </w:r>
-            <w:proofErr w:type="spellEnd"/>
-            <w:r>
-              <w:t xml:space="preserve"> control</w:t>
+              <w:t>ADC1 atten control</w:t>
             </w:r>
           </w:p>
         </w:tc>
@@ -5850,15 +5726,7 @@
           </w:tcPr>
           <w:p>
             <w:r>
-              <w:t xml:space="preserve">ADC1 </w:t>
-            </w:r>
-            <w:proofErr w:type="spellStart"/>
-            <w:r>
-              <w:t>atten</w:t>
-            </w:r>
-            <w:proofErr w:type="spellEnd"/>
-            <w:r>
-              <w:t xml:space="preserve"> control</w:t>
+              <w:t>ADC1 atten control</w:t>
             </w:r>
           </w:p>
         </w:tc>
@@ -5900,15 +5768,7 @@
           </w:tcPr>
           <w:p>
             <w:r>
-              <w:t xml:space="preserve">ADC1 </w:t>
-            </w:r>
-            <w:proofErr w:type="spellStart"/>
-            <w:r>
-              <w:t>atten</w:t>
-            </w:r>
-            <w:proofErr w:type="spellEnd"/>
-            <w:r>
-              <w:t xml:space="preserve"> control</w:t>
+              <w:t>ADC1 atten control</w:t>
             </w:r>
           </w:p>
         </w:tc>
@@ -5950,15 +5810,7 @@
           </w:tcPr>
           <w:p>
             <w:r>
-              <w:t xml:space="preserve">ADC2 </w:t>
-            </w:r>
-            <w:proofErr w:type="spellStart"/>
-            <w:r>
-              <w:t>atten</w:t>
-            </w:r>
-            <w:proofErr w:type="spellEnd"/>
-            <w:r>
-              <w:t xml:space="preserve"> control</w:t>
+              <w:t>ADC2 atten control</w:t>
             </w:r>
           </w:p>
         </w:tc>
@@ -6000,15 +5852,7 @@
           </w:tcPr>
           <w:p>
             <w:r>
-              <w:t xml:space="preserve">ADC2 </w:t>
-            </w:r>
-            <w:proofErr w:type="spellStart"/>
-            <w:r>
-              <w:t>atten</w:t>
-            </w:r>
-            <w:proofErr w:type="spellEnd"/>
-            <w:r>
-              <w:t xml:space="preserve"> control</w:t>
+              <w:t>ADC2 atten control</w:t>
             </w:r>
           </w:p>
         </w:tc>
@@ -6050,15 +5894,7 @@
           </w:tcPr>
           <w:p>
             <w:r>
-              <w:t xml:space="preserve">ADC2 </w:t>
-            </w:r>
-            <w:proofErr w:type="spellStart"/>
-            <w:r>
-              <w:t>atten</w:t>
-            </w:r>
-            <w:proofErr w:type="spellEnd"/>
-            <w:r>
-              <w:t xml:space="preserve"> control</w:t>
+              <w:t>ADC2 atten control</w:t>
             </w:r>
           </w:p>
         </w:tc>
@@ -6511,11 +6347,9 @@
             <w:tcW w:w="4246" w:type="dxa"/>
           </w:tcPr>
           <w:p>
-            <w:proofErr w:type="spellStart"/>
             <w:r>
               <w:t>Input_PTT_Select</w:t>
             </w:r>
-            <w:proofErr w:type="spellEnd"/>
           </w:p>
           <w:p>
             <w:r>
@@ -6563,11 +6397,9 @@
             <w:tcW w:w="4246" w:type="dxa"/>
           </w:tcPr>
           <w:p>
-            <w:proofErr w:type="spellStart"/>
             <w:r>
               <w:t>Mic_Signal_Select</w:t>
             </w:r>
-            <w:proofErr w:type="spellEnd"/>
           </w:p>
           <w:p>
             <w:r>
@@ -6615,11 +6447,9 @@
             <w:tcW w:w="4246" w:type="dxa"/>
           </w:tcPr>
           <w:p>
-            <w:proofErr w:type="spellStart"/>
             <w:r>
               <w:t>Mic_Bias_Select</w:t>
             </w:r>
-            <w:proofErr w:type="spellEnd"/>
           </w:p>
           <w:p>
             <w:r>
@@ -6667,11 +6497,9 @@
             <w:tcW w:w="4246" w:type="dxa"/>
           </w:tcPr>
           <w:p>
-            <w:proofErr w:type="spellStart"/>
             <w:r>
               <w:t>Spkr_amp_Mute</w:t>
             </w:r>
-            <w:proofErr w:type="spellEnd"/>
           </w:p>
         </w:tc>
       </w:tr>
@@ -6715,11 +6543,9 @@
             <w:tcW w:w="4246" w:type="dxa"/>
           </w:tcPr>
           <w:p>
-            <w:proofErr w:type="spellStart"/>
             <w:r>
               <w:t>Balanced_Mic_Select</w:t>
             </w:r>
-            <w:proofErr w:type="spellEnd"/>
           </w:p>
           <w:p>
             <w:r>
@@ -7268,11 +7094,9 @@
             <w:tcW w:w="2709" w:type="dxa"/>
           </w:tcPr>
           <w:p>
-            <w:proofErr w:type="spellStart"/>
             <w:r>
               <w:t>MOX_strobe</w:t>
             </w:r>
-            <w:proofErr w:type="spellEnd"/>
           </w:p>
         </w:tc>
         <w:tc>
@@ -8019,13 +7843,8 @@
             <w:tcW w:w="2709" w:type="dxa"/>
           </w:tcPr>
           <w:p>
-            <w:proofErr w:type="spellStart"/>
-            <w:r>
-              <w:t>LEDOutputs</w:t>
-            </w:r>
-            <w:proofErr w:type="spellEnd"/>
-            <w:r>
-              <w:t>[15:0]</w:t>
+            <w:r>
+              <w:t>LEDOutputs[15:0]</w:t>
             </w:r>
           </w:p>
         </w:tc>
@@ -8180,13 +7999,8 @@
             <w:tcW w:w="2709" w:type="dxa"/>
           </w:tcPr>
           <w:p>
-            <w:proofErr w:type="spellStart"/>
-            <w:r>
-              <w:t>PROM_SPI_ss_io</w:t>
-            </w:r>
-            <w:proofErr w:type="spellEnd"/>
-            <w:r>
-              <w:t>[0]</w:t>
+            <w:r>
+              <w:t>PROM_SPI_ss_io[0]</w:t>
             </w:r>
           </w:p>
           <w:p>
@@ -8401,11 +8215,9 @@
             </w:r>
           </w:p>
           <w:p>
-            <w:proofErr w:type="spellStart"/>
             <w:r>
               <w:t>nADC_CS</w:t>
             </w:r>
-            <w:proofErr w:type="spellEnd"/>
           </w:p>
         </w:tc>
         <w:tc>
@@ -8515,11 +8327,9 @@
             <w:tcW w:w="966" w:type="dxa"/>
           </w:tcPr>
           <w:p>
-            <w:proofErr w:type="spellStart"/>
             <w:r>
               <w:t>bidir</w:t>
             </w:r>
-            <w:proofErr w:type="spellEnd"/>
           </w:p>
         </w:tc>
         <w:tc>
@@ -8584,15 +8394,7 @@
     <w:p/>
     <w:p>
       <w:r>
-        <w:t>A number of signals need pullup resistors (</w:t>
-      </w:r>
-      <w:proofErr w:type="spellStart"/>
-      <w:r>
-        <w:t>eg</w:t>
-      </w:r>
-      <w:proofErr w:type="spellEnd"/>
-      <w:r>
-        <w:t xml:space="preserve"> 4K7 to +3.3v):</w:t>
+        <w:t>A number of signals need pullup resistors (eg 4K7 to +3.3v):</w:t>
       </w:r>
     </w:p>
     <w:p>
@@ -8674,7 +8476,7 @@
           <v:shape id="_x0000_i1025" type="#_x0000_t75" style="width:426.8pt;height:339.85pt" o:ole="">
             <v:imagedata r:id="rId15" o:title=""/>
           </v:shape>
-          <o:OLEObject Type="Embed" ProgID="Visio.Drawing.15" ShapeID="_x0000_i1025" DrawAspect="Content" ObjectID="_1833992218" r:id="rId16"/>
+          <o:OLEObject Type="Embed" ProgID="Visio.Drawing.15" ShapeID="_x0000_i1025" DrawAspect="Content" ObjectID="_1834340545" r:id="rId16"/>
         </w:object>
       </w:r>
     </w:p>
@@ -8750,7 +8552,7 @@
           <v:shape id="_x0000_i1026" type="#_x0000_t75" style="width:408.4pt;height:218.9pt" o:ole="">
             <v:imagedata r:id="rId17" o:title=""/>
           </v:shape>
-          <o:OLEObject Type="Embed" ProgID="Visio.Drawing.11" ShapeID="_x0000_i1026" DrawAspect="Content" ObjectID="_1833992219" r:id="rId18"/>
+          <o:OLEObject Type="Embed" ProgID="Visio.Drawing.11" ShapeID="_x0000_i1026" DrawAspect="Content" ObjectID="_1834340546" r:id="rId18"/>
         </w:object>
       </w:r>
     </w:p>
@@ -10063,15 +9865,7 @@
           </w:tcPr>
           <w:p>
             <w:r>
-              <w:t xml:space="preserve">in-system programming of QSPI Prom. Signals PROM_SPI_MOSI, PROM_SPI_MISO, </w:t>
-            </w:r>
-            <w:proofErr w:type="spellStart"/>
-            <w:r>
-              <w:t>PROM_SPI_SSn</w:t>
-            </w:r>
-            <w:proofErr w:type="spellEnd"/>
-            <w:r>
-              <w:t xml:space="preserve">[0] in the FPGA pin list connect to these 3 pins. </w:t>
+              <w:t xml:space="preserve">in-system programming of QSPI Prom. Signals PROM_SPI_MOSI, PROM_SPI_MISO, PROM_SPI_SSn[0] in the FPGA pin list connect to these 3 pins. </w:t>
             </w:r>
           </w:p>
         </w:tc>
@@ -10767,15 +10561,7 @@
         <w:t xml:space="preserve"> suitable &amp; available from Farnell. </w:t>
       </w:r>
       <w:r>
-        <w:t>(Supported by Xilinx under manufacturer “</w:t>
-      </w:r>
-      <w:proofErr w:type="spellStart"/>
-      <w:r>
-        <w:t>Spansion</w:t>
-      </w:r>
-      <w:proofErr w:type="spellEnd"/>
-      <w:r>
-        <w:t xml:space="preserve">”). </w:t>
+        <w:t xml:space="preserve">(Supported by Xilinx under manufacturer “Spansion”). </w:t>
       </w:r>
       <w:r>
         <w:t>These can clock at 133MHz but including setup time into FPGA, 80MHz is more realistic. Using 61.44MHz clock XC7A</w:t>
@@ -10882,15 +10668,7 @@
     </w:p>
     <w:p>
       <w:r>
-        <w:t xml:space="preserve">There are settings to be made in </w:t>
-      </w:r>
-      <w:proofErr w:type="spellStart"/>
-      <w:r>
-        <w:t>Vivado</w:t>
-      </w:r>
-      <w:proofErr w:type="spellEnd"/>
-      <w:r>
-        <w:t xml:space="preserve"> to specify config details into the bitstream. This will cover selecting the x4 data width and switching to the EMCCLK pin with a correct division ratio. See XAPP586.</w:t>
+        <w:t>There are settings to be made in Vivado to specify config details into the bitstream. This will cover selecting the x4 data width and switching to the EMCCLK pin with a correct division ratio. See XAPP586.</w:t>
       </w:r>
     </w:p>
     <w:p>
@@ -10903,26 +10681,10 @@
     </w:p>
     <w:p>
       <w:r>
-        <w:t xml:space="preserve">After </w:t>
-      </w:r>
-      <w:proofErr w:type="spellStart"/>
-      <w:r>
-        <w:t>Vivado’s</w:t>
-      </w:r>
-      <w:proofErr w:type="spellEnd"/>
-      <w:r>
-        <w:t xml:space="preserve"> ”generate bitstream” command, it is necessary to run a further step to create a file ready to be written into the prom: “Tools &gt; Generate Memory Configuration File”. The options for this should look something like the screenshot below. The memory part</w:t>
-      </w:r>
-      <w:r>
-        <w:t xml:space="preserve"> should be as shown; SPIx4 is important; and the newly generated bit file (normally found in folder &lt;</w:t>
-      </w:r>
-      <w:proofErr w:type="spellStart"/>
-      <w:r>
-        <w:t>projectname</w:t>
-      </w:r>
-      <w:proofErr w:type="spellEnd"/>
-      <w:r>
-        <w:t>&gt;.runs\impl_1) should be selected.</w:t>
+        <w:t>After Vivado’s ”generate bitstream” command, it is necessary to run a further step to create a file ready to be written into the prom: “Tools &gt; Generate Memory Configuration File”. The options for this should look something like the screenshot below. The memory part</w:t>
+      </w:r>
+      <w:r>
+        <w:t xml:space="preserve"> should be as shown; SPIx4 is important; and the newly generated bit file (normally found in folder &lt;projectname&gt;.runs\impl_1) should be selected.</w:t>
       </w:r>
     </w:p>
     <w:p>
@@ -10987,15 +10749,7 @@
         </w:r>
       </w:fldSimple>
       <w:r>
-        <w:t xml:space="preserve">: </w:t>
-      </w:r>
-      <w:proofErr w:type="spellStart"/>
-      <w:r>
-        <w:t>Vivado</w:t>
-      </w:r>
-      <w:proofErr w:type="spellEnd"/>
-      <w:r>
-        <w:t xml:space="preserve"> Settings to Generate PROM File</w:t>
+        <w:t>: Vivado Settings to Generate PROM File</w:t>
       </w:r>
     </w:p>
     <w:p>
@@ -11008,15 +10762,7 @@
     </w:p>
     <w:p>
       <w:r>
-        <w:t xml:space="preserve">I have created a simple </w:t>
-      </w:r>
-      <w:proofErr w:type="spellStart"/>
-      <w:r>
-        <w:t>linux</w:t>
-      </w:r>
-      <w:proofErr w:type="spellEnd"/>
-      <w:r>
-        <w:t xml:space="preserve"> GUI app</w:t>
+        <w:t>I have created a simple linux GUI app</w:t>
       </w:r>
       <w:r>
         <w:t xml:space="preserve"> (</w:t>
@@ -11123,15 +10869,7 @@
         <w:t xml:space="preserve">There is also </w:t>
       </w:r>
       <w:r>
-        <w:t xml:space="preserve">a command line </w:t>
-      </w:r>
-      <w:proofErr w:type="spellStart"/>
-      <w:r>
-        <w:t>linux</w:t>
-      </w:r>
-      <w:proofErr w:type="spellEnd"/>
-      <w:r>
-        <w:t xml:space="preserve"> application that writes the config prom. Typical usage:</w:t>
+        <w:t>a command line linux application that writes the config prom. Typical usage:</w:t>
       </w:r>
     </w:p>
     <w:p>
@@ -11141,42 +10879,16 @@
       <w:r>
         <w:t>cd ~/software/</w:t>
       </w:r>
-      <w:proofErr w:type="spellStart"/>
       <w:r>
         <w:t>saturn</w:t>
       </w:r>
-      <w:proofErr w:type="spellEnd"/>
     </w:p>
     <w:p>
       <w:pPr>
         <w:spacing w:after="120" w:line="240" w:lineRule="auto"/>
       </w:pPr>
       <w:r>
-        <w:t>./</w:t>
-      </w:r>
-      <w:proofErr w:type="spellStart"/>
-      <w:r>
-        <w:t>spi</w:t>
-      </w:r>
-      <w:proofErr w:type="spellEnd"/>
-      <w:r>
-        <w:t>-loader/build/</w:t>
-      </w:r>
-      <w:proofErr w:type="spellStart"/>
-      <w:r>
-        <w:t>spi</w:t>
-      </w:r>
-      <w:proofErr w:type="spellEnd"/>
-      <w:r>
-        <w:t xml:space="preserve">-loader -a 0 -f </w:t>
-      </w:r>
-      <w:proofErr w:type="spellStart"/>
-      <w:r>
-        <w:t>prom.bin</w:t>
-      </w:r>
-      <w:proofErr w:type="spellEnd"/>
-      <w:r>
-        <w:t xml:space="preserve"> -v</w:t>
+        <w:t>./spi-loader/build/spi-loader -a 0 -f prom.bin -v</w:t>
       </w:r>
     </w:p>
     <w:p>
@@ -11229,15 +10941,7 @@
         </w:numPr>
       </w:pPr>
       <w:r>
-        <w:t>The config PROM writer and any application code (</w:t>
-      </w:r>
-      <w:proofErr w:type="spellStart"/>
-      <w:r>
-        <w:t>eg</w:t>
-      </w:r>
-      <w:proofErr w:type="spellEnd"/>
-      <w:r>
-        <w:t xml:space="preserve"> p2app) will report to the user if the fallback configuration is in use;</w:t>
+        <w:t>The config PROM writer and any application code (eg p2app) will report to the user if the fallback configuration is in use;</w:t>
       </w:r>
     </w:p>
     <w:p>
@@ -11249,15 +10953,7 @@
         </w:numPr>
       </w:pPr>
       <w:r>
-        <w:t xml:space="preserve">There will be one Saturn “fallback” PROM file </w:t>
-      </w:r>
-      <w:proofErr w:type="spellStart"/>
-      <w:r>
-        <w:t>SaturnGolden.bin</w:t>
-      </w:r>
-      <w:proofErr w:type="spellEnd"/>
-      <w:r>
-        <w:t>;</w:t>
+        <w:t>There will be one Saturn “fallback” PROM file SaturnGolden.bin;</w:t>
       </w:r>
     </w:p>
     <w:p>
@@ -11431,147 +11127,43 @@
             <w:tcW w:w="9209" w:type="dxa"/>
           </w:tcPr>
           <w:p>
-            <w:proofErr w:type="spellStart"/>
-            <w:r>
-              <w:t>set_property</w:t>
-            </w:r>
-            <w:proofErr w:type="spellEnd"/>
-            <w:r>
-              <w:t xml:space="preserve"> CONFIG_VOLTAGE 3.3 [</w:t>
-            </w:r>
-            <w:proofErr w:type="spellStart"/>
-            <w:r>
-              <w:t>current_design</w:t>
-            </w:r>
-            <w:proofErr w:type="spellEnd"/>
-            <w:r>
-              <w:t>]</w:t>
-            </w:r>
-          </w:p>
-          <w:p>
-            <w:proofErr w:type="spellStart"/>
-            <w:r>
-              <w:t>set_property</w:t>
-            </w:r>
-            <w:proofErr w:type="spellEnd"/>
-            <w:r>
-              <w:t xml:space="preserve"> CFGBVS VCCO [</w:t>
-            </w:r>
-            <w:proofErr w:type="spellStart"/>
-            <w:r>
-              <w:t>current_design</w:t>
-            </w:r>
-            <w:proofErr w:type="spellEnd"/>
-            <w:r>
-              <w:t>]</w:t>
-            </w:r>
-          </w:p>
-          <w:p>
-            <w:proofErr w:type="spellStart"/>
-            <w:r>
-              <w:t>set_property</w:t>
-            </w:r>
-            <w:proofErr w:type="spellEnd"/>
-            <w:r>
-              <w:t xml:space="preserve"> BITSTREAM.CONFIG.EXTMASTERCCLK_EN Div-2 [</w:t>
-            </w:r>
-            <w:proofErr w:type="spellStart"/>
-            <w:r>
-              <w:t>current_design</w:t>
-            </w:r>
-            <w:proofErr w:type="spellEnd"/>
-            <w:r>
-              <w:t>]</w:t>
-            </w:r>
-          </w:p>
-          <w:p>
-            <w:proofErr w:type="spellStart"/>
-            <w:r>
-              <w:t>set_property</w:t>
-            </w:r>
-            <w:proofErr w:type="spellEnd"/>
-            <w:r>
-              <w:t xml:space="preserve"> BITSTREAM.CONFIG.SPI_BUSWIDTH 4 [</w:t>
-            </w:r>
-            <w:proofErr w:type="spellStart"/>
-            <w:r>
-              <w:t>current_design</w:t>
-            </w:r>
-            <w:proofErr w:type="spellEnd"/>
-            <w:r>
-              <w:t>]</w:t>
-            </w:r>
-          </w:p>
-          <w:p>
-            <w:proofErr w:type="spellStart"/>
-            <w:r>
-              <w:t>set_property</w:t>
-            </w:r>
-            <w:proofErr w:type="spellEnd"/>
-            <w:r>
-              <w:t xml:space="preserve"> CONFIG_MODE SPIx4 [</w:t>
-            </w:r>
-            <w:proofErr w:type="spellStart"/>
-            <w:r>
-              <w:t>current_design</w:t>
-            </w:r>
-            <w:proofErr w:type="spellEnd"/>
-            <w:r>
-              <w:t>]</w:t>
-            </w:r>
-          </w:p>
-          <w:p>
-            <w:proofErr w:type="spellStart"/>
-            <w:r>
-              <w:t>set_property</w:t>
-            </w:r>
-            <w:proofErr w:type="spellEnd"/>
-            <w:r>
-              <w:t xml:space="preserve"> BITSTREAM.CONFIG.SPI_FALL_EDGE YES [</w:t>
-            </w:r>
-            <w:proofErr w:type="spellStart"/>
-            <w:r>
-              <w:t>current_design</w:t>
-            </w:r>
-            <w:proofErr w:type="spellEnd"/>
-            <w:r>
-              <w:t>]</w:t>
-            </w:r>
-          </w:p>
-          <w:p>
-            <w:proofErr w:type="spellStart"/>
-            <w:r>
-              <w:t>set_property</w:t>
-            </w:r>
-            <w:proofErr w:type="spellEnd"/>
-            <w:r>
-              <w:t xml:space="preserve"> BITSTREAM.CONFIG.CONFIGFALLBACK ENABLE [</w:t>
-            </w:r>
-            <w:proofErr w:type="spellStart"/>
-            <w:r>
-              <w:t>current_design</w:t>
-            </w:r>
-            <w:proofErr w:type="spellEnd"/>
-            <w:r>
-              <w:t>]</w:t>
-            </w:r>
-          </w:p>
-          <w:p>
-            <w:proofErr w:type="spellStart"/>
-            <w:r>
-              <w:t>set_property</w:t>
-            </w:r>
-            <w:proofErr w:type="spellEnd"/>
-            <w:r>
-              <w:t xml:space="preserve"> BITSTREAM.CONFIG.SPI_32BIT_ADDR YES [</w:t>
-            </w:r>
-            <w:proofErr w:type="spellStart"/>
-            <w:r>
-              <w:t>current_design</w:t>
-            </w:r>
-            <w:proofErr w:type="spellEnd"/>
-            <w:r>
-              <w:t>]</w:t>
+            <w:r>
+              <w:t>set_property CONFIG_VOLTAGE 3.3 [current_design]</w:t>
+            </w:r>
+          </w:p>
+          <w:p>
+            <w:r>
+              <w:t>set_property CFGBVS VCCO [current_design]</w:t>
+            </w:r>
+          </w:p>
+          <w:p>
+            <w:r>
+              <w:t>set_property BITSTREAM.CONFIG.EXTMASTERCCLK_EN Div-2 [current_design]</w:t>
+            </w:r>
+          </w:p>
+          <w:p>
+            <w:r>
+              <w:t>set_property BITSTREAM.CONFIG.SPI_BUSWIDTH 4 [current_design]</w:t>
+            </w:r>
+          </w:p>
+          <w:p>
+            <w:r>
+              <w:t>set_property CONFIG_MODE SPIx4 [current_design]</w:t>
+            </w:r>
+          </w:p>
+          <w:p>
+            <w:r>
+              <w:t>set_property BITSTREAM.CONFIG.SPI_FALL_EDGE YES [current_design]</w:t>
+            </w:r>
+          </w:p>
+          <w:p>
+            <w:r>
+              <w:t>set_property BITSTREAM.CONFIG.CONFIGFALLBACK ENABLE [current_design]</w:t>
+            </w:r>
+          </w:p>
+          <w:p>
+            <w:r>
+              <w:t>set_property BITSTREAM.CONFIG.SPI_32BIT_ADDR YES [current_design]</w:t>
             </w:r>
             <w:r>
               <w:br/>
@@ -11602,151 +11194,55 @@
             <w:tcW w:w="9209" w:type="dxa"/>
           </w:tcPr>
           <w:p>
-            <w:proofErr w:type="spellStart"/>
-            <w:r>
-              <w:t>set_property</w:t>
-            </w:r>
-            <w:proofErr w:type="spellEnd"/>
-            <w:r>
-              <w:t xml:space="preserve"> CONFIG_VOLTAGE 3.3 [</w:t>
-            </w:r>
-            <w:proofErr w:type="spellStart"/>
-            <w:r>
-              <w:t>current_design</w:t>
-            </w:r>
-            <w:proofErr w:type="spellEnd"/>
-            <w:r>
-              <w:t>]</w:t>
-            </w:r>
-          </w:p>
-          <w:p>
-            <w:proofErr w:type="spellStart"/>
-            <w:r>
-              <w:t>set_property</w:t>
-            </w:r>
-            <w:proofErr w:type="spellEnd"/>
-            <w:r>
-              <w:t xml:space="preserve"> CFGBVS VCCO [</w:t>
-            </w:r>
-            <w:proofErr w:type="spellStart"/>
-            <w:r>
-              <w:t>current_design</w:t>
-            </w:r>
-            <w:proofErr w:type="spellEnd"/>
-            <w:r>
-              <w:t>]</w:t>
-            </w:r>
-          </w:p>
-          <w:p>
-            <w:proofErr w:type="spellStart"/>
-            <w:r>
-              <w:t>set_property</w:t>
-            </w:r>
-            <w:proofErr w:type="spellEnd"/>
-            <w:r>
-              <w:t xml:space="preserve"> BITSTREAM.CONFIG.EXTMASTERCCLK_EN Div-2 [</w:t>
-            </w:r>
-            <w:proofErr w:type="spellStart"/>
-            <w:r>
-              <w:t>current_design</w:t>
-            </w:r>
-            <w:proofErr w:type="spellEnd"/>
-            <w:r>
-              <w:t>]</w:t>
-            </w:r>
-          </w:p>
-          <w:p>
-            <w:proofErr w:type="spellStart"/>
-            <w:r>
-              <w:t>set_property</w:t>
-            </w:r>
-            <w:proofErr w:type="spellEnd"/>
-            <w:r>
-              <w:t xml:space="preserve"> BITSTREAM.CONFIG.SPI_BUSWIDTH </w:t>
+            <w:r>
+              <w:t>set_property CONFIG_VOLTAGE 3.3 [current_design]</w:t>
+            </w:r>
+          </w:p>
+          <w:p>
+            <w:r>
+              <w:t>set_property CFGBVS VCCO [current_design]</w:t>
+            </w:r>
+          </w:p>
+          <w:p>
+            <w:r>
+              <w:t>set_property BITSTREAM.CONFIG.EXTMASTERCCLK_EN Div-2 [current_design]</w:t>
+            </w:r>
+          </w:p>
+          <w:p>
+            <w:r>
+              <w:t xml:space="preserve">set_property BITSTREAM.CONFIG.SPI_BUSWIDTH </w:t>
             </w:r>
             <w:r>
               <w:t>1</w:t>
             </w:r>
             <w:r>
-              <w:t xml:space="preserve"> [</w:t>
-            </w:r>
-            <w:proofErr w:type="spellStart"/>
-            <w:r>
-              <w:t>current_design</w:t>
-            </w:r>
-            <w:proofErr w:type="spellEnd"/>
-            <w:r>
-              <w:t>]</w:t>
-            </w:r>
-          </w:p>
-          <w:p>
-            <w:proofErr w:type="spellStart"/>
-            <w:r>
-              <w:t>set_property</w:t>
-            </w:r>
-            <w:proofErr w:type="spellEnd"/>
-            <w:r>
-              <w:t xml:space="preserve"> CONFIG_MODE SPIx</w:t>
+              <w:t xml:space="preserve"> [current_design]</w:t>
+            </w:r>
+          </w:p>
+          <w:p>
+            <w:r>
+              <w:t>set_property CONFIG_MODE SPIx</w:t>
             </w:r>
             <w:r>
               <w:t>1</w:t>
             </w:r>
             <w:r>
-              <w:t xml:space="preserve"> [</w:t>
-            </w:r>
-            <w:proofErr w:type="spellStart"/>
-            <w:r>
-              <w:t>current_design</w:t>
-            </w:r>
-            <w:proofErr w:type="spellEnd"/>
-            <w:r>
-              <w:t>]</w:t>
-            </w:r>
-          </w:p>
-          <w:p>
-            <w:proofErr w:type="spellStart"/>
-            <w:r>
-              <w:t>set_property</w:t>
-            </w:r>
-            <w:proofErr w:type="spellEnd"/>
-            <w:r>
-              <w:t xml:space="preserve"> BITSTREAM.CONFIG.SPI_FALL_EDGE YES [</w:t>
-            </w:r>
-            <w:proofErr w:type="spellStart"/>
-            <w:r>
-              <w:t>current_design</w:t>
-            </w:r>
-            <w:proofErr w:type="spellEnd"/>
-            <w:r>
-              <w:t>]</w:t>
-            </w:r>
-          </w:p>
-          <w:p>
-            <w:proofErr w:type="spellStart"/>
-            <w:r>
-              <w:t>set_property</w:t>
-            </w:r>
-            <w:proofErr w:type="spellEnd"/>
-            <w:r>
-              <w:t xml:space="preserve"> BITSTREAM.CONFIG.CONFIGFALLBACK ENABLE [</w:t>
-            </w:r>
-            <w:proofErr w:type="spellStart"/>
-            <w:r>
-              <w:t>current_design</w:t>
-            </w:r>
-            <w:proofErr w:type="spellEnd"/>
-            <w:r>
-              <w:t>]</w:t>
-            </w:r>
-          </w:p>
-          <w:p>
-            <w:proofErr w:type="spellStart"/>
-            <w:r>
-              <w:t>set_property</w:t>
-            </w:r>
-            <w:proofErr w:type="spellEnd"/>
-            <w:r>
-              <w:t xml:space="preserve"> BITSTREAM.CONFIG.NEXT_CONFIG_ADDR </w:t>
+              <w:t xml:space="preserve"> [current_design]</w:t>
+            </w:r>
+          </w:p>
+          <w:p>
+            <w:r>
+              <w:t>set_property BITSTREAM.CONFIG.SPI_FALL_EDGE YES [current_design]</w:t>
+            </w:r>
+          </w:p>
+          <w:p>
+            <w:r>
+              <w:t>set_property BITSTREAM.CONFIG.CONFIGFALLBACK ENABLE [current_design]</w:t>
+            </w:r>
+          </w:p>
+          <w:p>
+            <w:r>
+              <w:t xml:space="preserve">set_property BITSTREAM.CONFIG.NEXT_CONFIG_ADDR </w:t>
             </w:r>
             <w:r>
               <w:t>0x0</w:t>
@@ -11755,33 +11251,12 @@
               <w:t>97FC00</w:t>
             </w:r>
             <w:r>
-              <w:t xml:space="preserve"> [</w:t>
-            </w:r>
-            <w:proofErr w:type="spellStart"/>
-            <w:r>
-              <w:t>current_design</w:t>
-            </w:r>
-            <w:proofErr w:type="spellEnd"/>
-            <w:r>
-              <w:t>]</w:t>
-            </w:r>
-          </w:p>
-          <w:p>
-            <w:proofErr w:type="spellStart"/>
-            <w:r>
-              <w:t>set_property</w:t>
-            </w:r>
-            <w:proofErr w:type="spellEnd"/>
-            <w:r>
-              <w:t xml:space="preserve"> BITSTREAM.CONFIG.SPI_32BIT_ADDR YES [</w:t>
-            </w:r>
-            <w:proofErr w:type="spellStart"/>
-            <w:r>
-              <w:t>current_design</w:t>
-            </w:r>
-            <w:proofErr w:type="spellEnd"/>
-            <w:r>
-              <w:t>]</w:t>
+              <w:t xml:space="preserve"> [current_design]</w:t>
+            </w:r>
+          </w:p>
+          <w:p>
+            <w:r>
+              <w:t>set_property BITSTREAM.CONFIG.SPI_32BIT_ADDR YES [current_design]</w:t>
             </w:r>
             <w:r>
               <w:br/>
@@ -11818,186 +11293,114 @@
           </w:tcPr>
           <w:p>
             <w:r>
-              <w:t xml:space="preserve">the </w:t>
-            </w:r>
-            <w:proofErr w:type="spellStart"/>
+              <w:t>the multiboot_address_table.tcl script is hard to run, but it works out the required settings. Open a vivado console by getting a command window, then</w:t>
+            </w:r>
+          </w:p>
+          <w:p/>
+          <w:p>
+            <w:r>
+              <w:t>cd c:\xilinx\vivado\2021.2\bin</w:t>
+            </w:r>
+          </w:p>
+          <w:p>
+            <w:r>
+              <w:t>vivado -mode tcl</w:t>
+            </w:r>
+          </w:p>
+          <w:p>
+            <w:r>
+              <w:t>cd c:/xilinxdesigns/Saturn/FPGA/multiboot_address_table</w:t>
+            </w:r>
+          </w:p>
+          <w:p>
+            <w:r>
+              <w:t xml:space="preserve">source </w:t>
+            </w:r>
             <w:r>
               <w:t>multiboot_address_table.tcl</w:t>
             </w:r>
-            <w:proofErr w:type="spellEnd"/>
-            <w:r>
-              <w:t xml:space="preserve"> script is hard to run, but it works out the required settings. Open a </w:t>
-            </w:r>
-            <w:proofErr w:type="spellStart"/>
-            <w:r>
-              <w:t>vivado</w:t>
-            </w:r>
-            <w:proofErr w:type="spellEnd"/>
-            <w:r>
-              <w:t xml:space="preserve"> console by getting a command window, then</w:t>
-            </w:r>
           </w:p>
           <w:p/>
           <w:p>
             <w:r>
-              <w:t>cd c:\xilinx\vivado\2021.2\bin</w:t>
-            </w:r>
-          </w:p>
-          <w:p>
-            <w:proofErr w:type="spellStart"/>
-            <w:r>
-              <w:t>vivado</w:t>
-            </w:r>
-            <w:proofErr w:type="spellEnd"/>
-            <w:r>
-              <w:t xml:space="preserve"> -mode </w:t>
-            </w:r>
-            <w:proofErr w:type="spellStart"/>
-            <w:r>
-              <w:t>tcl</w:t>
-            </w:r>
-            <w:proofErr w:type="spellEnd"/>
-          </w:p>
-          <w:p>
-            <w:r>
-              <w:t>cd c:/xilinxdesigns/Saturn/FPGA/multiboot_address_table</w:t>
-            </w:r>
-          </w:p>
-          <w:p>
-            <w:r>
-              <w:t xml:space="preserve">source </w:t>
-            </w:r>
-            <w:proofErr w:type="spellStart"/>
-            <w:r>
-              <w:t>multiboot_address_table.tcl</w:t>
-            </w:r>
-            <w:proofErr w:type="spellEnd"/>
+              <w:t>(That runs the script in interactive mode). for Saturn, enter:</w:t>
+            </w:r>
           </w:p>
           <w:p/>
           <w:p>
             <w:r>
-              <w:t>(That runs the script in interactive mode). for Saturn, enter:</w:t>
+              <w:t>spi</w:t>
+            </w:r>
+          </w:p>
+          <w:p>
+            <w:r>
+              <w:t>4</w:t>
+            </w:r>
+          </w:p>
+          <w:p>
+            <w:r>
+              <w:t>61</w:t>
+            </w:r>
+          </w:p>
+          <w:p>
+            <w:r>
+              <w:t>256</w:t>
+            </w:r>
+          </w:p>
+          <w:p>
+            <w:r>
+              <w:t>9730652</w:t>
             </w:r>
           </w:p>
           <w:p/>
           <w:p>
-            <w:proofErr w:type="spellStart"/>
-            <w:r>
-              <w:t>spi</w:t>
-            </w:r>
-            <w:proofErr w:type="spellEnd"/>
-          </w:p>
-          <w:p>
-            <w:r>
-              <w:t>4</w:t>
-            </w:r>
-          </w:p>
-          <w:p>
-            <w:r>
-              <w:t>61</w:t>
-            </w:r>
-          </w:p>
-          <w:p>
-            <w:r>
-              <w:t>256</w:t>
-            </w:r>
-          </w:p>
-          <w:p>
-            <w:r>
-              <w:t>9730652</w:t>
+            <w:r>
+              <w:t>the results give load addresses:</w:t>
+            </w:r>
+          </w:p>
+          <w:p>
+            <w:r>
+              <w:t>0x00000000    golden image</w:t>
+            </w:r>
+          </w:p>
+          <w:p>
+            <w:r>
+              <w:t>0x0097FC00    timer 1</w:t>
+            </w:r>
+          </w:p>
+          <w:p>
+            <w:r>
+              <w:t>0x00980000    multiboot image</w:t>
+            </w:r>
+          </w:p>
+          <w:p>
+            <w:r>
+              <w:t>0x01300000    timer 2</w:t>
+            </w:r>
+          </w:p>
+          <w:p>
+            <w:r>
+              <w:t>The images should NOT be compressed, or the script will have to be run again</w:t>
             </w:r>
           </w:p>
           <w:p/>
           <w:p>
             <w:r>
-              <w:t>the results give load addresses:</w:t>
-            </w:r>
-          </w:p>
-          <w:p>
-            <w:r>
-              <w:t>0x00000000    golden image</w:t>
-            </w:r>
-          </w:p>
-          <w:p>
-            <w:r>
-              <w:t>0x0097FC00    timer 1</w:t>
-            </w:r>
-          </w:p>
-          <w:p>
-            <w:r>
-              <w:t>0x00980000    multiboot image</w:t>
-            </w:r>
-          </w:p>
-          <w:p>
-            <w:r>
-              <w:t>0x01300000    timer 2</w:t>
-            </w:r>
-          </w:p>
-          <w:p>
-            <w:r>
-              <w:t>The images should NOT be compressed, or the script will have to be run again</w:t>
+              <w:t>Having made those images, copy the .BIT files into the folder and issue command:</w:t>
             </w:r>
           </w:p>
           <w:p/>
           <w:p>
             <w:r>
-              <w:t>Having made those images, copy the .BIT files into the folder and issue command:</w:t>
-            </w:r>
-          </w:p>
-          <w:p/>
-          <w:p>
-            <w:proofErr w:type="spellStart"/>
-            <w:r>
               <w:lastRenderedPageBreak/>
-              <w:t>write_cfgmem</w:t>
-            </w:r>
-            <w:proofErr w:type="spellEnd"/>
-            <w:r>
-              <w:t xml:space="preserve"> -format </w:t>
+              <w:t xml:space="preserve">write_cfgmem -format </w:t>
             </w:r>
             <w:r>
               <w:t>bin</w:t>
             </w:r>
             <w:r>
-              <w:t xml:space="preserve"> -size 32 -interface SPIx1 -</w:t>
-            </w:r>
-            <w:proofErr w:type="spellStart"/>
-            <w:r>
-              <w:t>loadbit</w:t>
-            </w:r>
-            <w:proofErr w:type="spellEnd"/>
-            <w:r>
-              <w:t xml:space="preserve"> "up 0x00000000 </w:t>
-            </w:r>
-            <w:proofErr w:type="spellStart"/>
-            <w:r>
-              <w:t>saturn_top_wrapper_golden.bit</w:t>
-            </w:r>
-            <w:proofErr w:type="spellEnd"/>
-            <w:r>
-              <w:t xml:space="preserve"> up 0x00980000 </w:t>
-            </w:r>
-            <w:proofErr w:type="spellStart"/>
-            <w:r>
-              <w:t>saturn_top_wrapper.bit</w:t>
-            </w:r>
-            <w:proofErr w:type="spellEnd"/>
-            <w:r>
-              <w:t>" -</w:t>
-            </w:r>
-            <w:proofErr w:type="spellStart"/>
-            <w:r>
-              <w:t>loaddata</w:t>
-            </w:r>
-            <w:proofErr w:type="spellEnd"/>
-            <w:r>
-              <w:t xml:space="preserve"> "up 0x0097FC00 timer1.bin  up 0x01300000 timer2.bin" </w:t>
-            </w:r>
-            <w:proofErr w:type="spellStart"/>
-            <w:r>
-              <w:t>saturngolden.bin</w:t>
-            </w:r>
-            <w:proofErr w:type="spellEnd"/>
+              <w:t xml:space="preserve"> -size 32 -interface SPIx1 -loadbit "up 0x00000000 saturn_top_wrapper_golden.bit up 0x00980000 saturn_top_wrapper.bit" -loaddata "up 0x0097FC00 timer1.bin  up 0x01300000 timer2.bin" saturngolden.bin</w:t>
+            </w:r>
             <w:r>
               <w:t xml:space="preserve"> -force</w:t>
             </w:r>
@@ -12015,15 +11418,7 @@
           </w:p>
           <w:p>
             <w:r>
-              <w:t xml:space="preserve">#CONFIG_MODE SPIx4 is for </w:t>
-            </w:r>
-            <w:proofErr w:type="spellStart"/>
-            <w:r>
-              <w:t>Vivado</w:t>
-            </w:r>
-            <w:proofErr w:type="spellEnd"/>
-            <w:r>
-              <w:t xml:space="preserve"> tool to check DRC, but doesn’t set the rate itself.</w:t>
+              <w:t>#CONFIG_MODE SPIx4 is for Vivado tool to check DRC, but doesn’t set the rate itself.</w:t>
             </w:r>
           </w:p>
           <w:p>
@@ -12102,11 +11497,9 @@
             <w:pPr>
               <w:keepNext/>
             </w:pPr>
-            <w:proofErr w:type="spellStart"/>
             <w:r>
               <w:t>PCIe_nRST</w:t>
             </w:r>
-            <w:proofErr w:type="spellEnd"/>
           </w:p>
         </w:tc>
         <w:tc>
@@ -12172,7 +11565,6 @@
             <w:pPr>
               <w:keepNext/>
             </w:pPr>
-            <w:proofErr w:type="spellStart"/>
             <w:r>
               <w:t>PCI</w:t>
             </w:r>
@@ -12180,18 +11572,13 @@
               <w:t>e</w:t>
             </w:r>
             <w:r>
-              <w:t>_CLK_P</w:t>
-            </w:r>
-            <w:proofErr w:type="spellEnd"/>
-            <w:r>
-              <w:t>,</w:t>
-            </w:r>
-          </w:p>
-          <w:p>
-            <w:pPr>
-              <w:keepNext/>
-            </w:pPr>
-            <w:proofErr w:type="spellStart"/>
+              <w:t>_CLK_P,</w:t>
+            </w:r>
+          </w:p>
+          <w:p>
+            <w:pPr>
+              <w:keepNext/>
+            </w:pPr>
             <w:r>
               <w:t>PCI</w:t>
             </w:r>
@@ -12201,7 +11588,6 @@
             <w:r>
               <w:t>_CLK_N</w:t>
             </w:r>
-            <w:proofErr w:type="spellEnd"/>
           </w:p>
         </w:tc>
         <w:tc>
@@ -12242,7 +11628,6 @@
             <w:pPr>
               <w:keepNext/>
             </w:pPr>
-            <w:proofErr w:type="spellStart"/>
             <w:r>
               <w:t>PCI</w:t>
             </w:r>
@@ -12250,18 +11635,13 @@
               <w:t>e</w:t>
             </w:r>
             <w:r>
-              <w:t>_TX_P</w:t>
-            </w:r>
-            <w:proofErr w:type="spellEnd"/>
-            <w:r>
-              <w:t>,</w:t>
-            </w:r>
-          </w:p>
-          <w:p>
-            <w:pPr>
-              <w:keepNext/>
-            </w:pPr>
-            <w:proofErr w:type="spellStart"/>
+              <w:t>_TX_P,</w:t>
+            </w:r>
+          </w:p>
+          <w:p>
+            <w:pPr>
+              <w:keepNext/>
+            </w:pPr>
             <w:r>
               <w:t>PCI</w:t>
             </w:r>
@@ -12271,7 +11651,6 @@
             <w:r>
               <w:t>_TX_N</w:t>
             </w:r>
-            <w:proofErr w:type="spellEnd"/>
           </w:p>
         </w:tc>
         <w:tc>
@@ -12311,7 +11690,6 @@
             <w:pPr>
               <w:keepNext/>
             </w:pPr>
-            <w:proofErr w:type="spellStart"/>
             <w:r>
               <w:t>PCI</w:t>
             </w:r>
@@ -12319,18 +11697,13 @@
               <w:t>e</w:t>
             </w:r>
             <w:r>
-              <w:t>_RX_P</w:t>
-            </w:r>
-            <w:proofErr w:type="spellEnd"/>
-            <w:r>
-              <w:t>,</w:t>
-            </w:r>
-          </w:p>
-          <w:p>
-            <w:pPr>
-              <w:keepNext/>
-            </w:pPr>
-            <w:proofErr w:type="spellStart"/>
+              <w:t>_RX_P,</w:t>
+            </w:r>
+          </w:p>
+          <w:p>
+            <w:pPr>
+              <w:keepNext/>
+            </w:pPr>
             <w:r>
               <w:t>PCI</w:t>
             </w:r>
@@ -12340,7 +11713,6 @@
             <w:r>
               <w:t>_RX_N</w:t>
             </w:r>
-            <w:proofErr w:type="spellEnd"/>
           </w:p>
         </w:tc>
         <w:tc>
@@ -12557,11 +11929,9 @@
       </w:r>
     </w:p>
     <w:p>
-      <w:proofErr w:type="spellStart"/>
       <w:r>
         <w:t>PCIe_CLK_nREQ</w:t>
       </w:r>
-      <w:proofErr w:type="spellEnd"/>
       <w:r>
         <w:t xml:space="preserve">: PCI express “clock request” to processor. 3.3V level. </w:t>
       </w:r>
@@ -12573,11 +11943,9 @@
       </w:r>
     </w:p>
     <w:p>
-      <w:proofErr w:type="spellStart"/>
       <w:r>
         <w:t>PCIe_nRST</w:t>
       </w:r>
-      <w:proofErr w:type="spellEnd"/>
       <w:r>
         <w:t>: active low PCI express reset from processor. Treat as a CMOS 3.3V level input.</w:t>
       </w:r>
@@ -14057,26 +13425,13 @@
         </w:numPr>
       </w:pPr>
       <w:r>
-        <w:t>With the Raspberry pi running an SDR application (</w:t>
-      </w:r>
-      <w:proofErr w:type="spellStart"/>
-      <w:r>
-        <w:t>eg</w:t>
-      </w:r>
-      <w:proofErr w:type="spellEnd"/>
-      <w:r>
-        <w:t xml:space="preserve"> </w:t>
-      </w:r>
-      <w:proofErr w:type="spellStart"/>
+        <w:t xml:space="preserve">With the Raspberry pi running an SDR application (eg </w:t>
+      </w:r>
       <w:r>
         <w:t>p</w:t>
       </w:r>
       <w:r>
-        <w:t>ihpsdr</w:t>
-      </w:r>
-      <w:proofErr w:type="spellEnd"/>
-      <w:r>
-        <w:t xml:space="preserve">). </w:t>
+        <w:t xml:space="preserve">ihpsdr). </w:t>
       </w:r>
       <w:r>
         <w:t>The C program will need to perform the DSP and UI functions as well as data transfer.</w:t>
@@ -14494,13 +13849,8 @@
         </w:numPr>
       </w:pPr>
       <w:r>
-        <w:t xml:space="preserve">Accept 10MHz ref signal from local </w:t>
-      </w:r>
-      <w:proofErr w:type="spellStart"/>
-      <w:r>
-        <w:t>xtal</w:t>
-      </w:r>
-      <w:proofErr w:type="spellEnd"/>
+        <w:t>Accept 10MHz ref signal from local xtal</w:t>
+      </w:r>
       <w:r>
         <w:t xml:space="preserve"> or </w:t>
       </w:r>
@@ -14611,15 +13961,7 @@
         </w:numPr>
       </w:pPr>
       <w:r>
-        <w:t xml:space="preserve">Accept 48 </w:t>
-      </w:r>
-      <w:proofErr w:type="spellStart"/>
-      <w:r>
-        <w:t>KHz</w:t>
-      </w:r>
-      <w:proofErr w:type="spellEnd"/>
-      <w:r>
-        <w:t xml:space="preserve"> mic </w:t>
+        <w:t xml:space="preserve">Accept 48 KHz mic </w:t>
       </w:r>
       <w:r>
         <w:t xml:space="preserve">scalar </w:t>
@@ -14939,7 +14281,7 @@
           <v:shape id="_x0000_i1027" type="#_x0000_t75" style="width:219.45pt;height:144.6pt" o:ole="">
             <v:imagedata r:id="rId23" o:title=""/>
           </v:shape>
-          <o:OLEObject Type="Embed" ProgID="Excel.Sheet.12" ShapeID="_x0000_i1027" DrawAspect="Content" ObjectID="_1833992220" r:id="rId24"/>
+          <o:OLEObject Type="Embed" ProgID="Excel.Sheet.12" ShapeID="_x0000_i1027" DrawAspect="Content" ObjectID="_1834340547" r:id="rId24"/>
         </w:object>
       </w:r>
     </w:p>
@@ -14965,7 +14307,7 @@
           <v:shape id="_x0000_i1028" type="#_x0000_t75" style="width:437.2pt;height:160.7pt" o:ole="">
             <v:imagedata r:id="rId25" o:title=""/>
           </v:shape>
-          <o:OLEObject Type="Embed" ProgID="Excel.Sheet.12" ShapeID="_x0000_i1028" DrawAspect="Content" ObjectID="_1833992221" r:id="rId26"/>
+          <o:OLEObject Type="Embed" ProgID="Excel.Sheet.12" ShapeID="_x0000_i1028" DrawAspect="Content" ObjectID="_1834340548" r:id="rId26"/>
         </w:object>
       </w:r>
     </w:p>
@@ -15341,7 +14683,7 @@
           <v:shape id="_x0000_i1029" type="#_x0000_t75" style="width:440.65pt;height:463.1pt" o:ole="">
             <v:imagedata r:id="rId28" o:title=""/>
           </v:shape>
-          <o:OLEObject Type="Embed" ProgID="Excel.Sheet.12" ShapeID="_x0000_i1029" DrawAspect="Content" ObjectID="_1833992222" r:id="rId29"/>
+          <o:OLEObject Type="Embed" ProgID="Excel.Sheet.12" ShapeID="_x0000_i1029" DrawAspect="Content" ObjectID="_1834340549" r:id="rId29"/>
         </w:object>
       </w:r>
     </w:p>
@@ -15426,15 +14768,7 @@
         <w:t xml:space="preserve">TX has fewer choices. </w:t>
       </w:r>
       <w:r>
-        <w:t xml:space="preserve">It will implement a 24 bit </w:t>
-      </w:r>
-      <w:proofErr w:type="spellStart"/>
-      <w:r>
-        <w:t>datapath</w:t>
-      </w:r>
-      <w:proofErr w:type="spellEnd"/>
-      <w:r>
-        <w:t xml:space="preserve"> feeding a </w:t>
+        <w:t xml:space="preserve">It will implement a 24 bit datapath feeding a </w:t>
       </w:r>
       <w:r>
         <w:t xml:space="preserve">16 bit DAC; </w:t>
@@ -15501,7 +14835,7 @@
             <v:imagedata r:id="rId30" o:title=""/>
             <w10:wrap type="square" side="right"/>
           </v:shape>
-          <o:OLEObject Type="Embed" ProgID="Excel.Sheet.12" ShapeID="_x0000_s1038" DrawAspect="Content" ObjectID="_1833992230" r:id="rId31"/>
+          <o:OLEObject Type="Embed" ProgID="Excel.Sheet.12" ShapeID="_x0000_s1038" DrawAspect="Content" ObjectID="_1834340557" r:id="rId31"/>
         </w:object>
       </w:r>
       <w:r>
@@ -15600,15 +14934,7 @@
         <w:t>The DDC is the receiver building block; it outputs downconverted and decimated / filtered I/Q samples having processed an ADC input stream.</w:t>
       </w:r>
       <w:r>
-        <w:t xml:space="preserve"> The </w:t>
-      </w:r>
-      <w:proofErr w:type="spellStart"/>
-      <w:r>
-        <w:t>Vivado</w:t>
-      </w:r>
-      <w:proofErr w:type="spellEnd"/>
-      <w:r>
-        <w:t xml:space="preserve"> block design flowgraph is shown in </w:t>
+        <w:t xml:space="preserve"> The Vivado block design flowgraph is shown in </w:t>
       </w:r>
       <w:r>
         <w:fldChar w:fldCharType="begin"/>
@@ -15659,15 +14985,7 @@
         <w:t>. The first is unfortunately hard to read!</w:t>
       </w:r>
       <w:r>
-        <w:t xml:space="preserve"> The DSP is implemented entirely using Xilinx IP blocks provided as part of the </w:t>
-      </w:r>
-      <w:proofErr w:type="spellStart"/>
-      <w:r>
-        <w:t>Vivado</w:t>
-      </w:r>
-      <w:proofErr w:type="spellEnd"/>
-      <w:r>
-        <w:t xml:space="preserve"> package. Each IP core is customised according to user entered parameters.</w:t>
+        <w:t xml:space="preserve"> The DSP is implemented entirely using Xilinx IP blocks provided as part of the Vivado package. Each IP core is customised according to user entered parameters.</w:t>
       </w:r>
       <w:r>
         <w:t xml:space="preserve"> The DSP cores are marked in red in the first figure; the rest are infrastructure. </w:t>
@@ -15740,13 +15058,8 @@
       </w:fldSimple>
       <w:bookmarkEnd w:id="14"/>
       <w:r>
-        <w:t xml:space="preserve">: DDC Flowgraph in </w:t>
-      </w:r>
-      <w:proofErr w:type="spellStart"/>
-      <w:r>
-        <w:t>Vivado</w:t>
-      </w:r>
-      <w:proofErr w:type="spellEnd"/>
+        <w:t>: DDC Flowgraph in Vivado</w:t>
+      </w:r>
     </w:p>
     <w:p>
       <w:pPr>
@@ -15900,15 +15213,7 @@
         </w:numPr>
       </w:pPr>
       <w:r>
-        <w:t xml:space="preserve">The </w:t>
-      </w:r>
-      <w:proofErr w:type="spellStart"/>
-      <w:r>
-        <w:t>downconversion</w:t>
-      </w:r>
-      <w:proofErr w:type="spellEnd"/>
-      <w:r>
-        <w:t xml:space="preserve"> frequency is generated using a quadrature DDS</w:t>
+        <w:t>The downconversion frequency is generated using a quadrature DDS</w:t>
       </w:r>
       <w:r>
         <w:t>. I</w:t>
@@ -16197,15 +15502,7 @@
         <w:t xml:space="preserve">originally </w:t>
       </w:r>
       <w:r>
-        <w:t>generated using a web filter design site, and converted to .</w:t>
-      </w:r>
-      <w:proofErr w:type="spellStart"/>
-      <w:r>
-        <w:t>coe</w:t>
-      </w:r>
-      <w:proofErr w:type="spellEnd"/>
-      <w:r>
-        <w:t xml:space="preserve"> format using an excel spreadsheet. </w:t>
+        <w:t xml:space="preserve">generated using a web filter design site, and converted to .coe format using an excel spreadsheet. </w:t>
       </w:r>
       <w:r>
         <w:t>More recently Warren Pratt has designed a filter with CI</w:t>
@@ -16388,45 +15685,13 @@
         </w:numPr>
       </w:pPr>
       <w:r>
-        <w:t xml:space="preserve">DDCs are paired, for possible interleaving of their sample streams. When the DDCs are set to interleave, </w:t>
-      </w:r>
-      <w:proofErr w:type="spellStart"/>
-      <w:r>
-        <w:t>DDCn</w:t>
-      </w:r>
-      <w:proofErr w:type="spellEnd"/>
-      <w:r>
-        <w:t xml:space="preserve"> will fill its FIFO with alternate </w:t>
-      </w:r>
-      <w:proofErr w:type="spellStart"/>
-      <w:r>
-        <w:t>DDCn</w:t>
-      </w:r>
-      <w:proofErr w:type="spellEnd"/>
-      <w:r>
-        <w:t xml:space="preserve"> and DDCn+1 samples. The DDS</w:t>
+        <w:t>DDCs are paired, for possible interleaving of their sample streams. When the DDCs are set to interleave, DDCn will fill its FIFO with alternate DDCn and DDCn+1 samples. The DDS</w:t>
       </w:r>
       <w:r>
         <w:t xml:space="preserve"> I/Q output </w:t>
       </w:r>
       <w:r>
-        <w:t xml:space="preserve">for </w:t>
-      </w:r>
-      <w:proofErr w:type="spellStart"/>
-      <w:r>
-        <w:t>DDCn</w:t>
-      </w:r>
-      <w:proofErr w:type="spellEnd"/>
-      <w:r>
-        <w:t xml:space="preserve"> </w:t>
-      </w:r>
-      <w:proofErr w:type="spellStart"/>
-      <w:r>
-        <w:t>downconversion</w:t>
-      </w:r>
-      <w:proofErr w:type="spellEnd"/>
-      <w:r>
-        <w:t xml:space="preserve"> will be used for DDCn+1 too. </w:t>
+        <w:t xml:space="preserve">for DDCn downconversion will be used for DDCn+1 too. </w:t>
       </w:r>
     </w:p>
     <w:p>
@@ -16777,13 +16042,8 @@
             <w:pPr>
               <w:keepNext/>
             </w:pPr>
-            <w:proofErr w:type="spellStart"/>
-            <w:r>
-              <w:t>DDCRate</w:t>
-            </w:r>
-            <w:proofErr w:type="spellEnd"/>
-            <w:r>
-              <w:t xml:space="preserve"> (2:0)</w:t>
+            <w:r>
+              <w:t>DDCRate (2:0)</w:t>
             </w:r>
           </w:p>
         </w:tc>
@@ -16851,46 +16111,25 @@
               <w:keepNext/>
             </w:pPr>
             <w:r>
-              <w:t xml:space="preserve">4: 384 </w:t>
-            </w:r>
-            <w:proofErr w:type="spellStart"/>
-            <w:r>
-              <w:t>KHz</w:t>
-            </w:r>
-            <w:proofErr w:type="spellEnd"/>
-            <w:r>
-              <w:t xml:space="preserve">; </w:t>
-            </w:r>
-          </w:p>
-          <w:p>
-            <w:pPr>
-              <w:keepNext/>
-            </w:pPr>
-            <w:r>
-              <w:t xml:space="preserve">5: 768 </w:t>
-            </w:r>
-            <w:proofErr w:type="spellStart"/>
-            <w:r>
-              <w:t>KHz</w:t>
-            </w:r>
-            <w:proofErr w:type="spellEnd"/>
-            <w:r>
-              <w:t xml:space="preserve">; </w:t>
-            </w:r>
-          </w:p>
-          <w:p>
-            <w:pPr>
-              <w:keepNext/>
-            </w:pPr>
-            <w:r>
-              <w:t xml:space="preserve">6: 1536 </w:t>
-            </w:r>
-            <w:proofErr w:type="spellStart"/>
-            <w:r>
-              <w:t>KHz</w:t>
+              <w:t xml:space="preserve">4: 384 KHz; </w:t>
+            </w:r>
+          </w:p>
+          <w:p>
+            <w:pPr>
+              <w:keepNext/>
+            </w:pPr>
+            <w:r>
+              <w:t xml:space="preserve">5: 768 KHz; </w:t>
+            </w:r>
+          </w:p>
+          <w:p>
+            <w:pPr>
+              <w:keepNext/>
+            </w:pPr>
+            <w:r>
+              <w:t>6: 1536 KHz</w:t>
             </w:r>
             <w:bookmarkEnd w:id="17"/>
-            <w:proofErr w:type="spellEnd"/>
           </w:p>
           <w:p>
             <w:pPr>
@@ -16923,13 +16162,8 @@
             <w:pPr>
               <w:keepNext/>
             </w:pPr>
-            <w:proofErr w:type="spellStart"/>
-            <w:r>
-              <w:t>DDCRate</w:t>
-            </w:r>
-            <w:proofErr w:type="spellEnd"/>
-            <w:r>
-              <w:t xml:space="preserve"> (5:3)</w:t>
+            <w:r>
+              <w:t>DDCRate (5:3)</w:t>
             </w:r>
           </w:p>
         </w:tc>
@@ -16967,13 +16201,8 @@
             <w:pPr>
               <w:keepNext/>
             </w:pPr>
-            <w:proofErr w:type="spellStart"/>
-            <w:r>
-              <w:t>DDCRate</w:t>
-            </w:r>
-            <w:proofErr w:type="spellEnd"/>
-            <w:r>
-              <w:t xml:space="preserve"> (8:6)</w:t>
+            <w:r>
+              <w:t>DDCRate (8:6)</w:t>
             </w:r>
           </w:p>
         </w:tc>
@@ -17011,13 +16240,8 @@
             <w:pPr>
               <w:keepNext/>
             </w:pPr>
-            <w:proofErr w:type="spellStart"/>
-            <w:r>
-              <w:t>DDCRate</w:t>
-            </w:r>
-            <w:proofErr w:type="spellEnd"/>
-            <w:r>
-              <w:t xml:space="preserve"> (11:9)</w:t>
+            <w:r>
+              <w:t>DDCRate (11:9)</w:t>
             </w:r>
           </w:p>
         </w:tc>
@@ -17055,13 +16279,8 @@
             <w:pPr>
               <w:keepNext/>
             </w:pPr>
-            <w:proofErr w:type="spellStart"/>
-            <w:r>
-              <w:t>DDCRate</w:t>
-            </w:r>
-            <w:proofErr w:type="spellEnd"/>
-            <w:r>
-              <w:t xml:space="preserve"> (14:12)</w:t>
+            <w:r>
+              <w:t>DDCRate (14:12)</w:t>
             </w:r>
           </w:p>
         </w:tc>
@@ -17099,13 +16318,8 @@
             <w:pPr>
               <w:keepNext/>
             </w:pPr>
-            <w:proofErr w:type="spellStart"/>
-            <w:r>
-              <w:t>DDCRate</w:t>
-            </w:r>
-            <w:proofErr w:type="spellEnd"/>
-            <w:r>
-              <w:t xml:space="preserve"> (17:15)</w:t>
+            <w:r>
+              <w:t>DDCRate (17:15)</w:t>
             </w:r>
           </w:p>
         </w:tc>
@@ -17143,13 +16357,8 @@
             <w:pPr>
               <w:keepNext/>
             </w:pPr>
-            <w:proofErr w:type="spellStart"/>
-            <w:r>
-              <w:t>DDCRate</w:t>
-            </w:r>
-            <w:proofErr w:type="spellEnd"/>
-            <w:r>
-              <w:t xml:space="preserve"> (20:18)</w:t>
+            <w:r>
+              <w:t>DDCRate (20:18)</w:t>
             </w:r>
           </w:p>
         </w:tc>
@@ -17187,13 +16396,8 @@
             <w:pPr>
               <w:keepNext/>
             </w:pPr>
-            <w:proofErr w:type="spellStart"/>
-            <w:r>
-              <w:t>DDCRate</w:t>
-            </w:r>
-            <w:proofErr w:type="spellEnd"/>
-            <w:r>
-              <w:t xml:space="preserve"> (23:21)</w:t>
+            <w:r>
+              <w:t>DDCRate (23:21)</w:t>
             </w:r>
           </w:p>
         </w:tc>
@@ -17227,13 +16431,8 @@
             <w:pPr>
               <w:keepNext/>
             </w:pPr>
-            <w:proofErr w:type="spellStart"/>
-            <w:r>
-              <w:t>DDCRate</w:t>
-            </w:r>
-            <w:proofErr w:type="spellEnd"/>
-            <w:r>
-              <w:t xml:space="preserve"> (26:24)</w:t>
+            <w:r>
+              <w:t>DDCRate (26:24)</w:t>
             </w:r>
           </w:p>
         </w:tc>
@@ -17271,13 +16470,8 @@
             <w:pPr>
               <w:keepNext/>
             </w:pPr>
-            <w:proofErr w:type="spellStart"/>
-            <w:r>
-              <w:t>DDCRate</w:t>
-            </w:r>
-            <w:proofErr w:type="spellEnd"/>
-            <w:r>
-              <w:t xml:space="preserve"> (29:27)</w:t>
+            <w:r>
+              <w:t>DDCRate (29:27)</w:t>
             </w:r>
           </w:p>
         </w:tc>
@@ -17315,18 +16509,8 @@
             <w:pPr>
               <w:keepNext/>
             </w:pPr>
-            <w:proofErr w:type="spellStart"/>
-            <w:proofErr w:type="gramStart"/>
-            <w:r>
-              <w:t>DDCRate</w:t>
-            </w:r>
-            <w:proofErr w:type="spellEnd"/>
-            <w:r>
-              <w:t>[</w:t>
-            </w:r>
-            <w:proofErr w:type="gramEnd"/>
-            <w:r>
-              <w:t>30]</w:t>
+            <w:r>
+              <w:t>DDCRate[30]</w:t>
             </w:r>
           </w:p>
         </w:tc>
@@ -17475,13 +16659,8 @@
             <w:pPr>
               <w:keepNext/>
             </w:pPr>
-            <w:proofErr w:type="spellStart"/>
-            <w:r>
-              <w:t>DDCInSel</w:t>
-            </w:r>
-            <w:proofErr w:type="spellEnd"/>
-            <w:r>
-              <w:t>(1:0)</w:t>
+            <w:r>
+              <w:t>DDCInSel(1:0)</w:t>
             </w:r>
           </w:p>
         </w:tc>
@@ -17569,13 +16748,8 @@
             <w:pPr>
               <w:keepNext/>
             </w:pPr>
-            <w:proofErr w:type="spellStart"/>
-            <w:r>
-              <w:t>DDCInSel</w:t>
-            </w:r>
-            <w:proofErr w:type="spellEnd"/>
-            <w:r>
-              <w:t>(3:2)</w:t>
+            <w:r>
+              <w:t>DDCInSel(3:2)</w:t>
             </w:r>
           </w:p>
         </w:tc>
@@ -17613,13 +16787,8 @@
             <w:pPr>
               <w:keepNext/>
             </w:pPr>
-            <w:proofErr w:type="spellStart"/>
-            <w:r>
-              <w:t>DDCInSel</w:t>
-            </w:r>
-            <w:proofErr w:type="spellEnd"/>
-            <w:r>
-              <w:t>(</w:t>
+            <w:r>
+              <w:t>DDCInSel(</w:t>
             </w:r>
             <w:r>
               <w:t>5:4</w:t>
@@ -17663,13 +16832,8 @@
             <w:pPr>
               <w:keepNext/>
             </w:pPr>
-            <w:proofErr w:type="spellStart"/>
-            <w:r>
-              <w:t>DDCInSel</w:t>
-            </w:r>
-            <w:proofErr w:type="spellEnd"/>
-            <w:r>
-              <w:t>(</w:t>
+            <w:r>
+              <w:t>DDCInSel(</w:t>
             </w:r>
             <w:r>
               <w:t>7:6</w:t>
@@ -17713,13 +16877,8 @@
             <w:pPr>
               <w:keepNext/>
             </w:pPr>
-            <w:proofErr w:type="spellStart"/>
-            <w:r>
-              <w:t>DDCInSel</w:t>
-            </w:r>
-            <w:proofErr w:type="spellEnd"/>
-            <w:r>
-              <w:t>(</w:t>
+            <w:r>
+              <w:t>DDCInSel(</w:t>
             </w:r>
             <w:r>
               <w:t>9:8</w:t>
@@ -17763,13 +16922,8 @@
             <w:pPr>
               <w:keepNext/>
             </w:pPr>
-            <w:proofErr w:type="spellStart"/>
-            <w:r>
-              <w:t>DDCInSel</w:t>
-            </w:r>
-            <w:proofErr w:type="spellEnd"/>
-            <w:r>
-              <w:t>(</w:t>
+            <w:r>
+              <w:t>DDCInSel(</w:t>
             </w:r>
             <w:r>
               <w:t>11:10</w:t>
@@ -17813,13 +16967,8 @@
             <w:pPr>
               <w:keepNext/>
             </w:pPr>
-            <w:proofErr w:type="spellStart"/>
-            <w:r>
-              <w:t>DDCInSel</w:t>
-            </w:r>
-            <w:proofErr w:type="spellEnd"/>
-            <w:r>
-              <w:t>(</w:t>
+            <w:r>
+              <w:t>DDCInSel(</w:t>
             </w:r>
             <w:r>
               <w:t>13:12</w:t>
@@ -17863,13 +17012,8 @@
             <w:pPr>
               <w:keepNext/>
             </w:pPr>
-            <w:proofErr w:type="spellStart"/>
-            <w:r>
-              <w:t>DDCInSel</w:t>
-            </w:r>
-            <w:proofErr w:type="spellEnd"/>
-            <w:r>
-              <w:t>(</w:t>
+            <w:r>
+              <w:t>DDCInSel(</w:t>
             </w:r>
             <w:r>
               <w:t>15:14</w:t>
@@ -17913,13 +17057,8 @@
             <w:pPr>
               <w:keepNext/>
             </w:pPr>
-            <w:proofErr w:type="spellStart"/>
-            <w:r>
-              <w:t>DDCInSel</w:t>
-            </w:r>
-            <w:proofErr w:type="spellEnd"/>
-            <w:r>
-              <w:t>(</w:t>
+            <w:r>
+              <w:t>DDCInSel(</w:t>
             </w:r>
             <w:r>
               <w:t>17:16</w:t>
@@ -17963,13 +17102,8 @@
             <w:pPr>
               <w:keepNext/>
             </w:pPr>
-            <w:proofErr w:type="spellStart"/>
-            <w:r>
-              <w:t>DDCInSel</w:t>
-            </w:r>
-            <w:proofErr w:type="spellEnd"/>
-            <w:r>
-              <w:t>(</w:t>
+            <w:r>
+              <w:t>DDCInSel(</w:t>
             </w:r>
             <w:r>
               <w:t>19:18</w:t>
@@ -18013,13 +17147,8 @@
             <w:pPr>
               <w:keepNext/>
             </w:pPr>
-            <w:proofErr w:type="spellStart"/>
-            <w:r>
-              <w:t>DDCInSel</w:t>
-            </w:r>
-            <w:proofErr w:type="spellEnd"/>
-            <w:r>
-              <w:t>(30)</w:t>
+            <w:r>
+              <w:t>DDCInSel(30)</w:t>
             </w:r>
           </w:p>
         </w:tc>
@@ -18031,11 +17160,9 @@
             <w:pPr>
               <w:keepNext/>
             </w:pPr>
-            <w:proofErr w:type="spellStart"/>
             <w:r>
               <w:t>DDCEnabled</w:t>
             </w:r>
-            <w:proofErr w:type="spellEnd"/>
           </w:p>
         </w:tc>
         <w:tc>
@@ -18603,13 +17730,8 @@
             <w:pPr>
               <w:keepNext/>
             </w:pPr>
-            <w:proofErr w:type="spellStart"/>
-            <w:r>
-              <w:t>RXTestTune</w:t>
-            </w:r>
-            <w:proofErr w:type="spellEnd"/>
-            <w:r>
-              <w:t>(31:0)</w:t>
+            <w:r>
+              <w:t>RXTestTune(31:0)</w:t>
             </w:r>
           </w:p>
         </w:tc>
@@ -18838,15 +17960,7 @@
       </w:fldSimple>
       <w:bookmarkEnd w:id="18"/>
       <w:r>
-        <w:t xml:space="preserve">: Transmitter </w:t>
-      </w:r>
-      <w:proofErr w:type="spellStart"/>
-      <w:r>
-        <w:t>Vivado</w:t>
-      </w:r>
-      <w:proofErr w:type="spellEnd"/>
-      <w:r>
-        <w:t xml:space="preserve"> Flow Graph</w:t>
+        <w:t>: Transmitter Vivado Flow Graph</w:t>
       </w:r>
     </w:p>
     <w:p>
@@ -18858,7 +17972,7 @@
           <v:shape id="_x0000_i1031" type="#_x0000_t75" style="width:423.95pt;height:312.2pt" o:ole="">
             <v:imagedata r:id="rId35" o:title=""/>
           </v:shape>
-          <o:OLEObject Type="Embed" ProgID="Visio.Drawing.11" ShapeID="_x0000_i1031" DrawAspect="Content" ObjectID="_1833992223" r:id="rId36"/>
+          <o:OLEObject Type="Embed" ProgID="Visio.Drawing.11" ShapeID="_x0000_i1031" DrawAspect="Content" ObjectID="_1834340550" r:id="rId36"/>
         </w:object>
       </w:r>
     </w:p>
@@ -18910,15 +18024,7 @@
         </w:numPr>
       </w:pPr>
       <w:r>
-        <w:t>The TX samples from the DSP application (</w:t>
-      </w:r>
-      <w:proofErr w:type="spellStart"/>
-      <w:r>
-        <w:t>eg</w:t>
-      </w:r>
-      <w:proofErr w:type="spellEnd"/>
-      <w:r>
-        <w:t xml:space="preserve"> Thetis)</w:t>
+        <w:t>The TX samples from the DSP application (eg Thetis)</w:t>
       </w:r>
     </w:p>
     <w:p>
@@ -19237,15 +18343,7 @@
         </w:numPr>
       </w:pPr>
       <w:r>
-        <w:t xml:space="preserve">A quadrature DDS generated samples of the local oscillator for </w:t>
-      </w:r>
-      <w:proofErr w:type="spellStart"/>
-      <w:r>
-        <w:t>upconversion</w:t>
-      </w:r>
-      <w:proofErr w:type="spellEnd"/>
-      <w:r>
-        <w:t>. The DDS parameters are:</w:t>
+        <w:t>A quadrature DDS generated samples of the local oscillator for upconversion. The DDS parameters are:</w:t>
       </w:r>
     </w:p>
     <w:p>
@@ -19457,15 +18555,7 @@
     </w:p>
     <w:p>
       <w:r>
-        <w:t xml:space="preserve">After these changes the simulated spectrum behaviour (using an octave script, fed by samples from </w:t>
-      </w:r>
-      <w:proofErr w:type="spellStart"/>
-      <w:r>
-        <w:t>Vivado</w:t>
-      </w:r>
-      <w:proofErr w:type="spellEnd"/>
-      <w:r>
-        <w:t xml:space="preserve"> simulation) is:</w:t>
+        <w:t>After these changes the simulated spectrum behaviour (using an octave script, fed by samples from Vivado simulation) is:</w:t>
       </w:r>
     </w:p>
     <w:p>
@@ -19667,16 +18757,11 @@
             <w:tcW w:w="2310" w:type="dxa"/>
           </w:tcPr>
           <w:p>
-            <w:proofErr w:type="spellStart"/>
             <w:r>
               <w:t>TXLO</w:t>
             </w:r>
             <w:r>
-              <w:t>Tune</w:t>
-            </w:r>
-            <w:proofErr w:type="spellEnd"/>
-            <w:r>
-              <w:t>[31:0]</w:t>
+              <w:t>Tune[31:0]</w:t>
             </w:r>
           </w:p>
         </w:tc>
@@ -19707,16 +18792,11 @@
             <w:tcW w:w="2310" w:type="dxa"/>
           </w:tcPr>
           <w:p>
-            <w:proofErr w:type="spellStart"/>
             <w:r>
               <w:t>TXTest</w:t>
             </w:r>
             <w:r>
-              <w:t>Freq</w:t>
-            </w:r>
-            <w:proofErr w:type="spellEnd"/>
-            <w:r>
-              <w:t>[31:0]</w:t>
+              <w:t>Freq[31:0]</w:t>
             </w:r>
           </w:p>
         </w:tc>
@@ -19755,16 +18835,11 @@
             <w:tcW w:w="2310" w:type="dxa"/>
           </w:tcPr>
           <w:p>
-            <w:proofErr w:type="spellStart"/>
             <w:r>
               <w:t>TX</w:t>
             </w:r>
             <w:r>
-              <w:t>Config</w:t>
-            </w:r>
-            <w:proofErr w:type="spellEnd"/>
-            <w:r>
-              <w:t>[1:0]</w:t>
+              <w:t>Config[1:0]</w:t>
             </w:r>
           </w:p>
         </w:tc>
@@ -19810,17 +18885,100 @@
             <w:tcW w:w="2310" w:type="dxa"/>
           </w:tcPr>
           <w:p>
-            <w:proofErr w:type="spellStart"/>
             <w:r>
               <w:lastRenderedPageBreak/>
               <w:t>TX</w:t>
             </w:r>
             <w:r>
+              <w:t>Config[2]</w:t>
+            </w:r>
+          </w:p>
+        </w:tc>
+        <w:tc>
+          <w:tcPr>
+            <w:tcW w:w="2310" w:type="dxa"/>
+          </w:tcPr>
+          <w:p>
+            <w:r>
+              <w:t>Output sample gating</w:t>
+            </w:r>
+          </w:p>
+        </w:tc>
+        <w:tc>
+          <w:tcPr>
+            <w:tcW w:w="4873" w:type="dxa"/>
+          </w:tcPr>
+          <w:p>
+            <w:r>
+              <w:t>0: TX/RX controlled</w:t>
+            </w:r>
+          </w:p>
+          <w:p>
+            <w:r>
+              <w:t>1: always on</w:t>
+            </w:r>
+          </w:p>
+        </w:tc>
+      </w:tr>
+      <w:tr>
+        <w:tc>
+          <w:tcPr>
+            <w:tcW w:w="2310" w:type="dxa"/>
+          </w:tcPr>
+          <w:p>
+            <w:r>
+              <w:t>TX</w:t>
+            </w:r>
+            <w:r>
+              <w:t>Config[3]</w:t>
+            </w:r>
+          </w:p>
+        </w:tc>
+        <w:tc>
+          <w:tcPr>
+            <w:tcW w:w="2310" w:type="dxa"/>
+          </w:tcPr>
+          <w:p>
+            <w:r>
+              <w:t>Protocol</w:t>
+            </w:r>
+          </w:p>
+        </w:tc>
+        <w:tc>
+          <w:tcPr>
+            <w:tcW w:w="4873" w:type="dxa"/>
+          </w:tcPr>
+          <w:p>
+            <w:r>
+              <w:t>0: protocol 1</w:t>
+            </w:r>
+          </w:p>
+          <w:p>
+            <w:r>
+              <w:t>1: protocol 2</w:t>
+            </w:r>
+          </w:p>
+          <w:p>
+            <w:r>
+              <w:t>(selects interpolation rate)</w:t>
+            </w:r>
+          </w:p>
+        </w:tc>
+      </w:tr>
+      <w:tr>
+        <w:tc>
+          <w:tcPr>
+            <w:tcW w:w="2310" w:type="dxa"/>
+          </w:tcPr>
+          <w:p>
+            <w:r>
+              <w:t>TX</w:t>
+            </w:r>
+            <w:r>
               <w:t>Config</w:t>
             </w:r>
-            <w:proofErr w:type="spellEnd"/>
-            <w:r>
-              <w:t>[2]</w:t>
+            <w:r>
+              <w:t>[21:4]</w:t>
             </w:r>
           </w:p>
         </w:tc>
@@ -19830,7 +18988,7 @@
           </w:tcPr>
           <w:p>
             <w:r>
-              <w:t>Output sample gating</w:t>
+              <w:t>Output amplitude</w:t>
             </w:r>
           </w:p>
         </w:tc>
@@ -19840,12 +18998,27 @@
           </w:tcPr>
           <w:p>
             <w:r>
-              <w:t>0: TX/RX controlled</w:t>
-            </w:r>
-          </w:p>
-          <w:p>
-            <w:r>
-              <w:t>1: always on</w:t>
+              <w:t>18 bit ampl</w:t>
+            </w:r>
+            <w:r>
+              <w:t>itude scale</w:t>
+            </w:r>
+            <w:r>
+              <w:t xml:space="preserve"> word, applied at </w:t>
+            </w:r>
+            <w:r>
+              <w:t xml:space="preserve">output </w:t>
+            </w:r>
+            <w:r>
+              <w:t>of the DDC before the</w:t>
+            </w:r>
+            <w:r>
+              <w:t xml:space="preserve"> DAC</w:t>
+            </w:r>
+          </w:p>
+          <w:p>
+            <w:r>
+              <w:t>0x1FFFF (half amplitude) results in DAC levels being just within the 16 bits available</w:t>
             </w:r>
           </w:p>
         </w:tc>
@@ -19856,16 +19029,8 @@
             <w:tcW w:w="2310" w:type="dxa"/>
           </w:tcPr>
           <w:p>
-            <w:proofErr w:type="spellStart"/>
-            <w:r>
-              <w:t>TX</w:t>
-            </w:r>
-            <w:r>
-              <w:t>Config</w:t>
-            </w:r>
-            <w:proofErr w:type="spellEnd"/>
-            <w:r>
-              <w:t>[3]</w:t>
+            <w:r>
+              <w:t>TXConfig[27]</w:t>
             </w:r>
           </w:p>
         </w:tc>
@@ -19875,7 +19040,7 @@
           </w:tcPr>
           <w:p>
             <w:r>
-              <w:t>Protocol</w:t>
+              <w:t>50MHz HPF Select</w:t>
             </w:r>
           </w:p>
         </w:tc>
@@ -19885,17 +19050,17 @@
           </w:tcPr>
           <w:p>
             <w:r>
-              <w:t>0: protocol 1</w:t>
-            </w:r>
-          </w:p>
-          <w:p>
-            <w:r>
-              <w:t>1: protocol 2</w:t>
-            </w:r>
-          </w:p>
-          <w:p>
-            <w:r>
-              <w:t>(selects interpolation rate)</w:t>
+              <w:t>(PCB V3 onwards)</w:t>
+            </w:r>
+          </w:p>
+          <w:p>
+            <w:r>
+              <w:t>=0: normal TX path</w:t>
+            </w:r>
+          </w:p>
+          <w:p>
+            <w:r>
+              <w:t>=1: high pass filter selected to remove signals below 40MHz</w:t>
             </w:r>
           </w:p>
         </w:tc>
@@ -19906,16 +19071,8 @@
             <w:tcW w:w="2310" w:type="dxa"/>
           </w:tcPr>
           <w:p>
-            <w:proofErr w:type="spellStart"/>
-            <w:r>
-              <w:t>TX</w:t>
-            </w:r>
-            <w:r>
-              <w:t>Config</w:t>
-            </w:r>
-            <w:proofErr w:type="spellEnd"/>
-            <w:r>
-              <w:t>[21:4]</w:t>
+            <w:r>
+              <w:t>TXConfig[28]</w:t>
             </w:r>
           </w:p>
         </w:tc>
@@ -19925,7 +19082,7 @@
           </w:tcPr>
           <w:p>
             <w:r>
-              <w:t>Output amplitude</w:t>
+              <w:t>Watchdog Override</w:t>
             </w:r>
           </w:p>
         </w:tc>
@@ -19935,27 +19092,17 @@
           </w:tcPr>
           <w:p>
             <w:r>
-              <w:t>18 bit ampl</w:t>
-            </w:r>
-            <w:r>
-              <w:t>itude scale</w:t>
-            </w:r>
-            <w:r>
-              <w:t xml:space="preserve"> word, applied at </w:t>
-            </w:r>
-            <w:r>
-              <w:t xml:space="preserve">output </w:t>
-            </w:r>
-            <w:r>
-              <w:t>of the DDC before the</w:t>
-            </w:r>
-            <w:r>
-              <w:t xml:space="preserve"> DAC</w:t>
-            </w:r>
-          </w:p>
-          <w:p>
-            <w:r>
-              <w:t>0x1FFFF (half amplitude) results in DAC levels being just within the 16 bits available</w:t>
+              <w:t>=0: normal operation</w:t>
+            </w:r>
+          </w:p>
+          <w:p>
+            <w:r>
+              <w:t xml:space="preserve">=1: TX protection watchdog is overridden, allowing TX with no CPU I/Q data reads or writes. </w:t>
+            </w:r>
+          </w:p>
+          <w:p>
+            <w:r>
+              <w:t>Use for debug only!</w:t>
             </w:r>
           </w:p>
         </w:tc>
@@ -19966,18 +19113,8 @@
             <w:tcW w:w="2310" w:type="dxa"/>
           </w:tcPr>
           <w:p>
-            <w:proofErr w:type="spellStart"/>
-            <w:proofErr w:type="gramStart"/>
-            <w:r>
-              <w:t>TXConfig</w:t>
-            </w:r>
-            <w:proofErr w:type="spellEnd"/>
-            <w:r>
-              <w:t>[</w:t>
-            </w:r>
-            <w:proofErr w:type="gramEnd"/>
-            <w:r>
-              <w:t>27]</w:t>
+            <w:r>
+              <w:t>TXConfig[29]</w:t>
             </w:r>
           </w:p>
         </w:tc>
@@ -19987,7 +19124,7 @@
           </w:tcPr>
           <w:p>
             <w:r>
-              <w:t>50MHz HPF Select</w:t>
+              <w:t>Mux Reset</w:t>
             </w:r>
           </w:p>
         </w:tc>
@@ -19997,17 +19134,7 @@
           </w:tcPr>
           <w:p>
             <w:r>
-              <w:t>(PCB V3 onwards)</w:t>
-            </w:r>
-          </w:p>
-          <w:p>
-            <w:r>
-              <w:t>=0: normal TX path</w:t>
-            </w:r>
-          </w:p>
-          <w:p>
-            <w:r>
-              <w:t>=1: high pass filter selected to remove signals below 40MHz</w:t>
+              <w:t>=1: reset 64 to 48 multiplexer</w:t>
             </w:r>
           </w:p>
         </w:tc>
@@ -20018,13 +19145,8 @@
             <w:tcW w:w="2310" w:type="dxa"/>
           </w:tcPr>
           <w:p>
-            <w:proofErr w:type="spellStart"/>
-            <w:r>
-              <w:t>TXConfig</w:t>
-            </w:r>
-            <w:proofErr w:type="spellEnd"/>
-            <w:r>
-              <w:t>[28]</w:t>
+            <w:r>
+              <w:t>TXConfig[30]</w:t>
             </w:r>
           </w:p>
         </w:tc>
@@ -20034,7 +19156,7 @@
           </w:tcPr>
           <w:p>
             <w:r>
-              <w:t>Watchdog Override</w:t>
+              <w:t>IQ Deinterleave</w:t>
             </w:r>
           </w:p>
         </w:tc>
@@ -20044,17 +19166,12 @@
           </w:tcPr>
           <w:p>
             <w:r>
-              <w:t>=0: normal operation</w:t>
-            </w:r>
-          </w:p>
-          <w:p>
-            <w:r>
-              <w:t xml:space="preserve">=1: TX protection watchdog is overridden, allowing TX with no CPU I/Q data reads or writes. </w:t>
-            </w:r>
-          </w:p>
-          <w:p>
-            <w:r>
-              <w:t>Use for debug only!</w:t>
+              <w:t>0: single TX I/Q stream</w:t>
+            </w:r>
+          </w:p>
+          <w:p>
+            <w:r>
+              <w:t>1: dual stream; odd samples for envelope</w:t>
             </w:r>
           </w:p>
         </w:tc>
@@ -20065,13 +19182,8 @@
             <w:tcW w:w="2310" w:type="dxa"/>
           </w:tcPr>
           <w:p>
-            <w:proofErr w:type="spellStart"/>
-            <w:r>
-              <w:t>TXConfig</w:t>
-            </w:r>
-            <w:proofErr w:type="spellEnd"/>
-            <w:r>
-              <w:t>[29]</w:t>
+            <w:r>
+              <w:t>TXConfig[31]</w:t>
             </w:r>
           </w:p>
         </w:tc>
@@ -20081,7 +19193,7 @@
           </w:tcPr>
           <w:p>
             <w:r>
-              <w:t>Mux Reset</w:t>
+              <w:t>IQ Modulation enable</w:t>
             </w:r>
           </w:p>
         </w:tc>
@@ -20091,7 +19203,12 @@
           </w:tcPr>
           <w:p>
             <w:r>
-              <w:t>=1: reset 64 to 48 multiplexer</w:t>
+              <w:t>0: I/Q stream from processor disabled</w:t>
+            </w:r>
+          </w:p>
+          <w:p>
+            <w:r>
+              <w:t>1: I/Q stream enabled</w:t>
             </w:r>
           </w:p>
         </w:tc>
@@ -20102,13 +19219,8 @@
             <w:tcW w:w="2310" w:type="dxa"/>
           </w:tcPr>
           <w:p>
-            <w:proofErr w:type="spellStart"/>
-            <w:r>
-              <w:t>TXConfig</w:t>
-            </w:r>
-            <w:proofErr w:type="spellEnd"/>
-            <w:r>
-              <w:t>[30]</w:t>
+            <w:r>
+              <w:t>Initial value</w:t>
             </w:r>
           </w:p>
         </w:tc>
@@ -20118,7 +19230,7 @@
           </w:tcPr>
           <w:p>
             <w:r>
-              <w:t>IQ Deinterleave</w:t>
+              <w:t>0</w:t>
             </w:r>
           </w:p>
         </w:tc>
@@ -20126,85 +19238,6 @@
           <w:tcPr>
             <w:tcW w:w="4873" w:type="dxa"/>
           </w:tcPr>
-          <w:p>
-            <w:r>
-              <w:t>0: single TX I/Q stream</w:t>
-            </w:r>
-          </w:p>
-          <w:p>
-            <w:r>
-              <w:t>1: dual stream; odd samples for envelope</w:t>
-            </w:r>
-          </w:p>
-        </w:tc>
-      </w:tr>
-      <w:tr>
-        <w:tc>
-          <w:tcPr>
-            <w:tcW w:w="2310" w:type="dxa"/>
-          </w:tcPr>
-          <w:p>
-            <w:proofErr w:type="spellStart"/>
-            <w:r>
-              <w:t>TXConfig</w:t>
-            </w:r>
-            <w:proofErr w:type="spellEnd"/>
-            <w:r>
-              <w:t>[31]</w:t>
-            </w:r>
-          </w:p>
-        </w:tc>
-        <w:tc>
-          <w:tcPr>
-            <w:tcW w:w="2310" w:type="dxa"/>
-          </w:tcPr>
-          <w:p>
-            <w:r>
-              <w:t>IQ Modulation enable</w:t>
-            </w:r>
-          </w:p>
-        </w:tc>
-        <w:tc>
-          <w:tcPr>
-            <w:tcW w:w="4873" w:type="dxa"/>
-          </w:tcPr>
-          <w:p>
-            <w:r>
-              <w:t>0: I/Q stream from processor disabled</w:t>
-            </w:r>
-          </w:p>
-          <w:p>
-            <w:r>
-              <w:t>1: I/Q stream enabled</w:t>
-            </w:r>
-          </w:p>
-        </w:tc>
-      </w:tr>
-      <w:tr>
-        <w:tc>
-          <w:tcPr>
-            <w:tcW w:w="2310" w:type="dxa"/>
-          </w:tcPr>
-          <w:p>
-            <w:r>
-              <w:t>Initial value</w:t>
-            </w:r>
-          </w:p>
-        </w:tc>
-        <w:tc>
-          <w:tcPr>
-            <w:tcW w:w="2310" w:type="dxa"/>
-          </w:tcPr>
-          <w:p>
-            <w:r>
-              <w:t>0</w:t>
-            </w:r>
-          </w:p>
-        </w:tc>
-        <w:tc>
-          <w:tcPr>
-            <w:tcW w:w="4873" w:type="dxa"/>
-          </w:tcPr>
           <w:p/>
         </w:tc>
       </w:tr>
@@ -20264,23 +19297,7 @@
         <w:t>Hermes uses a PWM DAC. Orion has no EER code at all. One option was</w:t>
       </w:r>
       <w:r>
-        <w:t xml:space="preserve"> an SPI DAC with 12 bit resolution. There is available Verilog code for an </w:t>
-      </w:r>
-      <w:proofErr w:type="spellStart"/>
-      <w:r>
-        <w:t>axi</w:t>
-      </w:r>
-      <w:proofErr w:type="spellEnd"/>
-      <w:r>
-        <w:t xml:space="preserve"> stream to SPI IP core. Use the Verilog code to decimate the o/p sample rate to an acceptable rate (</w:t>
-      </w:r>
-      <w:proofErr w:type="spellStart"/>
-      <w:r>
-        <w:t>eg</w:t>
-      </w:r>
-      <w:proofErr w:type="spellEnd"/>
-      <w:r>
-        <w:t xml:space="preserve"> 384kS/s, compatible with protocol 1 and 2 rates).</w:t>
+        <w:t xml:space="preserve"> an SPI DAC with 12 bit resolution. There is available Verilog code for an axi stream to SPI IP core. Use the Verilog code to decimate the o/p sample rate to an acceptable rate (eg 384kS/s, compatible with protocol 1 and 2 rates).</w:t>
       </w:r>
       <w:r>
         <w:t xml:space="preserve"> A suitable DAC is MCP4821.</w:t>
@@ -20370,7 +19387,7 @@
           <v:shape id="_x0000_i1032" type="#_x0000_t75" style="width:322pt;height:283.4pt" o:ole="">
             <v:imagedata r:id="rId39" o:title=""/>
           </v:shape>
-          <o:OLEObject Type="Embed" ProgID="Visio.Drawing.11" ShapeID="_x0000_i1032" DrawAspect="Content" ObjectID="_1833992224" r:id="rId40"/>
+          <o:OLEObject Type="Embed" ProgID="Visio.Drawing.11" ShapeID="_x0000_i1032" DrawAspect="Content" ObjectID="_1834340551" r:id="rId40"/>
         </w:object>
       </w:r>
     </w:p>
@@ -20396,23 +19413,7 @@
     </w:p>
     <w:p>
       <w:r>
-        <w:t xml:space="preserve">The I2S TS and RX Verilog modules present data: right data = </w:t>
-      </w:r>
-      <w:proofErr w:type="spellStart"/>
-      <w:r>
-        <w:t>tdata</w:t>
-      </w:r>
-      <w:proofErr w:type="spellEnd"/>
-      <w:r>
-        <w:t xml:space="preserve">[31:16]; left data  = </w:t>
-      </w:r>
-      <w:proofErr w:type="spellStart"/>
-      <w:r>
-        <w:t>tdata</w:t>
-      </w:r>
-      <w:proofErr w:type="spellEnd"/>
-      <w:r>
-        <w:t>[15:0]</w:t>
+        <w:t>The I2S TS and RX Verilog modules present data: right data = tdata[31:16]; left data  = tdata[15:0]</w:t>
       </w:r>
       <w:r>
         <w:t>. For speaker data, both left and right audio are transferred (2x16 bit samples per 48KHz clock). For mic data, only the left channel data is transferred (1 16 bit sample per 48KHz clock).</w:t>
@@ -20454,7 +19455,7 @@
           <v:shape id="_x0000_i1033" type="#_x0000_t75" style="width:414.7pt;height:145.15pt" o:ole="">
             <v:imagedata r:id="rId41" o:title=""/>
           </v:shape>
-          <o:OLEObject Type="Embed" ProgID="Excel.Sheet.12" ShapeID="_x0000_i1033" DrawAspect="Content" ObjectID="_1833992225" r:id="rId42"/>
+          <o:OLEObject Type="Embed" ProgID="Excel.Sheet.12" ShapeID="_x0000_i1033" DrawAspect="Content" ObjectID="_1834340552" r:id="rId42"/>
         </w:object>
       </w:r>
     </w:p>
@@ -20615,13 +19616,8 @@
             <w:pPr>
               <w:keepNext/>
             </w:pPr>
-            <w:proofErr w:type="spellStart"/>
-            <w:r>
-              <w:t>CodecConfig</w:t>
-            </w:r>
-            <w:proofErr w:type="spellEnd"/>
-            <w:r>
-              <w:t>(3</w:t>
+            <w:r>
+              <w:t>CodecConfig(3</w:t>
             </w:r>
             <w:r>
               <w:t>1:16</w:t>
@@ -20653,15 +19649,7 @@
               <w:keepNext/>
             </w:pPr>
             <w:r>
-              <w:t xml:space="preserve">16 bit </w:t>
-            </w:r>
-            <w:proofErr w:type="spellStart"/>
-            <w:r>
-              <w:t>ampl</w:t>
-            </w:r>
-            <w:proofErr w:type="spellEnd"/>
-            <w:r>
-              <w:t xml:space="preserve"> word</w:t>
+              <w:t>16 bit ampl word</w:t>
             </w:r>
             <w:r>
               <w:t xml:space="preserve"> </w:t>
@@ -20681,13 +19669,8 @@
             <w:pPr>
               <w:keepNext/>
             </w:pPr>
-            <w:proofErr w:type="spellStart"/>
-            <w:r>
-              <w:t>CodecConfig</w:t>
-            </w:r>
-            <w:proofErr w:type="spellEnd"/>
-            <w:r>
-              <w:t>(</w:t>
+            <w:r>
+              <w:t>CodecConfig(</w:t>
             </w:r>
             <w:r>
               <w:t>15</w:t>
@@ -20816,15 +19799,7 @@
     </w:p>
     <w:p>
       <w:r>
-        <w:t xml:space="preserve">&lt;A6 A5 A4 A3 </w:t>
-      </w:r>
-      <w:proofErr w:type="spellStart"/>
-      <w:r>
-        <w:t>A3</w:t>
-      </w:r>
-      <w:proofErr w:type="spellEnd"/>
-      <w:r>
-        <w:t xml:space="preserve"> A1 A0&gt; &lt;D8 D7 D6 D5 D4 D3 D2 D1 D0&gt;</w:t>
+        <w:t>&lt;A6 A5 A4 A3 A3 A1 A0&gt; &lt;D8 D7 D6 D5 D4 D3 D2 D1 D0&gt;</w:t>
       </w:r>
     </w:p>
     <w:p>
@@ -20856,15 +19831,7 @@
         <w:t xml:space="preserve">MSB of data word: </w:t>
       </w:r>
       <w:r>
-        <w:t xml:space="preserve">A6 A5 A4 A3 </w:t>
-      </w:r>
-      <w:proofErr w:type="spellStart"/>
-      <w:r>
-        <w:t>A3</w:t>
-      </w:r>
-      <w:proofErr w:type="spellEnd"/>
-      <w:r>
-        <w:t xml:space="preserve"> A1 A0 D8</w:t>
+        <w:t>A6 A5 A4 A3 A3 A1 A0 D8</w:t>
       </w:r>
     </w:p>
     <w:p>
@@ -21395,13 +20362,8 @@
           <w:p>
             <w:r>
               <w:lastRenderedPageBreak/>
-              <w:t>No mute; no simultaneous update; gain=</w:t>
-            </w:r>
-            <w:proofErr w:type="spellStart"/>
-            <w:r>
-              <w:t>nnnnn</w:t>
-            </w:r>
-            <w:proofErr w:type="spellEnd"/>
+              <w:t>No mute; no simultaneous update; gain=nnnnn</w:t>
+            </w:r>
           </w:p>
         </w:tc>
       </w:tr>
@@ -22840,15 +21802,7 @@
           </w:tcPr>
           <w:p>
             <w:r>
-              <w:t>C (</w:t>
-            </w:r>
-            <w:proofErr w:type="spellStart"/>
-            <w:r>
-              <w:t>readonly</w:t>
-            </w:r>
-            <w:proofErr w:type="spellEnd"/>
-            <w:r>
-              <w:t>)</w:t>
+              <w:t>C (readonly)</w:t>
             </w:r>
           </w:p>
         </w:tc>
@@ -22909,15 +21863,7 @@
         </w:numPr>
       </w:pPr>
       <w:r>
-        <w:t xml:space="preserve">Processor writes the required depth to the depth register. Typically 4K or 16K samples. The value written is in 64 bit words and is one less than the required </w:t>
-      </w:r>
-      <w:proofErr w:type="spellStart"/>
-      <w:r>
-        <w:t>vlaue</w:t>
-      </w:r>
-      <w:proofErr w:type="spellEnd"/>
-      <w:r>
-        <w:t>, ie (required samples / 4)-1</w:t>
+        <w:t>Processor writes the required depth to the depth register. Typically 4K or 16K samples. The value written is in 64 bit words and is one less than the required vlaue, ie (required samples / 4)-1</w:t>
       </w:r>
     </w:p>
     <w:p>
@@ -23179,7 +22125,7 @@
           <v:shape id="_x0000_i1034" type="#_x0000_t75" style="width:423.95pt;height:206.8pt" o:ole="">
             <v:imagedata r:id="rId44" o:title=""/>
           </v:shape>
-          <o:OLEObject Type="Embed" ProgID="Visio.Drawing.11" ShapeID="_x0000_i1034" DrawAspect="Content" ObjectID="_1833992226" r:id="rId45"/>
+          <o:OLEObject Type="Embed" ProgID="Visio.Drawing.11" ShapeID="_x0000_i1034" DrawAspect="Content" ObjectID="_1834340553" r:id="rId45"/>
         </w:object>
       </w:r>
     </w:p>
@@ -23348,21 +22294,7 @@
         <w:rPr>
           <w:rFonts w:eastAsia="Times New Roman"/>
         </w:rPr>
-        <w:t xml:space="preserve">When </w:t>
-      </w:r>
-      <w:proofErr w:type="spellStart"/>
-      <w:r>
-        <w:rPr>
-          <w:rFonts w:eastAsia="Times New Roman"/>
-        </w:rPr>
-        <w:t>breakin</w:t>
-      </w:r>
-      <w:proofErr w:type="spellEnd"/>
-      <w:r>
-        <w:rPr>
-          <w:rFonts w:eastAsia="Times New Roman"/>
-        </w:rPr>
-        <w:t xml:space="preserve"> == OFF: keyer disabled except when in TX.</w:t>
+        <w:t>When breakin == OFF: keyer disabled except when in TX.</w:t>
       </w:r>
     </w:p>
     <w:p>
@@ -23380,21 +22312,7 @@
         <w:rPr>
           <w:rFonts w:eastAsia="Times New Roman"/>
         </w:rPr>
-        <w:t xml:space="preserve">When </w:t>
-      </w:r>
-      <w:proofErr w:type="spellStart"/>
-      <w:r>
-        <w:rPr>
-          <w:rFonts w:eastAsia="Times New Roman"/>
-        </w:rPr>
-        <w:t>breakin</w:t>
-      </w:r>
-      <w:proofErr w:type="spellEnd"/>
-      <w:r>
-        <w:rPr>
-          <w:rFonts w:eastAsia="Times New Roman"/>
-        </w:rPr>
-        <w:t xml:space="preserve"> == SEMI: Keyer enabled. Client app notified of TX while key down or hang delay counted.</w:t>
+        <w:t>When breakin == SEMI: Keyer enabled. Client app notified of TX while key down or hang delay counted.</w:t>
       </w:r>
     </w:p>
     <w:p>
@@ -23412,21 +22330,7 @@
         <w:rPr>
           <w:rFonts w:eastAsia="Times New Roman"/>
         </w:rPr>
-        <w:t xml:space="preserve">When </w:t>
-      </w:r>
-      <w:proofErr w:type="spellStart"/>
-      <w:r>
-        <w:rPr>
-          <w:rFonts w:eastAsia="Times New Roman"/>
-        </w:rPr>
-        <w:t>breakin</w:t>
-      </w:r>
-      <w:proofErr w:type="spellEnd"/>
-      <w:r>
-        <w:rPr>
-          <w:rFonts w:eastAsia="Times New Roman"/>
-        </w:rPr>
-        <w:t xml:space="preserve"> == QSK: Keyer enabled. Client</w:t>
+        <w:t>When breakin == QSK: Keyer enabled. Client</w:t>
       </w:r>
       <w:r>
         <w:rPr>
@@ -23526,15 +22430,7 @@
         <w:t xml:space="preserve">has been </w:t>
       </w:r>
       <w:r>
-        <w:t xml:space="preserve">designed using code from </w:t>
-      </w:r>
-      <w:proofErr w:type="spellStart"/>
-      <w:r>
-        <w:t>profile.v</w:t>
-      </w:r>
-      <w:proofErr w:type="spellEnd"/>
-      <w:r>
-        <w:t xml:space="preserve"> and Pavel </w:t>
+        <w:t xml:space="preserve">designed using code from profile.v and Pavel </w:t>
       </w:r>
       <w:r>
         <w:t>D</w:t>
@@ -23573,13 +22469,8 @@
         <w:t>AXI</w:t>
       </w:r>
       <w:r>
-        <w:t xml:space="preserve"> stream </w:t>
-      </w:r>
-      <w:proofErr w:type="spellStart"/>
-      <w:r>
-        <w:t>tready</w:t>
-      </w:r>
-      <w:proofErr w:type="spellEnd"/>
+        <w:t xml:space="preserve"> stream tready</w:t>
+      </w:r>
       <w:r>
         <w:t>, with an effective clock rate of 48KHz or 192KHz</w:t>
       </w:r>
@@ -23745,13 +22636,8 @@
             <w:pPr>
               <w:keepNext/>
             </w:pPr>
-            <w:proofErr w:type="spellStart"/>
-            <w:r>
-              <w:t>CW_Keyer</w:t>
-            </w:r>
-            <w:proofErr w:type="spellEnd"/>
-            <w:r>
-              <w:t>[7:0]</w:t>
+            <w:r>
+              <w:t>CW_Keyer[7:0]</w:t>
             </w:r>
           </w:p>
         </w:tc>
@@ -23791,13 +22677,8 @@
             <w:pPr>
               <w:keepNext/>
             </w:pPr>
-            <w:proofErr w:type="spellStart"/>
-            <w:r>
-              <w:t>CW_Keyer</w:t>
-            </w:r>
-            <w:proofErr w:type="spellEnd"/>
-            <w:r>
-              <w:t>[17:8]</w:t>
+            <w:r>
+              <w:t>CW_Keyer[17:8]</w:t>
             </w:r>
           </w:p>
         </w:tc>
@@ -23837,13 +22718,8 @@
             <w:pPr>
               <w:keepNext/>
             </w:pPr>
-            <w:proofErr w:type="spellStart"/>
-            <w:r>
-              <w:t>CW_Keyer</w:t>
-            </w:r>
-            <w:proofErr w:type="spellEnd"/>
-            <w:r>
-              <w:t>[</w:t>
+            <w:r>
+              <w:t>CW_Keyer[</w:t>
             </w:r>
             <w:r>
               <w:t>30:18</w:t>
@@ -23909,13 +22785,8 @@
             <w:pPr>
               <w:keepNext/>
             </w:pPr>
-            <w:proofErr w:type="spellStart"/>
-            <w:r>
-              <w:t>CW_Keyer</w:t>
-            </w:r>
-            <w:proofErr w:type="spellEnd"/>
-            <w:r>
-              <w:t>[31]</w:t>
+            <w:r>
+              <w:t>CW_Keyer[31]</w:t>
             </w:r>
           </w:p>
         </w:tc>
@@ -24287,13 +23158,8 @@
             <w:pPr>
               <w:keepNext/>
             </w:pPr>
-            <w:proofErr w:type="spellStart"/>
-            <w:r>
-              <w:t>IambicConfig</w:t>
-            </w:r>
-            <w:proofErr w:type="spellEnd"/>
-            <w:r>
-              <w:t>(7:0)</w:t>
+            <w:r>
+              <w:t>IambicConfig(7:0)</w:t>
             </w:r>
           </w:p>
         </w:tc>
@@ -24333,13 +23199,8 @@
             <w:pPr>
               <w:keepNext/>
             </w:pPr>
-            <w:proofErr w:type="spellStart"/>
-            <w:r>
-              <w:t>IambicConfig</w:t>
-            </w:r>
-            <w:proofErr w:type="spellEnd"/>
-            <w:r>
-              <w:t>[15:8]</w:t>
+            <w:r>
+              <w:t>IambicConfig[15:8]</w:t>
             </w:r>
           </w:p>
         </w:tc>
@@ -24364,13 +23225,8 @@
             <w:pPr>
               <w:keepNext/>
             </w:pPr>
-            <w:proofErr w:type="spellStart"/>
-            <w:r>
-              <w:t>Typ</w:t>
-            </w:r>
-            <w:proofErr w:type="spellEnd"/>
-            <w:r>
-              <w:t xml:space="preserve"> 33-66</w:t>
+            <w:r>
+              <w:t>Typ 33-66</w:t>
             </w:r>
           </w:p>
         </w:tc>
@@ -24384,13 +23240,8 @@
             <w:pPr>
               <w:keepNext/>
             </w:pPr>
-            <w:proofErr w:type="spellStart"/>
-            <w:r>
-              <w:t>IambicConfig</w:t>
-            </w:r>
-            <w:proofErr w:type="spellEnd"/>
-            <w:r>
-              <w:t>[16]</w:t>
+            <w:r>
+              <w:t>IambicConfig[16]</w:t>
             </w:r>
           </w:p>
         </w:tc>
@@ -24433,13 +23284,8 @@
             <w:pPr>
               <w:keepNext/>
             </w:pPr>
-            <w:proofErr w:type="spellStart"/>
-            <w:r>
-              <w:t>IambicConfig</w:t>
-            </w:r>
-            <w:proofErr w:type="spellEnd"/>
-            <w:r>
-              <w:t>[17]</w:t>
+            <w:r>
+              <w:t>IambicConfig[17]</w:t>
             </w:r>
           </w:p>
         </w:tc>
@@ -24479,13 +23325,8 @@
             <w:pPr>
               <w:keepNext/>
             </w:pPr>
-            <w:proofErr w:type="spellStart"/>
-            <w:r>
-              <w:t>IambicConfig</w:t>
-            </w:r>
-            <w:proofErr w:type="spellEnd"/>
-            <w:r>
-              <w:t>[18]</w:t>
+            <w:r>
+              <w:t>IambicConfig[18]</w:t>
             </w:r>
           </w:p>
         </w:tc>
@@ -24497,11 +23338,9 @@
             <w:pPr>
               <w:keepNext/>
             </w:pPr>
-            <w:proofErr w:type="spellStart"/>
             <w:r>
               <w:t>ModeB</w:t>
             </w:r>
-            <w:proofErr w:type="spellEnd"/>
           </w:p>
         </w:tc>
         <w:tc>
@@ -24527,13 +23366,8 @@
             <w:pPr>
               <w:keepNext/>
             </w:pPr>
-            <w:proofErr w:type="spellStart"/>
-            <w:r>
-              <w:t>IambicConfig</w:t>
-            </w:r>
-            <w:proofErr w:type="spellEnd"/>
-            <w:r>
-              <w:t>[19]</w:t>
+            <w:r>
+              <w:t>IambicConfig[19]</w:t>
             </w:r>
           </w:p>
         </w:tc>
@@ -24545,11 +23379,9 @@
             <w:pPr>
               <w:keepNext/>
             </w:pPr>
-            <w:proofErr w:type="spellStart"/>
             <w:r>
               <w:t>StrictSpacing</w:t>
             </w:r>
-            <w:proofErr w:type="spellEnd"/>
           </w:p>
         </w:tc>
         <w:tc>
@@ -24575,13 +23407,8 @@
             <w:pPr>
               <w:keepNext/>
             </w:pPr>
-            <w:proofErr w:type="spellStart"/>
-            <w:r>
-              <w:t>IambicConfig</w:t>
-            </w:r>
-            <w:proofErr w:type="spellEnd"/>
-            <w:r>
-              <w:t>[20]</w:t>
+            <w:r>
+              <w:t>IambicConfig[20]</w:t>
             </w:r>
           </w:p>
         </w:tc>
@@ -24624,13 +23451,8 @@
             <w:pPr>
               <w:keepNext/>
             </w:pPr>
-            <w:proofErr w:type="spellStart"/>
-            <w:r>
-              <w:t>IambicConfig</w:t>
-            </w:r>
-            <w:proofErr w:type="spellEnd"/>
-            <w:r>
-              <w:t>[21]</w:t>
+            <w:r>
+              <w:t>IambicConfig[21]</w:t>
             </w:r>
           </w:p>
         </w:tc>
@@ -24670,13 +23492,8 @@
             <w:pPr>
               <w:keepNext/>
             </w:pPr>
-            <w:proofErr w:type="spellStart"/>
-            <w:r>
-              <w:t>IambicConfig</w:t>
-            </w:r>
-            <w:proofErr w:type="spellEnd"/>
-            <w:r>
-              <w:t>[22]</w:t>
+            <w:r>
+              <w:t>IambicConfig[22]</w:t>
             </w:r>
           </w:p>
         </w:tc>
@@ -24716,13 +23533,8 @@
             <w:pPr>
               <w:keepNext/>
             </w:pPr>
-            <w:proofErr w:type="spellStart"/>
-            <w:r>
-              <w:t>IambicConfig</w:t>
-            </w:r>
-            <w:proofErr w:type="spellEnd"/>
-            <w:r>
-              <w:t>[23]</w:t>
+            <w:r>
+              <w:t>IambicConfig[23]</w:t>
             </w:r>
           </w:p>
         </w:tc>
@@ -24734,11 +23546,9 @@
             <w:pPr>
               <w:keepNext/>
             </w:pPr>
-            <w:proofErr w:type="spellStart"/>
             <w:r>
               <w:t>Breakin</w:t>
             </w:r>
-            <w:proofErr w:type="spellEnd"/>
           </w:p>
         </w:tc>
         <w:tc>
@@ -24853,15 +23663,7 @@
         </w:numPr>
       </w:pPr>
       <w:r>
-        <w:t xml:space="preserve">2x5 bit </w:t>
-      </w:r>
-      <w:proofErr w:type="spellStart"/>
-      <w:r>
-        <w:t>atten</w:t>
-      </w:r>
-      <w:proofErr w:type="spellEnd"/>
-      <w:r>
-        <w:t xml:space="preserve"> control output</w:t>
+        <w:t>2x5 bit atten control output</w:t>
       </w:r>
     </w:p>
     <w:p>
@@ -24873,15 +23675,7 @@
         </w:numPr>
       </w:pPr>
       <w:r>
-        <w:t xml:space="preserve">6 bit </w:t>
-      </w:r>
-      <w:proofErr w:type="spellStart"/>
-      <w:r>
-        <w:t>atten</w:t>
-      </w:r>
-      <w:proofErr w:type="spellEnd"/>
-      <w:r>
-        <w:t xml:space="preserve"> control output</w:t>
+        <w:t>6 bit atten control output</w:t>
       </w:r>
     </w:p>
     <w:p>
@@ -27303,15 +26097,7 @@
               <w:keepNext/>
             </w:pPr>
             <w:r>
-              <w:t xml:space="preserve">ADC1 </w:t>
-            </w:r>
-            <w:proofErr w:type="spellStart"/>
-            <w:r>
-              <w:t>atten</w:t>
-            </w:r>
-            <w:proofErr w:type="spellEnd"/>
-            <w:r>
-              <w:t xml:space="preserve"> when RX</w:t>
+              <w:t>ADC1 atten when RX</w:t>
             </w:r>
           </w:p>
         </w:tc>
@@ -27324,15 +26110,7 @@
               <w:keepNext/>
             </w:pPr>
             <w:r>
-              <w:t xml:space="preserve">5 bit </w:t>
-            </w:r>
-            <w:proofErr w:type="spellStart"/>
-            <w:r>
-              <w:t>atten</w:t>
-            </w:r>
-            <w:proofErr w:type="spellEnd"/>
-            <w:r>
-              <w:t xml:space="preserve"> setting for RX state; 1dB step</w:t>
+              <w:t>5 bit atten setting for RX state; 1dB step</w:t>
             </w:r>
           </w:p>
         </w:tc>
@@ -27366,15 +26144,7 @@
               <w:keepNext/>
             </w:pPr>
             <w:r>
-              <w:t xml:space="preserve">ADC1 </w:t>
-            </w:r>
-            <w:proofErr w:type="spellStart"/>
-            <w:r>
-              <w:t>atten</w:t>
-            </w:r>
-            <w:proofErr w:type="spellEnd"/>
-            <w:r>
-              <w:t xml:space="preserve"> when TX</w:t>
+              <w:t>ADC1 atten when TX</w:t>
             </w:r>
           </w:p>
         </w:tc>
@@ -27387,15 +26157,7 @@
               <w:keepNext/>
             </w:pPr>
             <w:r>
-              <w:t xml:space="preserve">5 bit </w:t>
-            </w:r>
-            <w:proofErr w:type="spellStart"/>
-            <w:r>
-              <w:t>atten</w:t>
-            </w:r>
-            <w:proofErr w:type="spellEnd"/>
-            <w:r>
-              <w:t xml:space="preserve"> setting for TX state; 1dB step</w:t>
+              <w:t>5 bit atten setting for TX state; 1dB step</w:t>
             </w:r>
           </w:p>
         </w:tc>
@@ -27417,15 +26179,7 @@
           </w:tcPr>
           <w:p>
             <w:r>
-              <w:t xml:space="preserve">ADC2 </w:t>
-            </w:r>
-            <w:proofErr w:type="spellStart"/>
-            <w:r>
-              <w:t>atten</w:t>
-            </w:r>
-            <w:proofErr w:type="spellEnd"/>
-            <w:r>
-              <w:t xml:space="preserve"> when RX</w:t>
+              <w:t>ADC2 atten when RX</w:t>
             </w:r>
           </w:p>
         </w:tc>
@@ -27435,15 +26189,7 @@
           </w:tcPr>
           <w:p>
             <w:r>
-              <w:t xml:space="preserve">5 bit </w:t>
-            </w:r>
-            <w:proofErr w:type="spellStart"/>
-            <w:r>
-              <w:t>atten</w:t>
-            </w:r>
-            <w:proofErr w:type="spellEnd"/>
-            <w:r>
-              <w:t xml:space="preserve"> setting for RX state; 1dB step</w:t>
+              <w:t>5 bit atten setting for RX state; 1dB step</w:t>
             </w:r>
           </w:p>
         </w:tc>
@@ -27465,15 +26211,7 @@
           </w:tcPr>
           <w:p>
             <w:r>
-              <w:t xml:space="preserve">ADC2 </w:t>
-            </w:r>
-            <w:proofErr w:type="spellStart"/>
-            <w:r>
-              <w:t>atten</w:t>
-            </w:r>
-            <w:proofErr w:type="spellEnd"/>
-            <w:r>
-              <w:t xml:space="preserve"> when TX</w:t>
+              <w:t>ADC2 atten when TX</w:t>
             </w:r>
           </w:p>
         </w:tc>
@@ -27483,15 +26221,7 @@
           </w:tcPr>
           <w:p>
             <w:r>
-              <w:t xml:space="preserve">5 bit </w:t>
-            </w:r>
-            <w:proofErr w:type="spellStart"/>
-            <w:r>
-              <w:t>atten</w:t>
-            </w:r>
-            <w:proofErr w:type="spellEnd"/>
-            <w:r>
-              <w:t xml:space="preserve"> setting for TX state; 1dB step</w:t>
+              <w:t>5 bit atten setting for TX state; 1dB step</w:t>
             </w:r>
           </w:p>
         </w:tc>
@@ -27656,15 +26386,7 @@
           </w:tcPr>
           <w:p>
             <w:r>
-              <w:t xml:space="preserve">6 bit </w:t>
-            </w:r>
-            <w:proofErr w:type="spellStart"/>
-            <w:r>
-              <w:t>atten</w:t>
-            </w:r>
-            <w:proofErr w:type="spellEnd"/>
-            <w:r>
-              <w:t xml:space="preserve"> value when RX (0.5dB steps)</w:t>
+              <w:t>6 bit atten value when RX (0.5dB steps)</w:t>
             </w:r>
           </w:p>
         </w:tc>
@@ -27696,15 +26418,7 @@
           </w:tcPr>
           <w:p>
             <w:r>
-              <w:t xml:space="preserve">6 bit </w:t>
-            </w:r>
-            <w:proofErr w:type="spellStart"/>
-            <w:r>
-              <w:t>atten</w:t>
-            </w:r>
-            <w:proofErr w:type="spellEnd"/>
-            <w:r>
-              <w:t xml:space="preserve"> value when TX (0.5dB steps)</w:t>
+              <w:t>6 bit atten value when TX (0.5dB steps)</w:t>
             </w:r>
           </w:p>
         </w:tc>
@@ -27819,11 +26533,9 @@
             <w:tcW w:w="2261" w:type="dxa"/>
           </w:tcPr>
           <w:p>
-            <w:proofErr w:type="spellStart"/>
             <w:r>
               <w:t>Input_PTT_Select</w:t>
             </w:r>
-            <w:proofErr w:type="spellEnd"/>
           </w:p>
         </w:tc>
         <w:tc>
@@ -27853,11 +26565,9 @@
             <w:tcW w:w="2261" w:type="dxa"/>
           </w:tcPr>
           <w:p>
-            <w:proofErr w:type="spellStart"/>
             <w:r>
               <w:t>Mic_Signal_Select</w:t>
             </w:r>
-            <w:proofErr w:type="spellEnd"/>
           </w:p>
         </w:tc>
         <w:tc>
@@ -27896,11 +26606,9 @@
             <w:tcW w:w="2261" w:type="dxa"/>
           </w:tcPr>
           <w:p>
-            <w:proofErr w:type="spellStart"/>
             <w:r>
               <w:t>Mic_Bias_Select</w:t>
             </w:r>
-            <w:proofErr w:type="spellEnd"/>
           </w:p>
         </w:tc>
         <w:tc>
@@ -27930,11 +26638,9 @@
             <w:tcW w:w="2261" w:type="dxa"/>
           </w:tcPr>
           <w:p>
-            <w:proofErr w:type="spellStart"/>
             <w:r>
               <w:t>Spkr_amp_Mute</w:t>
             </w:r>
-            <w:proofErr w:type="spellEnd"/>
           </w:p>
         </w:tc>
         <w:tc>
@@ -27973,11 +26679,9 @@
             <w:tcW w:w="2261" w:type="dxa"/>
           </w:tcPr>
           <w:p>
-            <w:proofErr w:type="spellStart"/>
             <w:r>
               <w:t>Balanced_Mic_Select</w:t>
             </w:r>
-            <w:proofErr w:type="spellEnd"/>
           </w:p>
         </w:tc>
         <w:tc>
@@ -28362,11 +27066,9 @@
             <w:tcW w:w="2261" w:type="dxa"/>
           </w:tcPr>
           <w:p>
-            <w:proofErr w:type="spellStart"/>
             <w:r>
               <w:t>Byteswap</w:t>
             </w:r>
-            <w:proofErr w:type="spellEnd"/>
           </w:p>
         </w:tc>
         <w:tc>
@@ -28404,11 +27106,9 @@
             <w:tcW w:w="2261" w:type="dxa"/>
           </w:tcPr>
           <w:p>
-            <w:proofErr w:type="spellStart"/>
             <w:r>
               <w:t>TX_Relay_Disable</w:t>
             </w:r>
-            <w:proofErr w:type="spellEnd"/>
           </w:p>
         </w:tc>
         <w:tc>
@@ -28651,15 +27351,7 @@
               <w:keepNext/>
             </w:pPr>
             <w:r>
-              <w:t xml:space="preserve">((CPU_MOX || </w:t>
-            </w:r>
-            <w:proofErr w:type="spellStart"/>
-            <w:r>
-              <w:t>keyer_MOX</w:t>
-            </w:r>
-            <w:proofErr w:type="spellEnd"/>
-            <w:r>
-              <w:t xml:space="preserve">) &amp;&amp; TX_ENABLED) </w:t>
+              <w:t xml:space="preserve">((CPU_MOX || keyer_MOX) &amp;&amp; TX_ENABLED) </w:t>
             </w:r>
           </w:p>
         </w:tc>
@@ -28741,13 +27433,8 @@
               <w:keepNext/>
             </w:pPr>
             <w:r>
-              <w:t xml:space="preserve">MOX &amp;&amp; </w:t>
-            </w:r>
-            <w:proofErr w:type="spellStart"/>
-            <w:r>
-              <w:t>transverter_enable</w:t>
-            </w:r>
-            <w:proofErr w:type="spellEnd"/>
+              <w:t>MOX &amp;&amp; transverter_enable</w:t>
+            </w:r>
           </w:p>
         </w:tc>
       </w:tr>
@@ -29462,14 +28149,12 @@
                 <w:color w:val="000000" w:themeColor="text1"/>
               </w:rPr>
             </w:pPr>
-            <w:proofErr w:type="spellStart"/>
             <w:r>
               <w:rPr>
                 <w:color w:val="000000" w:themeColor="text1"/>
               </w:rPr>
               <w:t>Watchdog_TXEnable</w:t>
             </w:r>
-            <w:proofErr w:type="spellEnd"/>
           </w:p>
         </w:tc>
         <w:tc>
@@ -30677,7 +29362,6 @@
                 <w:bCs/>
               </w:rPr>
             </w:pPr>
-            <w:proofErr w:type="spellStart"/>
             <w:r>
               <w:rPr>
                 <w:b/>
@@ -30685,7 +29369,6 @@
               </w:rPr>
               <w:t>Addr</w:t>
             </w:r>
-            <w:proofErr w:type="spellEnd"/>
           </w:p>
         </w:tc>
         <w:tc>
@@ -30955,36 +29638,12 @@
     </w:p>
     <w:p>
       <w:r>
-        <w:t xml:space="preserve">The data sent to or received from the PC for Thetis is in “network endian” format which is big endian. This means that byte swapping is needed so that data </w:t>
-      </w:r>
-      <w:proofErr w:type="spellStart"/>
-      <w:r>
-        <w:t>DMA’d</w:t>
-      </w:r>
-      <w:proofErr w:type="spellEnd"/>
-      <w:r>
-        <w:t xml:space="preserve"> out into the ARM processor can be sent directly to the PC. It does mean that translation would be required if a local DSP app (</w:t>
-      </w:r>
-      <w:proofErr w:type="spellStart"/>
-      <w:r>
-        <w:t>eg</w:t>
-      </w:r>
-      <w:proofErr w:type="spellEnd"/>
-      <w:r>
-        <w:t xml:space="preserve"> Pihpsdr) is used. </w:t>
-      </w:r>
-    </w:p>
-    <w:p>
-      <w:r>
-        <w:t>Programmable hardware byte swapping has been implemented on the data paths in the FPGA. Bit “</w:t>
-      </w:r>
-      <w:proofErr w:type="spellStart"/>
-      <w:r>
-        <w:t>Byteswap</w:t>
-      </w:r>
-      <w:proofErr w:type="spellEnd"/>
-      <w:r>
-        <w:t>” in the GPIO register controls byte swapping. This bit should be set to 0 for native access to the data (for example a locally running instance of Pihpsdr). It should be set to 1 to put I/Q and codec data into network byte order (for example if running a protocol 1 or protocol 2 server application).</w:t>
+        <w:t xml:space="preserve">The data sent to or received from the PC for Thetis is in “network endian” format which is big endian. This means that byte swapping is needed so that data DMA’d out into the ARM processor can be sent directly to the PC. It does mean that translation would be required if a local DSP app (eg Pihpsdr) is used. </w:t>
+      </w:r>
+    </w:p>
+    <w:p>
+      <w:r>
+        <w:t>Programmable hardware byte swapping has been implemented on the data paths in the FPGA. Bit “Byteswap” in the GPIO register controls byte swapping. This bit should be set to 0 for native access to the data (for example a locally running instance of Pihpsdr). It should be set to 1 to put I/Q and codec data into network byte order (for example if running a protocol 1 or protocol 2 server application).</w:t>
       </w:r>
     </w:p>
     <w:p/>
@@ -31980,15 +30639,7 @@
       </w:r>
       <w:r>
         <w:lastRenderedPageBreak/>
-        <w:t xml:space="preserve">Raspberry pi in advance. When a FIFO reaches a certain depth it initiates a transfer and the data is </w:t>
-      </w:r>
-      <w:proofErr w:type="spellStart"/>
-      <w:r>
-        <w:t>DMA’d</w:t>
-      </w:r>
-      <w:proofErr w:type="spellEnd"/>
-      <w:r>
-        <w:t xml:space="preserve"> to processor memory. FIFO depths would be smaller, and there would be less processor overhead. </w:t>
+        <w:t xml:space="preserve">Raspberry pi in advance. When a FIFO reaches a certain depth it initiates a transfer and the data is DMA’d to processor memory. FIFO depths would be smaller, and there would be less processor overhead. </w:t>
       </w:r>
     </w:p>
     <w:p>
@@ -32212,26 +30863,10 @@
         <w:t xml:space="preserve">In all cases the FIFOs on the CPU side are 64 bits; the data needs to be resized </w:t>
       </w:r>
       <w:r>
-        <w:t>(</w:t>
-      </w:r>
-      <w:proofErr w:type="spellStart"/>
-      <w:r>
-        <w:t>eg</w:t>
-      </w:r>
-      <w:proofErr w:type="spellEnd"/>
-      <w:r>
-        <w:t xml:space="preserve"> </w:t>
-      </w:r>
-      <w:r>
-        <w:t xml:space="preserve">using AXI stream </w:t>
-      </w:r>
-      <w:proofErr w:type="spellStart"/>
-      <w:r>
-        <w:t>datawidth</w:t>
-      </w:r>
-      <w:proofErr w:type="spellEnd"/>
-      <w:r>
-        <w:t xml:space="preserve"> converters</w:t>
+        <w:t xml:space="preserve">(eg </w:t>
+      </w:r>
+      <w:r>
+        <w:t>using AXI stream datawidth converters</w:t>
       </w:r>
       <w:r>
         <w:t>)</w:t>
@@ -32278,15 +30913,7 @@
         </w:numPr>
       </w:pPr>
       <w:r>
-        <w:t xml:space="preserve">TX data: 1 I/Q sample stream, 48KHz (protocol 1) or 192 </w:t>
-      </w:r>
-      <w:proofErr w:type="spellStart"/>
-      <w:r>
-        <w:t>KHz</w:t>
-      </w:r>
-      <w:proofErr w:type="spellEnd"/>
-      <w:r>
-        <w:t xml:space="preserve"> (protocol 2) sample rate</w:t>
+        <w:t>TX data: 1 I/Q sample stream, 48KHz (protocol 1) or 192 KHz (protocol 2) sample rate</w:t>
       </w:r>
     </w:p>
     <w:p>
@@ -32438,7 +31065,7 @@
           <v:shape id="_x0000_i1035" type="#_x0000_t75" style="width:395.15pt;height:116.95pt" o:ole="">
             <v:imagedata r:id="rId55" o:title=""/>
           </v:shape>
-          <o:OLEObject Type="Embed" ProgID="Excel.Sheet.12" ShapeID="_x0000_i1035" DrawAspect="Content" ObjectID="_1833992227" r:id="rId56"/>
+          <o:OLEObject Type="Embed" ProgID="Excel.Sheet.12" ShapeID="_x0000_i1035" DrawAspect="Content" ObjectID="_1834340554" r:id="rId56"/>
         </w:object>
       </w:r>
     </w:p>
@@ -32518,7 +31145,7 @@
           <v:shape id="_x0000_i1036" type="#_x0000_t75" style="width:469.45pt;height:202.2pt" o:ole="">
             <v:imagedata r:id="rId57" o:title=""/>
           </v:shape>
-          <o:OLEObject Type="Embed" ProgID="Excel.Sheet.12" ShapeID="_x0000_i1036" DrawAspect="Content" ObjectID="_1833992228" r:id="rId58"/>
+          <o:OLEObject Type="Embed" ProgID="Excel.Sheet.12" ShapeID="_x0000_i1036" DrawAspect="Content" ObjectID="_1834340555" r:id="rId58"/>
         </w:object>
       </w:r>
     </w:p>
@@ -32639,13 +31266,8 @@
           <w:numId w:val="27"/>
         </w:numPr>
       </w:pPr>
-      <w:proofErr w:type="spellStart"/>
-      <w:r>
-        <w:t>Spk</w:t>
-      </w:r>
-      <w:proofErr w:type="spellEnd"/>
-      <w:r>
-        <w:t xml:space="preserve"> samples: depth = </w:t>
+      <w:r>
+        <w:t xml:space="preserve">Spk samples: depth = </w:t>
       </w:r>
       <w:r>
         <w:t>102</w:t>
@@ -32695,7 +31317,7 @@
           <v:shape id="_x0000_i1037" type="#_x0000_t75" style="width:337.55pt;height:107.15pt" o:ole="">
             <v:imagedata r:id="rId59" o:title=""/>
           </v:shape>
-          <o:OLEObject Type="Embed" ProgID="Excel.Sheet.12" ShapeID="_x0000_i1037" DrawAspect="Content" ObjectID="_1833992229" r:id="rId60"/>
+          <o:OLEObject Type="Embed" ProgID="Excel.Sheet.12" ShapeID="_x0000_i1037" DrawAspect="Content" ObjectID="_1834340556" r:id="rId60"/>
         </w:object>
       </w:r>
     </w:p>
@@ -32842,13 +31464,8 @@
             <w:pPr>
               <w:keepNext/>
             </w:pPr>
-            <w:proofErr w:type="spellStart"/>
-            <w:r>
-              <w:t>FIFOClear</w:t>
-            </w:r>
-            <w:proofErr w:type="spellEnd"/>
-            <w:r>
-              <w:t>[0]</w:t>
+            <w:r>
+              <w:t>FIFOClear[0]</w:t>
             </w:r>
           </w:p>
         </w:tc>
@@ -32896,13 +31513,8 @@
             <w:pPr>
               <w:keepNext/>
             </w:pPr>
-            <w:proofErr w:type="spellStart"/>
-            <w:r>
-              <w:t>FIFOClear</w:t>
-            </w:r>
-            <w:proofErr w:type="spellEnd"/>
-            <w:r>
-              <w:t>[1]</w:t>
+            <w:r>
+              <w:t>FIFOClear[1]</w:t>
             </w:r>
           </w:p>
         </w:tc>
@@ -32914,13 +31526,8 @@
             <w:pPr>
               <w:keepNext/>
             </w:pPr>
-            <w:proofErr w:type="spellStart"/>
-            <w:r>
-              <w:t>Spk</w:t>
-            </w:r>
-            <w:proofErr w:type="spellEnd"/>
-            <w:r>
-              <w:t xml:space="preserve"> FIFO reset</w:t>
+            <w:r>
+              <w:t>Spk FIFO reset</w:t>
             </w:r>
           </w:p>
         </w:tc>
@@ -32955,13 +31562,8 @@
             <w:pPr>
               <w:keepNext/>
             </w:pPr>
-            <w:proofErr w:type="spellStart"/>
-            <w:r>
-              <w:t>FIFOClear</w:t>
-            </w:r>
-            <w:proofErr w:type="spellEnd"/>
-            <w:r>
-              <w:t>[</w:t>
+            <w:r>
+              <w:t>FIFOClear[</w:t>
             </w:r>
             <w:r>
               <w:t>2</w:t>
@@ -33015,13 +31617,8 @@
             <w:pPr>
               <w:keepNext/>
             </w:pPr>
-            <w:proofErr w:type="spellStart"/>
-            <w:r>
-              <w:t>FIFOClear</w:t>
-            </w:r>
-            <w:proofErr w:type="spellEnd"/>
-            <w:r>
-              <w:t>[</w:t>
+            <w:r>
+              <w:t>FIFOClear[</w:t>
             </w:r>
             <w:r>
               <w:t>3</w:t>
@@ -33240,15 +31837,7 @@
         <w:t>I</w:t>
       </w:r>
       <w:r>
-        <w:t xml:space="preserve">f we have DDC0 &amp; 2 enabled at 96KHz, DDC 1 enabled at 192KHz and DDC5 enabled at 48 </w:t>
-      </w:r>
-      <w:proofErr w:type="spellStart"/>
-      <w:r>
-        <w:t>KHz</w:t>
-      </w:r>
-      <w:proofErr w:type="spellEnd"/>
-      <w:r>
-        <w:t xml:space="preserve"> a single beat will result in sequential outputs:</w:t>
+        <w:t>f we have DDC0 &amp; 2 enabled at 96KHz, DDC 1 enabled at 192KHz and DDC5 enabled at 48 KHz a single beat will result in sequential outputs:</w:t>
       </w:r>
     </w:p>
     <w:tbl>
@@ -33611,15 +32200,7 @@
           </w:tcPr>
           <w:p>
             <w:r>
-              <w:t>Fs (</w:t>
-            </w:r>
-            <w:proofErr w:type="spellStart"/>
-            <w:r>
-              <w:t>KHz</w:t>
-            </w:r>
-            <w:proofErr w:type="spellEnd"/>
-            <w:r>
-              <w:t>)</w:t>
+              <w:t>Fs (KHz)</w:t>
             </w:r>
           </w:p>
         </w:tc>
@@ -34914,15 +33495,7 @@
         <w:t xml:space="preserve"> and can be small</w:t>
       </w:r>
       <w:r>
-        <w:t xml:space="preserve">, </w:t>
-      </w:r>
-      <w:proofErr w:type="spellStart"/>
-      <w:r>
-        <w:t>eg</w:t>
-      </w:r>
-      <w:proofErr w:type="spellEnd"/>
-      <w:r>
-        <w:t xml:space="preserve"> 64 samples. The output FIFO has the largest data rate; if it fills, then the input FIFOs will begin to fill (because it is a stream).</w:t>
+        <w:t>, eg 64 samples. The output FIFO has the largest data rate; if it fills, then the input FIFOs will begin to fill (because it is a stream).</w:t>
       </w:r>
     </w:p>
     <w:p>
@@ -34931,15 +33504,7 @@
         <w:t>F</w:t>
       </w:r>
       <w:r>
-        <w:t xml:space="preserve">or </w:t>
-      </w:r>
-      <w:proofErr w:type="spellStart"/>
-      <w:r>
-        <w:t>non enabled</w:t>
-      </w:r>
-      <w:proofErr w:type="spellEnd"/>
-      <w:r>
-        <w:t xml:space="preserve"> DDC, the multiplexer consumes data so the FIFOs maintain depth alongside the others. All data transfers should be initiated or stopped by setting a single “Active” signal.</w:t>
+        <w:t>or non enabled DDC, the multiplexer consumes data so the FIFOs maintain depth alongside the others. All data transfers should be initiated or stopped by setting a single “Active” signal.</w:t>
       </w:r>
     </w:p>
     <w:p>
@@ -34996,15 +33561,7 @@
     </w:p>
     <w:p>
       <w:r>
-        <w:t xml:space="preserve">This way the DMA process is continuous. It is data driven, and </w:t>
-      </w:r>
-      <w:proofErr w:type="spellStart"/>
-      <w:r>
-        <w:t>self locates</w:t>
-      </w:r>
-      <w:proofErr w:type="spellEnd"/>
-      <w:r>
-        <w:t xml:space="preserve"> the points where data format changes. </w:t>
+        <w:t xml:space="preserve">This way the DMA process is continuous. It is data driven, and self locates the points where data format changes. </w:t>
       </w:r>
     </w:p>
     <w:p>
@@ -35048,15 +33605,7 @@
         <w:t>rate</w:t>
       </w:r>
       <w:r>
-        <w:t xml:space="preserve"> word, then loop through all enabled DDC and transfer the required number of samples for one data beat. After processing DDC0-9 it will repeat. This way once started the data transfer never needs be stopped, and the input FIFOs can all be small (</w:t>
-      </w:r>
-      <w:proofErr w:type="spellStart"/>
-      <w:r>
-        <w:t>eg</w:t>
-      </w:r>
-      <w:proofErr w:type="spellEnd"/>
-      <w:r>
-        <w:t xml:space="preserve"> 64 samples). It does mean that if it ever is stopped, data will be lost and the input FIFOs (and probably output FIFO) should be reset.</w:t>
+        <w:t xml:space="preserve"> word, then loop through all enabled DDC and transfer the required number of samples for one data beat. After processing DDC0-9 it will repeat. This way once started the data transfer never needs be stopped, and the input FIFOs can all be small (eg 64 samples). It does mean that if it ever is stopped, data will be lost and the input FIFOs (and probably output FIFO) should be reset.</w:t>
       </w:r>
     </w:p>
     <w:p>
@@ -35327,15 +33876,7 @@
     </w:p>
     <w:p>
       <w:r>
-        <w:t xml:space="preserve">It would also be possible to only transfer the DDC config at the start, and when it changes. Then the </w:t>
-      </w:r>
-      <w:proofErr w:type="spellStart"/>
-      <w:r>
-        <w:t>RaspberryPi</w:t>
-      </w:r>
-      <w:proofErr w:type="spellEnd"/>
-      <w:r>
-        <w:t xml:space="preserve"> would need to check for a new config word.</w:t>
+        <w:t>It would also be possible to only transfer the DDC config at the start, and when it changes. Then the RaspberryPi would need to check for a new config word.</w:t>
       </w:r>
       <w:r>
         <w:t xml:space="preserve"> This is not currently implemented.</w:t>
@@ -36722,15 +35263,7 @@
         <w:t>Samples are transferred as 24 bit I, 24 bit Q complex samples. These appear into the processor memory map</w:t>
       </w:r>
       <w:r>
-        <w:t xml:space="preserve">, depending on the setting of </w:t>
-      </w:r>
-      <w:proofErr w:type="spellStart"/>
-      <w:r>
-        <w:t>Byteswap</w:t>
-      </w:r>
-      <w:proofErr w:type="spellEnd"/>
-      <w:r>
-        <w:t xml:space="preserve"> (GPIO bit 26) </w:t>
+        <w:t xml:space="preserve">, depending on the setting of Byteswap (GPIO bit 26) </w:t>
       </w:r>
       <w:r>
         <w:t>as follows:</w:t>
@@ -37763,15 +36296,7 @@
         <w:t xml:space="preserve">: RX </w:t>
       </w:r>
       <w:r>
-        <w:t xml:space="preserve">IQ Data, with </w:t>
-      </w:r>
-      <w:proofErr w:type="spellStart"/>
-      <w:r>
-        <w:t>Byteswap</w:t>
-      </w:r>
-      <w:proofErr w:type="spellEnd"/>
-      <w:r>
-        <w:t>==</w:t>
+        <w:t>IQ Data, with Byteswap==</w:t>
       </w:r>
       <w:r>
         <w:t>0</w:t>
@@ -38752,15 +37277,7 @@
         <w:t xml:space="preserve">: RX </w:t>
       </w:r>
       <w:r>
-        <w:t xml:space="preserve">IQ Data, with </w:t>
-      </w:r>
-      <w:proofErr w:type="spellStart"/>
-      <w:r>
-        <w:t>Byteswap</w:t>
-      </w:r>
-      <w:proofErr w:type="spellEnd"/>
-      <w:r>
-        <w:t>==1</w:t>
+        <w:t>IQ Data, with Byteswap==1</w:t>
       </w:r>
     </w:p>
     <w:p>
@@ -38832,15 +37349,7 @@
         <w:t>AXI</w:t>
       </w:r>
       <w:r>
-        <w:t xml:space="preserve"> stream </w:t>
-      </w:r>
-      <w:proofErr w:type="spellStart"/>
-      <w:r>
-        <w:t>deinterleaver</w:t>
-      </w:r>
-      <w:proofErr w:type="spellEnd"/>
-      <w:r>
-        <w:t xml:space="preserve"> IP demu</w:t>
+        <w:t xml:space="preserve"> stream deinterleaver IP demu</w:t>
       </w:r>
       <w:r>
         <w:t>ltiplexes</w:t>
@@ -39624,15 +38133,7 @@
         </w:r>
       </w:fldSimple>
       <w:r>
-        <w:t xml:space="preserve">: TX I/Q Data, </w:t>
-      </w:r>
-      <w:proofErr w:type="spellStart"/>
-      <w:r>
-        <w:t>Byteswap</w:t>
-      </w:r>
-      <w:proofErr w:type="spellEnd"/>
-      <w:r>
-        <w:t xml:space="preserve"> == 0</w:t>
+        <w:t>: TX I/Q Data, Byteswap == 0</w:t>
       </w:r>
     </w:p>
     <w:p/>
@@ -40468,15 +38969,7 @@
         </w:r>
       </w:fldSimple>
       <w:r>
-        <w:t xml:space="preserve">: TX I/Q Data, </w:t>
-      </w:r>
-      <w:proofErr w:type="spellStart"/>
-      <w:r>
-        <w:t>Byteswap</w:t>
-      </w:r>
-      <w:proofErr w:type="spellEnd"/>
-      <w:r>
-        <w:t xml:space="preserve"> == 1</w:t>
+        <w:t>: TX I/Q Data, Byteswap == 1</w:t>
       </w:r>
     </w:p>
     <w:p>
@@ -40923,15 +39416,7 @@
           </w:tcPr>
           <w:p>
             <w:r>
-              <w:t>(</w:t>
-            </w:r>
-            <w:proofErr w:type="spellStart"/>
-            <w:r>
-              <w:t>Byteswap</w:t>
-            </w:r>
-            <w:proofErr w:type="spellEnd"/>
-            <w:r>
-              <w:t>==</w:t>
+              <w:t>(Byteswap==</w:t>
             </w:r>
             <w:r>
               <w:t>0</w:t>
@@ -41087,15 +39572,7 @@
           </w:tcPr>
           <w:p>
             <w:r>
-              <w:t>(</w:t>
-            </w:r>
-            <w:proofErr w:type="spellStart"/>
-            <w:r>
-              <w:t>Byteswap</w:t>
-            </w:r>
-            <w:proofErr w:type="spellEnd"/>
-            <w:r>
-              <w:t>==1)</w:t>
+              <w:t>(Byteswap==1)</w:t>
             </w:r>
           </w:p>
         </w:tc>
@@ -41486,15 +39963,7 @@
               <w:keepNext/>
             </w:pPr>
             <w:r>
-              <w:t>(</w:t>
-            </w:r>
-            <w:proofErr w:type="spellStart"/>
-            <w:r>
-              <w:t>Byteswap</w:t>
-            </w:r>
-            <w:proofErr w:type="spellEnd"/>
-            <w:r>
-              <w:t>==0)</w:t>
+              <w:t>(Byteswap==0)</w:t>
             </w:r>
           </w:p>
         </w:tc>
@@ -41674,15 +40143,7 @@
               <w:keepNext/>
             </w:pPr>
             <w:r>
-              <w:t>(</w:t>
-            </w:r>
-            <w:proofErr w:type="spellStart"/>
-            <w:r>
-              <w:t>Byteswap</w:t>
-            </w:r>
-            <w:proofErr w:type="spellEnd"/>
-            <w:r>
-              <w:t>==1)</w:t>
+              <w:t>(Byteswap==1)</w:t>
             </w:r>
           </w:p>
         </w:tc>
@@ -41724,15 +40185,7 @@
         <w:t>The FIFOs can be reset</w:t>
       </w:r>
       <w:r>
-        <w:t xml:space="preserve"> by </w:t>
-      </w:r>
-      <w:proofErr w:type="spellStart"/>
-      <w:r>
-        <w:t>deasserting</w:t>
-      </w:r>
-      <w:proofErr w:type="spellEnd"/>
-      <w:r>
-        <w:t xml:space="preserve"> the FIFO reset bit in the appropriate config registers. (DDC </w:t>
+        <w:t xml:space="preserve"> by deasserting the FIFO reset bit in the appropriate config registers. (DDC </w:t>
       </w:r>
       <w:r>
         <w:t>input select</w:t>
@@ -41777,15 +40230,7 @@
     </w:p>
     <w:p>
       <w:r>
-        <w:t xml:space="preserve">Various LED outputs are provided, mostly for debugging. 3.3V logic, LED should connect to ground / </w:t>
-      </w:r>
-      <w:proofErr w:type="spellStart"/>
-      <w:r>
-        <w:t>Vdd</w:t>
-      </w:r>
-      <w:proofErr w:type="spellEnd"/>
-      <w:r>
-        <w:t xml:space="preserve"> via a suitable resistor. Today these are all software driven, but some could be assigned to hardware functions.</w:t>
+        <w:t>Various LED outputs are provided, mostly for debugging. 3.3V logic, LED should connect to ground / Vdd via a suitable resistor. Today these are all software driven, but some could be assigned to hardware functions.</w:t>
       </w:r>
     </w:p>
     <w:tbl>
@@ -41930,13 +40375,8 @@
             <w:pPr>
               <w:keepNext/>
             </w:pPr>
-            <w:proofErr w:type="spellStart"/>
-            <w:r>
-              <w:t>LED_Out</w:t>
-            </w:r>
-            <w:proofErr w:type="spellEnd"/>
-            <w:r>
-              <w:t xml:space="preserve"> [15:0]</w:t>
+            <w:r>
+              <w:t>LED_Out [15:0]</w:t>
             </w:r>
           </w:p>
         </w:tc>
@@ -42296,21 +40736,12 @@
                 <w:bCs/>
               </w:rPr>
             </w:pPr>
-            <w:proofErr w:type="spellStart"/>
             <w:r>
               <w:rPr>
                 <w:b/>
                 <w:bCs/>
               </w:rPr>
-              <w:t>Addr</w:t>
-            </w:r>
-            <w:proofErr w:type="spellEnd"/>
-            <w:r>
-              <w:rPr>
-                <w:b/>
-                <w:bCs/>
-              </w:rPr>
-              <w:t xml:space="preserve"> space used</w:t>
+              <w:t>Addr space used</w:t>
             </w:r>
           </w:p>
         </w:tc>
@@ -42550,21 +40981,12 @@
                 <w:bCs/>
               </w:rPr>
             </w:pPr>
-            <w:proofErr w:type="spellStart"/>
             <w:r>
               <w:rPr>
                 <w:b/>
                 <w:bCs/>
               </w:rPr>
-              <w:t>Addr</w:t>
-            </w:r>
-            <w:proofErr w:type="spellEnd"/>
-            <w:r>
-              <w:rPr>
-                <w:b/>
-                <w:bCs/>
-              </w:rPr>
-              <w:t xml:space="preserve"> space used</w:t>
+              <w:t>Addr space used</w:t>
             </w:r>
           </w:p>
         </w:tc>
@@ -42917,21 +41339,12 @@
                 <w:bCs/>
               </w:rPr>
             </w:pPr>
-            <w:proofErr w:type="spellStart"/>
             <w:r>
               <w:rPr>
                 <w:b/>
                 <w:bCs/>
               </w:rPr>
-              <w:t>Addr</w:t>
-            </w:r>
-            <w:proofErr w:type="spellEnd"/>
-            <w:r>
-              <w:rPr>
-                <w:b/>
-                <w:bCs/>
-              </w:rPr>
-              <w:t xml:space="preserve"> space used</w:t>
+              <w:t>Addr space used</w:t>
             </w:r>
           </w:p>
         </w:tc>
@@ -43096,11 +41509,9 @@
                 <w:bCs/>
               </w:rPr>
             </w:pPr>
-            <w:proofErr w:type="spellStart"/>
             <w:r>
               <w:t>FIFO_Monitor</w:t>
             </w:r>
-            <w:proofErr w:type="spellEnd"/>
           </w:p>
         </w:tc>
       </w:tr>
@@ -43138,14 +41549,12 @@
                 <w:bCs/>
               </w:rPr>
             </w:pPr>
-            <w:proofErr w:type="spellStart"/>
             <w:r>
               <w:t>FIFO_Monitor</w:t>
             </w:r>
             <w:r>
               <w:t>.v</w:t>
             </w:r>
-            <w:proofErr w:type="spellEnd"/>
           </w:p>
         </w:tc>
       </w:tr>
@@ -43162,21 +41571,12 @@
                 <w:bCs/>
               </w:rPr>
             </w:pPr>
-            <w:proofErr w:type="spellStart"/>
             <w:r>
               <w:rPr>
                 <w:b/>
                 <w:bCs/>
               </w:rPr>
-              <w:t>Addr</w:t>
-            </w:r>
-            <w:proofErr w:type="spellEnd"/>
-            <w:r>
-              <w:rPr>
-                <w:b/>
-                <w:bCs/>
-              </w:rPr>
-              <w:t xml:space="preserve"> space used</w:t>
+              <w:t>Addr space used</w:t>
             </w:r>
           </w:p>
         </w:tc>
@@ -43810,33 +42210,12 @@
     </w:p>
     <w:p>
       <w:r>
-        <w:t xml:space="preserve">Mic &amp; DDC FIFO – </w:t>
-      </w:r>
-      <w:proofErr w:type="spellStart"/>
-      <w:r>
-        <w:t>rd_data_count</w:t>
-      </w:r>
-      <w:proofErr w:type="spellEnd"/>
-      <w:r>
-        <w:t xml:space="preserve"> connected to FIFO monitor IP</w:t>
-      </w:r>
-    </w:p>
-    <w:p>
-      <w:proofErr w:type="spellStart"/>
-      <w:r>
-        <w:t>Spk</w:t>
-      </w:r>
-      <w:proofErr w:type="spellEnd"/>
-      <w:r>
-        <w:t xml:space="preserve"> &amp; DUC FIFO – </w:t>
-      </w:r>
-      <w:proofErr w:type="spellStart"/>
-      <w:r>
-        <w:t>wr_data_count</w:t>
-      </w:r>
-      <w:proofErr w:type="spellEnd"/>
-      <w:r>
-        <w:t xml:space="preserve"> connected to FIFO monitor IP</w:t>
+        <w:t>Mic &amp; DDC FIFO – rd_data_count connected to FIFO monitor IP</w:t>
+      </w:r>
+    </w:p>
+    <w:p>
+      <w:r>
+        <w:t>Spk &amp; DUC FIFO – wr_data_count connected to FIFO monitor IP</w:t>
       </w:r>
     </w:p>
     <w:p>
@@ -43924,7 +42303,6 @@
                 <w:bCs/>
               </w:rPr>
             </w:pPr>
-            <w:proofErr w:type="spellStart"/>
             <w:r>
               <w:t>AXI_</w:t>
             </w:r>
@@ -43940,7 +42318,6 @@
             <w:r>
               <w:t>_reader</w:t>
             </w:r>
-            <w:proofErr w:type="spellEnd"/>
           </w:p>
         </w:tc>
       </w:tr>
@@ -43974,7 +42351,6 @@
             <w:pPr>
               <w:keepNext/>
             </w:pPr>
-            <w:proofErr w:type="spellStart"/>
             <w:r>
               <w:t>AXI_</w:t>
             </w:r>
@@ -43990,7 +42366,6 @@
             <w:r>
               <w:t>_latch_reader.v</w:t>
             </w:r>
-            <w:proofErr w:type="spellEnd"/>
           </w:p>
         </w:tc>
       </w:tr>
@@ -44007,77 +42382,68 @@
                 <w:bCs/>
               </w:rPr>
             </w:pPr>
-            <w:proofErr w:type="spellStart"/>
             <w:r>
               <w:rPr>
                 <w:b/>
                 <w:bCs/>
               </w:rPr>
-              <w:t>Addr</w:t>
-            </w:r>
-            <w:proofErr w:type="spellEnd"/>
-            <w:r>
+              <w:t>Addr space used</w:t>
+            </w:r>
+          </w:p>
+        </w:tc>
+        <w:tc>
+          <w:tcPr>
+            <w:tcW w:w="4961" w:type="dxa"/>
+          </w:tcPr>
+          <w:p>
+            <w:pPr>
+              <w:keepNext/>
+            </w:pPr>
+            <w:r>
+              <w:t>4 bytes</w:t>
+            </w:r>
+          </w:p>
+        </w:tc>
+      </w:tr>
+      <w:tr>
+        <w:tc>
+          <w:tcPr>
+            <w:tcW w:w="1980" w:type="dxa"/>
+          </w:tcPr>
+          <w:p>
+            <w:pPr>
+              <w:keepNext/>
               <w:rPr>
                 <w:b/>
                 <w:bCs/>
               </w:rPr>
-              <w:t xml:space="preserve"> space used</w:t>
-            </w:r>
-          </w:p>
-        </w:tc>
-        <w:tc>
-          <w:tcPr>
-            <w:tcW w:w="4961" w:type="dxa"/>
-          </w:tcPr>
-          <w:p>
-            <w:pPr>
-              <w:keepNext/>
-            </w:pPr>
-            <w:r>
-              <w:t>4 bytes</w:t>
-            </w:r>
-          </w:p>
-        </w:tc>
-      </w:tr>
-      <w:tr>
-        <w:tc>
-          <w:tcPr>
-            <w:tcW w:w="1980" w:type="dxa"/>
-          </w:tcPr>
-          <w:p>
-            <w:pPr>
-              <w:keepNext/>
+            </w:pPr>
+            <w:r>
               <w:rPr>
                 <w:b/>
                 <w:bCs/>
               </w:rPr>
-            </w:pPr>
-            <w:r>
+              <w:t>Register Address</w:t>
+            </w:r>
+          </w:p>
+        </w:tc>
+        <w:tc>
+          <w:tcPr>
+            <w:tcW w:w="4961" w:type="dxa"/>
+          </w:tcPr>
+          <w:p>
+            <w:pPr>
+              <w:keepNext/>
               <w:rPr>
                 <w:b/>
                 <w:bCs/>
               </w:rPr>
-              <w:t>Register Address</w:t>
-            </w:r>
-          </w:p>
-        </w:tc>
-        <w:tc>
-          <w:tcPr>
-            <w:tcW w:w="4961" w:type="dxa"/>
-          </w:tcPr>
-          <w:p>
-            <w:pPr>
-              <w:keepNext/>
+            </w:pPr>
+            <w:r>
               <w:rPr>
                 <w:b/>
                 <w:bCs/>
               </w:rPr>
-            </w:pPr>
-            <w:r>
-              <w:rPr>
-                <w:b/>
-                <w:bCs/>
-              </w:rPr>
               <w:t>Function</w:t>
             </w:r>
           </w:p>
@@ -44127,7 +42493,74 @@
           </w:p>
         </w:tc>
       </w:tr>
+      <w:tr>
+        <w:tc>
+          <w:tcPr>
+            <w:tcW w:w="1980" w:type="dxa"/>
+          </w:tcPr>
+          <w:p>
+            <w:pPr>
+              <w:keepNext/>
+            </w:pPr>
+            <w:r>
+              <w:t>0x4</w:t>
+            </w:r>
+          </w:p>
+        </w:tc>
+        <w:tc>
+          <w:tcPr>
+            <w:tcW w:w="4961" w:type="dxa"/>
+          </w:tcPr>
+          <w:p>
+            <w:pPr>
+              <w:keepNext/>
+            </w:pPr>
+            <w:r>
+              <w:t>ADC1 max amplitude. Latched when overrange bits read out.</w:t>
+            </w:r>
+          </w:p>
+        </w:tc>
+      </w:tr>
+      <w:tr>
+        <w:tc>
+          <w:tcPr>
+            <w:tcW w:w="1980" w:type="dxa"/>
+          </w:tcPr>
+          <w:p>
+            <w:pPr>
+              <w:keepNext/>
+            </w:pPr>
+            <w:r>
+              <w:t>0x8</w:t>
+            </w:r>
+          </w:p>
+        </w:tc>
+        <w:tc>
+          <w:tcPr>
+            <w:tcW w:w="4961" w:type="dxa"/>
+          </w:tcPr>
+          <w:p>
+            <w:pPr>
+              <w:keepNext/>
+            </w:pPr>
+            <w:r>
+              <w:t>ADC</w:t>
+            </w:r>
+            <w:r>
+              <w:t>2</w:t>
+            </w:r>
+            <w:r>
+              <w:t xml:space="preserve"> max amplitude. Latched when overrange bits read out.</w:t>
+            </w:r>
+          </w:p>
+        </w:tc>
+      </w:tr>
     </w:tbl>
+    <w:p>
+      <w:r>
+        <w:t>Read the overrange bits first. Then read ADC1, ADC2 to determine the max ADC amplitudes in exactly the same period the overrange bits were detected.</w:t>
+      </w:r>
+    </w:p>
     <w:p/>
     <w:tbl>
       <w:tblPr>
@@ -44175,7 +42608,6 @@
                 <w:bCs/>
               </w:rPr>
             </w:pPr>
-            <w:proofErr w:type="spellStart"/>
             <w:r>
               <w:t>AXI_</w:t>
             </w:r>
@@ -44191,7 +42623,6 @@
             <w:r>
               <w:t>_reader</w:t>
             </w:r>
-            <w:proofErr w:type="spellEnd"/>
           </w:p>
         </w:tc>
       </w:tr>
@@ -44227,7 +42658,6 @@
               <w:keepNext/>
               <w:keepLines/>
             </w:pPr>
-            <w:proofErr w:type="spellStart"/>
             <w:r>
               <w:t>AXI_</w:t>
             </w:r>
@@ -44243,7 +42673,6 @@
             <w:r>
               <w:t>_latch_reader.v</w:t>
             </w:r>
-            <w:proofErr w:type="spellEnd"/>
           </w:p>
         </w:tc>
       </w:tr>
@@ -44261,80 +42690,71 @@
                 <w:bCs/>
               </w:rPr>
             </w:pPr>
-            <w:proofErr w:type="spellStart"/>
             <w:r>
               <w:rPr>
                 <w:b/>
                 <w:bCs/>
               </w:rPr>
-              <w:t>Addr</w:t>
-            </w:r>
-            <w:proofErr w:type="spellEnd"/>
-            <w:r>
+              <w:t>Addr space used</w:t>
+            </w:r>
+          </w:p>
+        </w:tc>
+        <w:tc>
+          <w:tcPr>
+            <w:tcW w:w="4961" w:type="dxa"/>
+          </w:tcPr>
+          <w:p>
+            <w:pPr>
+              <w:keepNext/>
+              <w:keepLines/>
+            </w:pPr>
+            <w:r>
+              <w:t>4 bytes</w:t>
+            </w:r>
+          </w:p>
+        </w:tc>
+      </w:tr>
+      <w:tr>
+        <w:tc>
+          <w:tcPr>
+            <w:tcW w:w="1980" w:type="dxa"/>
+          </w:tcPr>
+          <w:p>
+            <w:pPr>
+              <w:keepNext/>
+              <w:keepLines/>
               <w:rPr>
                 <w:b/>
                 <w:bCs/>
               </w:rPr>
-              <w:t xml:space="preserve"> space used</w:t>
-            </w:r>
-          </w:p>
-        </w:tc>
-        <w:tc>
-          <w:tcPr>
-            <w:tcW w:w="4961" w:type="dxa"/>
-          </w:tcPr>
-          <w:p>
-            <w:pPr>
-              <w:keepNext/>
-              <w:keepLines/>
-            </w:pPr>
-            <w:r>
-              <w:t>4 bytes</w:t>
-            </w:r>
-          </w:p>
-        </w:tc>
-      </w:tr>
-      <w:tr>
-        <w:tc>
-          <w:tcPr>
-            <w:tcW w:w="1980" w:type="dxa"/>
-          </w:tcPr>
-          <w:p>
-            <w:pPr>
-              <w:keepNext/>
-              <w:keepLines/>
+            </w:pPr>
+            <w:r>
               <w:rPr>
                 <w:b/>
                 <w:bCs/>
               </w:rPr>
-            </w:pPr>
-            <w:r>
+              <w:t>Register Address</w:t>
+            </w:r>
+          </w:p>
+        </w:tc>
+        <w:tc>
+          <w:tcPr>
+            <w:tcW w:w="4961" w:type="dxa"/>
+          </w:tcPr>
+          <w:p>
+            <w:pPr>
+              <w:keepNext/>
+              <w:keepLines/>
               <w:rPr>
                 <w:b/>
                 <w:bCs/>
               </w:rPr>
-              <w:t>Register Address</w:t>
-            </w:r>
-          </w:p>
-        </w:tc>
-        <w:tc>
-          <w:tcPr>
-            <w:tcW w:w="4961" w:type="dxa"/>
-          </w:tcPr>
-          <w:p>
-            <w:pPr>
-              <w:keepNext/>
-              <w:keepLines/>
+            </w:pPr>
+            <w:r>
               <w:rPr>
                 <w:b/>
                 <w:bCs/>
               </w:rPr>
-            </w:pPr>
-            <w:r>
-              <w:rPr>
-                <w:b/>
-                <w:bCs/>
-              </w:rPr>
               <w:t>Function</w:t>
             </w:r>
           </w:p>
@@ -44524,6 +42944,11 @@
     <w:p>
       <w:r>
         <w:t>(Note that this instance checks small FIFOs before the main data multiplexer, not the main data FIFO)</w:t>
+      </w:r>
+    </w:p>
+    <w:p>
+      <w:r>
+        <w:t>(ADC max detection is not used in this instance)</w:t>
       </w:r>
     </w:p>
     <w:p>
@@ -44575,6 +43000,7 @@
                 <w:b/>
                 <w:bCs/>
               </w:rPr>
+              <w:lastRenderedPageBreak/>
               <w:t>IP</w:t>
             </w:r>
           </w:p>
@@ -44637,11 +43063,9 @@
             <w:pPr>
               <w:keepNext/>
             </w:pPr>
-            <w:proofErr w:type="spellStart"/>
             <w:r>
               <w:t>axi_spi_adc.v</w:t>
             </w:r>
-            <w:proofErr w:type="spellEnd"/>
           </w:p>
         </w:tc>
         <w:tc>
@@ -44668,129 +43092,120 @@
                 <w:bCs/>
               </w:rPr>
             </w:pPr>
-            <w:proofErr w:type="spellStart"/>
             <w:r>
               <w:rPr>
                 <w:b/>
                 <w:bCs/>
               </w:rPr>
-              <w:t>Addr</w:t>
-            </w:r>
-            <w:proofErr w:type="spellEnd"/>
-            <w:r>
+              <w:t>Addr space used</w:t>
+            </w:r>
+          </w:p>
+        </w:tc>
+        <w:tc>
+          <w:tcPr>
+            <w:tcW w:w="5216" w:type="dxa"/>
+          </w:tcPr>
+          <w:p>
+            <w:pPr>
+              <w:keepNext/>
+            </w:pPr>
+            <w:r>
+              <w:t>32 bytes</w:t>
+            </w:r>
+          </w:p>
+        </w:tc>
+        <w:tc>
+          <w:tcPr>
+            <w:tcW w:w="2687" w:type="dxa"/>
+          </w:tcPr>
+          <w:p>
+            <w:pPr>
+              <w:keepNext/>
+            </w:pPr>
+          </w:p>
+        </w:tc>
+      </w:tr>
+      <w:tr>
+        <w:tc>
+          <w:tcPr>
+            <w:tcW w:w="1725" w:type="dxa"/>
+          </w:tcPr>
+          <w:p>
+            <w:pPr>
+              <w:keepNext/>
               <w:rPr>
                 <w:b/>
                 <w:bCs/>
               </w:rPr>
-              <w:t xml:space="preserve"> space used</w:t>
-            </w:r>
-          </w:p>
-        </w:tc>
-        <w:tc>
-          <w:tcPr>
-            <w:tcW w:w="5216" w:type="dxa"/>
-          </w:tcPr>
-          <w:p>
-            <w:pPr>
-              <w:keepNext/>
-            </w:pPr>
-            <w:r>
-              <w:t>32 bytes</w:t>
-            </w:r>
-          </w:p>
-        </w:tc>
-        <w:tc>
-          <w:tcPr>
-            <w:tcW w:w="2687" w:type="dxa"/>
-          </w:tcPr>
-          <w:p>
-            <w:pPr>
-              <w:keepNext/>
-            </w:pPr>
-          </w:p>
-        </w:tc>
-      </w:tr>
-      <w:tr>
-        <w:tc>
-          <w:tcPr>
-            <w:tcW w:w="1725" w:type="dxa"/>
-          </w:tcPr>
-          <w:p>
-            <w:pPr>
-              <w:keepNext/>
+            </w:pPr>
+            <w:r>
               <w:rPr>
                 <w:b/>
                 <w:bCs/>
               </w:rPr>
-            </w:pPr>
-            <w:r>
+              <w:t>Register Address</w:t>
+            </w:r>
+          </w:p>
+        </w:tc>
+        <w:tc>
+          <w:tcPr>
+            <w:tcW w:w="5216" w:type="dxa"/>
+          </w:tcPr>
+          <w:p>
+            <w:pPr>
+              <w:keepNext/>
               <w:rPr>
                 <w:b/>
                 <w:bCs/>
               </w:rPr>
-              <w:t>Register Address</w:t>
-            </w:r>
-          </w:p>
-        </w:tc>
-        <w:tc>
-          <w:tcPr>
-            <w:tcW w:w="5216" w:type="dxa"/>
-          </w:tcPr>
-          <w:p>
-            <w:pPr>
-              <w:keepNext/>
+            </w:pPr>
+            <w:r>
               <w:rPr>
                 <w:b/>
                 <w:bCs/>
               </w:rPr>
-            </w:pPr>
-            <w:r>
+              <w:t>Function</w:t>
+            </w:r>
+          </w:p>
+        </w:tc>
+        <w:tc>
+          <w:tcPr>
+            <w:tcW w:w="2687" w:type="dxa"/>
+          </w:tcPr>
+          <w:p>
+            <w:pPr>
+              <w:keepNext/>
               <w:rPr>
                 <w:b/>
                 <w:bCs/>
               </w:rPr>
-              <w:t>Function</w:t>
-            </w:r>
-          </w:p>
-        </w:tc>
-        <w:tc>
-          <w:tcPr>
-            <w:tcW w:w="2687" w:type="dxa"/>
-          </w:tcPr>
-          <w:p>
-            <w:pPr>
-              <w:keepNext/>
+            </w:pPr>
+            <w:r>
               <w:rPr>
                 <w:b/>
                 <w:bCs/>
               </w:rPr>
-            </w:pPr>
+              <w:t xml:space="preserve">Protocol 2 </w:t>
+            </w:r>
             <w:r>
               <w:rPr>
                 <w:b/>
                 <w:bCs/>
               </w:rPr>
-              <w:t xml:space="preserve">Protocol 2 </w:t>
+              <w:t>High priority status bytes</w:t>
             </w:r>
             <w:r>
               <w:rPr>
                 <w:b/>
                 <w:bCs/>
               </w:rPr>
-              <w:t>High priority status bytes</w:t>
+              <w:t xml:space="preserve"> </w:t>
             </w:r>
             <w:r>
               <w:rPr>
                 <w:b/>
                 <w:bCs/>
               </w:rPr>
-              <w:t xml:space="preserve"> </w:t>
-            </w:r>
-            <w:r>
-              <w:rPr>
-                <w:b/>
-                <w:bCs/>
-              </w:rPr>
               <w:t>(starting at 0)</w:t>
             </w:r>
           </w:p>
@@ -44860,18 +43275,98 @@
               <w:keepNext/>
             </w:pPr>
             <w:r>
-              <w:t>[11:0] AIN2 reading; has peak hold (</w:t>
-            </w:r>
-            <w:proofErr w:type="spellStart"/>
-            <w:r>
-              <w:t>Rev_power</w:t>
-            </w:r>
-            <w:proofErr w:type="spellEnd"/>
+              <w:t>[11:0] AIN2 reading; has peak hold (Rev_power)</w:t>
+            </w:r>
+          </w:p>
+        </w:tc>
+        <w:tc>
+          <w:tcPr>
+            <w:tcW w:w="2687" w:type="dxa"/>
+          </w:tcPr>
+          <w:p>
+            <w:pPr>
+              <w:keepNext/>
+            </w:pPr>
+            <w:r>
+              <w:t>22, 23</w:t>
+            </w:r>
+          </w:p>
+        </w:tc>
+      </w:tr>
+      <w:tr>
+        <w:tc>
+          <w:tcPr>
+            <w:tcW w:w="1725" w:type="dxa"/>
+          </w:tcPr>
+          <w:p>
+            <w:pPr>
+              <w:keepNext/>
+            </w:pPr>
+            <w:r>
+              <w:t>0x08</w:t>
+            </w:r>
+          </w:p>
+        </w:tc>
+        <w:tc>
+          <w:tcPr>
+            <w:tcW w:w="5216" w:type="dxa"/>
+          </w:tcPr>
+          <w:p>
+            <w:pPr>
+              <w:keepNext/>
+            </w:pPr>
+            <w:r>
+              <w:t>[11:0] AIN3 reading (J16 pin 12; 7000DLE PA voltage)</w:t>
+            </w:r>
+          </w:p>
+        </w:tc>
+        <w:tc>
+          <w:tcPr>
+            <w:tcW w:w="2687" w:type="dxa"/>
+          </w:tcPr>
+          <w:p>
+            <w:pPr>
+              <w:keepNext/>
+            </w:pPr>
+            <w:r>
+              <w:t>57, 58 (user_ADC</w:t>
+            </w:r>
+            <w:r>
+              <w:t>0</w:t>
+            </w:r>
             <w:r>
               <w:t>)</w:t>
             </w:r>
           </w:p>
         </w:tc>
+      </w:tr>
+      <w:tr>
+        <w:tc>
+          <w:tcPr>
+            <w:tcW w:w="1725" w:type="dxa"/>
+          </w:tcPr>
+          <w:p>
+            <w:pPr>
+              <w:keepNext/>
+            </w:pPr>
+            <w:r>
+              <w:t>0x0C</w:t>
+            </w:r>
+          </w:p>
+        </w:tc>
+        <w:tc>
+          <w:tcPr>
+            <w:tcW w:w="5216" w:type="dxa"/>
+          </w:tcPr>
+          <w:p>
+            <w:pPr>
+              <w:keepNext/>
+            </w:pPr>
+            <w:r>
+              <w:t>[11:0] AIN4 reading (J16 pin 11, 7000DLE PA current)</w:t>
+            </w:r>
+          </w:p>
+        </w:tc>
         <w:tc>
           <w:tcPr>
             <w:tcW w:w="2687" w:type="dxa"/>
@@ -44881,7 +43376,13 @@
               <w:keepNext/>
             </w:pPr>
             <w:r>
-              <w:t>22, 23</w:t>
+              <w:t>55, 56 (user_ADC</w:t>
+            </w:r>
+            <w:r>
+              <w:t>1</w:t>
+            </w:r>
+            <w:r>
+              <w:t>)</w:t>
             </w:r>
           </w:p>
         </w:tc>
@@ -44896,7 +43397,7 @@
               <w:keepNext/>
             </w:pPr>
             <w:r>
-              <w:t>0x08</w:t>
+              <w:t>0x10</w:t>
             </w:r>
           </w:p>
         </w:tc>
@@ -44909,109 +43410,7 @@
               <w:keepNext/>
             </w:pPr>
             <w:r>
-              <w:t>[11:0] AIN3 reading (J16 pin 12; 7000DLE PA voltage)</w:t>
-            </w:r>
-          </w:p>
-        </w:tc>
-        <w:tc>
-          <w:tcPr>
-            <w:tcW w:w="2687" w:type="dxa"/>
-          </w:tcPr>
-          <w:p>
-            <w:pPr>
-              <w:keepNext/>
-            </w:pPr>
-            <w:r>
-              <w:t>57, 58 (user_ADC</w:t>
-            </w:r>
-            <w:r>
-              <w:t>0</w:t>
-            </w:r>
-            <w:r>
-              <w:t>)</w:t>
-            </w:r>
-          </w:p>
-        </w:tc>
-      </w:tr>
-      <w:tr>
-        <w:tc>
-          <w:tcPr>
-            <w:tcW w:w="1725" w:type="dxa"/>
-          </w:tcPr>
-          <w:p>
-            <w:pPr>
-              <w:keepNext/>
-            </w:pPr>
-            <w:r>
-              <w:t>0x0C</w:t>
-            </w:r>
-          </w:p>
-        </w:tc>
-        <w:tc>
-          <w:tcPr>
-            <w:tcW w:w="5216" w:type="dxa"/>
-          </w:tcPr>
-          <w:p>
-            <w:pPr>
-              <w:keepNext/>
-            </w:pPr>
-            <w:r>
-              <w:t>[11:0] AIN4 reading (J16 pin 11, 7000DLE PA current)</w:t>
-            </w:r>
-          </w:p>
-        </w:tc>
-        <w:tc>
-          <w:tcPr>
-            <w:tcW w:w="2687" w:type="dxa"/>
-          </w:tcPr>
-          <w:p>
-            <w:pPr>
-              <w:keepNext/>
-            </w:pPr>
-            <w:r>
-              <w:t>55, 56 (user_ADC</w:t>
-            </w:r>
-            <w:r>
-              <w:t>1</w:t>
-            </w:r>
-            <w:r>
-              <w:t>)</w:t>
-            </w:r>
-          </w:p>
-        </w:tc>
-      </w:tr>
-      <w:tr>
-        <w:tc>
-          <w:tcPr>
-            <w:tcW w:w="1725" w:type="dxa"/>
-          </w:tcPr>
-          <w:p>
-            <w:pPr>
-              <w:keepNext/>
-            </w:pPr>
-            <w:r>
-              <w:t>0x10</w:t>
-            </w:r>
-          </w:p>
-        </w:tc>
-        <w:tc>
-          <w:tcPr>
-            <w:tcW w:w="5216" w:type="dxa"/>
-          </w:tcPr>
-          <w:p>
-            <w:pPr>
-              <w:keepNext/>
-            </w:pPr>
-            <w:r>
-              <w:t>[11:0] AIN5 reading (</w:t>
-            </w:r>
-            <w:proofErr w:type="spellStart"/>
-            <w:r>
-              <w:t>Exciter_power</w:t>
-            </w:r>
-            <w:proofErr w:type="spellEnd"/>
-            <w:r>
-              <w:t>)</w:t>
+              <w:t>[11:0] AIN5 reading (Exciter_power)</w:t>
             </w:r>
           </w:p>
         </w:tc>
@@ -45153,7 +43552,6 @@
         <w:pStyle w:val="Heading4"/>
       </w:pPr>
       <w:r>
-        <w:lastRenderedPageBreak/>
         <w:t>PA Drive Current</w:t>
       </w:r>
     </w:p>
@@ -45320,6 +43718,7 @@
                 <w:b/>
                 <w:bCs/>
               </w:rPr>
+              <w:lastRenderedPageBreak/>
               <w:t>IP</w:t>
             </w:r>
           </w:p>
@@ -45332,14 +43731,12 @@
             <w:pPr>
               <w:keepNext/>
             </w:pPr>
-            <w:proofErr w:type="spellStart"/>
             <w:r>
               <w:t>AXIL</w:t>
             </w:r>
             <w:r>
               <w:t>ite_Alex_SPI</w:t>
             </w:r>
-            <w:proofErr w:type="spellEnd"/>
           </w:p>
         </w:tc>
       </w:tr>
@@ -45373,7 +43770,6 @@
             <w:pPr>
               <w:keepNext/>
             </w:pPr>
-            <w:proofErr w:type="spellStart"/>
             <w:r>
               <w:t>AXIL</w:t>
             </w:r>
@@ -45383,7 +43779,6 @@
             <w:r>
               <w:t>.v</w:t>
             </w:r>
-            <w:proofErr w:type="spellEnd"/>
           </w:p>
         </w:tc>
       </w:tr>
@@ -45400,83 +43795,74 @@
                 <w:bCs/>
               </w:rPr>
             </w:pPr>
-            <w:proofErr w:type="spellStart"/>
             <w:r>
               <w:rPr>
                 <w:b/>
                 <w:bCs/>
               </w:rPr>
-              <w:t>Addr</w:t>
-            </w:r>
-            <w:proofErr w:type="spellEnd"/>
-            <w:r>
+              <w:t>Addr space used</w:t>
+            </w:r>
+          </w:p>
+        </w:tc>
+        <w:tc>
+          <w:tcPr>
+            <w:tcW w:w="7229" w:type="dxa"/>
+          </w:tcPr>
+          <w:p>
+            <w:pPr>
+              <w:keepNext/>
+            </w:pPr>
+            <w:r>
+              <w:t>8</w:t>
+            </w:r>
+            <w:r>
+              <w:t xml:space="preserve"> </w:t>
+            </w:r>
+            <w:r>
+              <w:t>bytes</w:t>
+            </w:r>
+          </w:p>
+        </w:tc>
+      </w:tr>
+      <w:tr>
+        <w:tc>
+          <w:tcPr>
+            <w:tcW w:w="1980" w:type="dxa"/>
+          </w:tcPr>
+          <w:p>
+            <w:pPr>
+              <w:keepNext/>
               <w:rPr>
                 <w:b/>
                 <w:bCs/>
               </w:rPr>
-              <w:t xml:space="preserve"> space used</w:t>
-            </w:r>
-          </w:p>
-        </w:tc>
-        <w:tc>
-          <w:tcPr>
-            <w:tcW w:w="7229" w:type="dxa"/>
-          </w:tcPr>
-          <w:p>
-            <w:pPr>
-              <w:keepNext/>
-            </w:pPr>
-            <w:r>
-              <w:t>8</w:t>
-            </w:r>
-            <w:r>
-              <w:t xml:space="preserve"> </w:t>
-            </w:r>
-            <w:r>
-              <w:t>bytes</w:t>
-            </w:r>
-          </w:p>
-        </w:tc>
-      </w:tr>
-      <w:tr>
-        <w:tc>
-          <w:tcPr>
-            <w:tcW w:w="1980" w:type="dxa"/>
-          </w:tcPr>
-          <w:p>
-            <w:pPr>
-              <w:keepNext/>
+            </w:pPr>
+            <w:r>
               <w:rPr>
                 <w:b/>
                 <w:bCs/>
               </w:rPr>
-            </w:pPr>
-            <w:r>
+              <w:t>Register Address</w:t>
+            </w:r>
+          </w:p>
+        </w:tc>
+        <w:tc>
+          <w:tcPr>
+            <w:tcW w:w="7229" w:type="dxa"/>
+          </w:tcPr>
+          <w:p>
+            <w:pPr>
+              <w:keepNext/>
               <w:rPr>
                 <w:b/>
                 <w:bCs/>
               </w:rPr>
-              <w:t>Register Address</w:t>
-            </w:r>
-          </w:p>
-        </w:tc>
-        <w:tc>
-          <w:tcPr>
-            <w:tcW w:w="7229" w:type="dxa"/>
-          </w:tcPr>
-          <w:p>
-            <w:pPr>
-              <w:keepNext/>
+            </w:pPr>
+            <w:r>
               <w:rPr>
                 <w:b/>
                 <w:bCs/>
               </w:rPr>
-            </w:pPr>
-            <w:r>
-              <w:rPr>
-                <w:b/>
-                <w:bCs/>
-              </w:rPr>
               <w:t>Function</w:t>
             </w:r>
           </w:p>
@@ -45530,15 +43916,7 @@
               <w:keepNext/>
             </w:pPr>
             <w:r>
-              <w:t xml:space="preserve">After shift, data should be </w:t>
-            </w:r>
-            <w:proofErr w:type="spellStart"/>
-            <w:r>
-              <w:t>latched</w:t>
-            </w:r>
-            <w:proofErr w:type="spellEnd"/>
-            <w:r>
-              <w:t xml:space="preserve"> by a rising edge on Strobe_0</w:t>
+              <w:t>After shift, data should be latched by a rising edge on Strobe_0</w:t>
             </w:r>
           </w:p>
           <w:p>
@@ -45610,15 +43988,7 @@
               <w:keepNext/>
             </w:pPr>
             <w:r>
-              <w:t xml:space="preserve">After shift, data should be </w:t>
-            </w:r>
-            <w:proofErr w:type="spellStart"/>
-            <w:r>
-              <w:t>latched</w:t>
-            </w:r>
-            <w:proofErr w:type="spellEnd"/>
-            <w:r>
-              <w:t xml:space="preserve"> by a rising edge on Strobe_1</w:t>
+              <w:t>After shift, data should be latched by a rising edge on Strobe_1</w:t>
             </w:r>
           </w:p>
           <w:p>
@@ -45703,15 +44073,7 @@
               <w:keepNext/>
             </w:pPr>
             <w:r>
-              <w:t xml:space="preserve">After shift, data should be </w:t>
-            </w:r>
-            <w:proofErr w:type="spellStart"/>
-            <w:r>
-              <w:t>latched</w:t>
-            </w:r>
-            <w:proofErr w:type="spellEnd"/>
-            <w:r>
-              <w:t xml:space="preserve"> by a rising edge on Strobe_0</w:t>
+              <w:t>After shift, data should be latched by a rising edge on Strobe_0</w:t>
             </w:r>
           </w:p>
           <w:p>
@@ -45755,7 +44117,6 @@
       </w:pPr>
       <w:bookmarkStart w:id="49" w:name="_Ref116584751"/>
       <w:r>
-        <w:lastRenderedPageBreak/>
         <w:t>Codec SPI Registers</w:t>
       </w:r>
       <w:bookmarkEnd w:id="49"/>
@@ -45810,14 +44171,12 @@
             <w:pPr>
               <w:keepNext/>
             </w:pPr>
-            <w:proofErr w:type="spellStart"/>
             <w:r>
               <w:t>AXIL_SPI</w:t>
             </w:r>
             <w:r>
               <w:t>Writer</w:t>
             </w:r>
-            <w:proofErr w:type="spellEnd"/>
           </w:p>
         </w:tc>
       </w:tr>
@@ -45851,7 +44210,6 @@
             <w:pPr>
               <w:keepNext/>
             </w:pPr>
-            <w:proofErr w:type="spellStart"/>
             <w:r>
               <w:t>axil</w:t>
             </w:r>
@@ -45861,7 +44219,6 @@
             <w:r>
               <w:t>Writer.v</w:t>
             </w:r>
-            <w:proofErr w:type="spellEnd"/>
           </w:p>
         </w:tc>
       </w:tr>
@@ -45878,77 +44235,68 @@
                 <w:bCs/>
               </w:rPr>
             </w:pPr>
-            <w:proofErr w:type="spellStart"/>
             <w:r>
               <w:rPr>
                 <w:b/>
                 <w:bCs/>
               </w:rPr>
-              <w:t>Addr</w:t>
-            </w:r>
-            <w:proofErr w:type="spellEnd"/>
-            <w:r>
+              <w:t>Addr space used</w:t>
+            </w:r>
+          </w:p>
+        </w:tc>
+        <w:tc>
+          <w:tcPr>
+            <w:tcW w:w="7229" w:type="dxa"/>
+          </w:tcPr>
+          <w:p>
+            <w:pPr>
+              <w:keepNext/>
+            </w:pPr>
+            <w:r>
+              <w:t>16 bytes</w:t>
+            </w:r>
+          </w:p>
+        </w:tc>
+      </w:tr>
+      <w:tr>
+        <w:tc>
+          <w:tcPr>
+            <w:tcW w:w="1980" w:type="dxa"/>
+          </w:tcPr>
+          <w:p>
+            <w:pPr>
+              <w:keepNext/>
               <w:rPr>
                 <w:b/>
                 <w:bCs/>
               </w:rPr>
-              <w:t xml:space="preserve"> space used</w:t>
-            </w:r>
-          </w:p>
-        </w:tc>
-        <w:tc>
-          <w:tcPr>
-            <w:tcW w:w="7229" w:type="dxa"/>
-          </w:tcPr>
-          <w:p>
-            <w:pPr>
-              <w:keepNext/>
-            </w:pPr>
-            <w:r>
-              <w:t>16 bytes</w:t>
-            </w:r>
-          </w:p>
-        </w:tc>
-      </w:tr>
-      <w:tr>
-        <w:tc>
-          <w:tcPr>
-            <w:tcW w:w="1980" w:type="dxa"/>
-          </w:tcPr>
-          <w:p>
-            <w:pPr>
-              <w:keepNext/>
+            </w:pPr>
+            <w:r>
               <w:rPr>
                 <w:b/>
                 <w:bCs/>
               </w:rPr>
-            </w:pPr>
-            <w:r>
+              <w:t>Register Address</w:t>
+            </w:r>
+          </w:p>
+        </w:tc>
+        <w:tc>
+          <w:tcPr>
+            <w:tcW w:w="7229" w:type="dxa"/>
+          </w:tcPr>
+          <w:p>
+            <w:pPr>
+              <w:keepNext/>
               <w:rPr>
                 <w:b/>
                 <w:bCs/>
               </w:rPr>
-              <w:t>Register Address</w:t>
-            </w:r>
-          </w:p>
-        </w:tc>
-        <w:tc>
-          <w:tcPr>
-            <w:tcW w:w="7229" w:type="dxa"/>
-          </w:tcPr>
-          <w:p>
-            <w:pPr>
-              <w:keepNext/>
+            </w:pPr>
+            <w:r>
               <w:rPr>
                 <w:b/>
                 <w:bCs/>
               </w:rPr>
-            </w:pPr>
-            <w:r>
-              <w:rPr>
-                <w:b/>
-                <w:bCs/>
-              </w:rPr>
               <w:t>Function</w:t>
             </w:r>
           </w:p>
@@ -45990,15 +44338,7 @@
               <w:keepNext/>
             </w:pPr>
             <w:r>
-              <w:t xml:space="preserve">After shift, data should be </w:t>
-            </w:r>
-            <w:proofErr w:type="spellStart"/>
-            <w:r>
-              <w:t>latched</w:t>
-            </w:r>
-            <w:proofErr w:type="spellEnd"/>
-            <w:r>
-              <w:t xml:space="preserve"> by a rising edge on Strobe_0</w:t>
+              <w:t>After shift, data should be latched by a rising edge on Strobe_0</w:t>
             </w:r>
           </w:p>
           <w:p>
@@ -46052,15 +44392,7 @@
               <w:keepNext/>
             </w:pPr>
             <w:r>
-              <w:t xml:space="preserve">After shift, data should be </w:t>
-            </w:r>
-            <w:proofErr w:type="spellStart"/>
-            <w:r>
-              <w:t>latched</w:t>
-            </w:r>
-            <w:proofErr w:type="spellEnd"/>
-            <w:r>
-              <w:t xml:space="preserve"> by a rising edge on Strobe_1</w:t>
+              <w:t>After shift, data should be latched by a rising edge on Strobe_1</w:t>
             </w:r>
           </w:p>
           <w:p>
@@ -46127,6 +44459,7 @@
       </w:pPr>
       <w:bookmarkStart w:id="50" w:name="_Ref109760469"/>
       <w:r>
+        <w:lastRenderedPageBreak/>
         <w:t>Product &amp; Version ID registers</w:t>
       </w:r>
       <w:bookmarkEnd w:id="50"/>
@@ -46138,15 +44471,7 @@
     </w:p>
     <w:p>
       <w:r>
-        <w:t xml:space="preserve">The code in </w:t>
-      </w:r>
-      <w:proofErr w:type="spellStart"/>
-      <w:r>
-        <w:t>version.c</w:t>
-      </w:r>
-      <w:proofErr w:type="spellEnd"/>
-      <w:r>
-        <w:t xml:space="preserve"> should match the version numbers as it expands the integer to a user string</w:t>
+        <w:t>The code in version.c should match the version numbers as it expands the integer to a user string</w:t>
       </w:r>
     </w:p>
     <w:tbl>
@@ -46288,13 +44613,8 @@
             <w:tcW w:w="2262" w:type="dxa"/>
           </w:tcPr>
           <w:p>
-            <w:proofErr w:type="spellStart"/>
-            <w:r>
-              <w:t>Readonly</w:t>
-            </w:r>
-            <w:proofErr w:type="spellEnd"/>
-            <w:r>
-              <w:t xml:space="preserve"> register</w:t>
+            <w:r>
+              <w:t>Readonly register</w:t>
             </w:r>
           </w:p>
         </w:tc>
@@ -46383,13 +44703,8 @@
             <w:tcW w:w="2262" w:type="dxa"/>
           </w:tcPr>
           <w:p>
-            <w:proofErr w:type="spellStart"/>
-            <w:r>
-              <w:t>Readonly</w:t>
-            </w:r>
-            <w:proofErr w:type="spellEnd"/>
-            <w:r>
-              <w:t xml:space="preserve"> register</w:t>
+            <w:r>
+              <w:t>Readonly register</w:t>
             </w:r>
           </w:p>
         </w:tc>
@@ -46430,13 +44745,8 @@
             <w:tcW w:w="2262" w:type="dxa"/>
           </w:tcPr>
           <w:p>
-            <w:proofErr w:type="spellStart"/>
-            <w:r>
-              <w:t>Readonly</w:t>
-            </w:r>
-            <w:proofErr w:type="spellEnd"/>
-            <w:r>
-              <w:t xml:space="preserve"> register</w:t>
+            <w:r>
+              <w:t>Readonly register</w:t>
             </w:r>
           </w:p>
         </w:tc>
@@ -46544,15 +44854,7 @@
           </w:tcPr>
           <w:p>
             <w:r>
-              <w:t xml:space="preserve">Clock monitor: =1 if 10MHz </w:t>
-            </w:r>
-            <w:proofErr w:type="spellStart"/>
-            <w:r>
-              <w:t>ext</w:t>
-            </w:r>
-            <w:proofErr w:type="spellEnd"/>
-            <w:r>
-              <w:t xml:space="preserve"> reference clock present</w:t>
+              <w:t>Clock monitor: =1 if 10MHz ext reference clock present</w:t>
             </w:r>
           </w:p>
         </w:tc>
@@ -46638,7 +44940,6 @@
           </w:p>
           <w:p>
             <w:r>
-              <w:lastRenderedPageBreak/>
               <w:t>0=invalid</w:t>
             </w:r>
           </w:p>
@@ -46653,14 +44954,8 @@
             <w:tcW w:w="2262" w:type="dxa"/>
           </w:tcPr>
           <w:p>
-            <w:proofErr w:type="spellStart"/>
-            <w:r>
-              <w:lastRenderedPageBreak/>
-              <w:t>Readonly</w:t>
-            </w:r>
-            <w:proofErr w:type="spellEnd"/>
-            <w:r>
-              <w:t xml:space="preserve"> register</w:t>
+            <w:r>
+              <w:t>Readonly register</w:t>
             </w:r>
           </w:p>
         </w:tc>
@@ -46789,11 +45084,9 @@
             <w:pPr>
               <w:keepNext/>
             </w:pPr>
-            <w:proofErr w:type="spellStart"/>
             <w:r>
               <w:t>Wideband_Collect</w:t>
             </w:r>
-            <w:proofErr w:type="spellEnd"/>
           </w:p>
         </w:tc>
       </w:tr>
@@ -46827,11 +45120,9 @@
             <w:pPr>
               <w:keepNext/>
             </w:pPr>
-            <w:proofErr w:type="spellStart"/>
             <w:r>
               <w:t>wideband_collect.v</w:t>
             </w:r>
-            <w:proofErr w:type="spellEnd"/>
           </w:p>
         </w:tc>
       </w:tr>
@@ -46848,77 +45139,68 @@
                 <w:bCs/>
               </w:rPr>
             </w:pPr>
-            <w:proofErr w:type="spellStart"/>
             <w:r>
               <w:rPr>
                 <w:b/>
                 <w:bCs/>
               </w:rPr>
-              <w:t>Addr</w:t>
-            </w:r>
-            <w:proofErr w:type="spellEnd"/>
-            <w:r>
+              <w:t>Addr space used</w:t>
+            </w:r>
+          </w:p>
+        </w:tc>
+        <w:tc>
+          <w:tcPr>
+            <w:tcW w:w="7229" w:type="dxa"/>
+          </w:tcPr>
+          <w:p>
+            <w:pPr>
+              <w:keepNext/>
+            </w:pPr>
+            <w:r>
+              <w:t>16 bytes</w:t>
+            </w:r>
+          </w:p>
+        </w:tc>
+      </w:tr>
+      <w:tr>
+        <w:tc>
+          <w:tcPr>
+            <w:tcW w:w="1980" w:type="dxa"/>
+          </w:tcPr>
+          <w:p>
+            <w:pPr>
+              <w:keepNext/>
               <w:rPr>
                 <w:b/>
                 <w:bCs/>
               </w:rPr>
-              <w:t xml:space="preserve"> space used</w:t>
-            </w:r>
-          </w:p>
-        </w:tc>
-        <w:tc>
-          <w:tcPr>
-            <w:tcW w:w="7229" w:type="dxa"/>
-          </w:tcPr>
-          <w:p>
-            <w:pPr>
-              <w:keepNext/>
-            </w:pPr>
-            <w:r>
-              <w:t>16 bytes</w:t>
-            </w:r>
-          </w:p>
-        </w:tc>
-      </w:tr>
-      <w:tr>
-        <w:tc>
-          <w:tcPr>
-            <w:tcW w:w="1980" w:type="dxa"/>
-          </w:tcPr>
-          <w:p>
-            <w:pPr>
-              <w:keepNext/>
+            </w:pPr>
+            <w:r>
               <w:rPr>
                 <w:b/>
                 <w:bCs/>
               </w:rPr>
-            </w:pPr>
-            <w:r>
+              <w:t>Register Address</w:t>
+            </w:r>
+          </w:p>
+        </w:tc>
+        <w:tc>
+          <w:tcPr>
+            <w:tcW w:w="7229" w:type="dxa"/>
+          </w:tcPr>
+          <w:p>
+            <w:pPr>
+              <w:keepNext/>
               <w:rPr>
                 <w:b/>
                 <w:bCs/>
               </w:rPr>
-              <w:t>Register Address</w:t>
-            </w:r>
-          </w:p>
-        </w:tc>
-        <w:tc>
-          <w:tcPr>
-            <w:tcW w:w="7229" w:type="dxa"/>
-          </w:tcPr>
-          <w:p>
-            <w:pPr>
-              <w:keepNext/>
+            </w:pPr>
+            <w:r>
               <w:rPr>
                 <w:b/>
                 <w:bCs/>
               </w:rPr>
-            </w:pPr>
-            <w:r>
-              <w:rPr>
-                <w:b/>
-                <w:bCs/>
-              </w:rPr>
               <w:t>Function</w:t>
             </w:r>
           </w:p>
@@ -47152,6 +45434,7 @@
         <w:pStyle w:val="Heading2"/>
       </w:pPr>
       <w:r>
+        <w:lastRenderedPageBreak/>
         <w:t>AXI4 DMA Bus Address Map</w:t>
       </w:r>
     </w:p>
@@ -47171,15 +45454,7 @@
         <w:t xml:space="preserve"> a 1Mbyte PCI BAR window. </w:t>
       </w:r>
       <w:r>
-        <w:t xml:space="preserve">Any data transfers to addresses higher than 0x7FFFF will result in a </w:t>
-      </w:r>
-      <w:proofErr w:type="spellStart"/>
-      <w:r>
-        <w:t>non recoverable</w:t>
-      </w:r>
-      <w:proofErr w:type="spellEnd"/>
-      <w:r>
-        <w:t xml:space="preserve"> bus error. </w:t>
+        <w:t xml:space="preserve">Any data transfers to addresses higher than 0x7FFFF will result in a non recoverable bus error. </w:t>
       </w:r>
     </w:p>
     <w:tbl>
@@ -47542,11 +45817,9 @@
             <w:pPr>
               <w:keepNext/>
             </w:pPr>
-            <w:proofErr w:type="spellStart"/>
             <w:r>
               <w:t>spk</w:t>
             </w:r>
-            <w:proofErr w:type="spellEnd"/>
             <w:r>
               <w:t xml:space="preserve">: Mon </w:t>
             </w:r>
@@ -47650,7 +45923,6 @@
       </w:pPr>
       <w:bookmarkStart w:id="51" w:name="_Ref118033905"/>
       <w:r>
-        <w:lastRenderedPageBreak/>
         <w:t xml:space="preserve">AXI4-Lite </w:t>
       </w:r>
       <w:r>
@@ -47677,26 +45949,10 @@
         <w:t>Byte addresses given as an offset address within the AXI4-lite BAR</w:t>
       </w:r>
       <w:r>
-        <w:t xml:space="preserve">. All addresses are byte addresses, but the bus only accepts </w:t>
-      </w:r>
-      <w:proofErr w:type="gramStart"/>
-      <w:r>
-        <w:t>32 bit</w:t>
-      </w:r>
-      <w:proofErr w:type="gramEnd"/>
-      <w:r>
-        <w:t xml:space="preserve"> accesses with an address step of 4.</w:t>
-      </w:r>
-      <w:r>
-        <w:t xml:space="preserve"> Access to unmapped addresses will result in a </w:t>
-      </w:r>
-      <w:proofErr w:type="spellStart"/>
-      <w:r>
-        <w:t>non recoverable</w:t>
-      </w:r>
-      <w:proofErr w:type="spellEnd"/>
-      <w:r>
-        <w:t xml:space="preserve"> bus error.</w:t>
+        <w:t>. All addresses are byte addresses, but the bus only accepts 32 bit accesses with an address step of 4.</w:t>
+      </w:r>
+      <w:r>
+        <w:t xml:space="preserve"> Access to unmapped addresses will result in a non recoverable bus error.</w:t>
       </w:r>
     </w:p>
     <w:tbl>
@@ -47765,7 +46021,6 @@
                 <w:bCs/>
               </w:rPr>
             </w:pPr>
-            <w:proofErr w:type="spellStart"/>
             <w:r>
               <w:rPr>
                 <w:b/>
@@ -47773,7 +46028,6 @@
               </w:rPr>
               <w:t>Addr</w:t>
             </w:r>
-            <w:proofErr w:type="spellEnd"/>
           </w:p>
           <w:p>
             <w:pPr>
@@ -49004,11 +47258,9 @@
             <w:tcW w:w="1753" w:type="dxa"/>
           </w:tcPr>
           <w:p>
-            <w:proofErr w:type="spellStart"/>
             <w:r>
               <w:t>KeyerConfig</w:t>
             </w:r>
-            <w:proofErr w:type="spellEnd"/>
           </w:p>
         </w:tc>
         <w:tc>
@@ -49050,6 +47302,7 @@
           </w:tcPr>
           <w:p>
             <w:r>
+              <w:lastRenderedPageBreak/>
               <w:t>Config256_2</w:t>
             </w:r>
           </w:p>
@@ -49079,11 +47332,9 @@
             <w:tcW w:w="1753" w:type="dxa"/>
           </w:tcPr>
           <w:p>
-            <w:proofErr w:type="spellStart"/>
             <w:r>
               <w:t>CodecConfig</w:t>
             </w:r>
-            <w:proofErr w:type="spellEnd"/>
           </w:p>
         </w:tc>
         <w:tc>
@@ -49154,11 +47405,9 @@
             <w:tcW w:w="1753" w:type="dxa"/>
           </w:tcPr>
           <w:p>
-            <w:proofErr w:type="spellStart"/>
             <w:r>
               <w:t>TXConfig</w:t>
             </w:r>
-            <w:proofErr w:type="spellEnd"/>
           </w:p>
         </w:tc>
         <w:tc>
@@ -49448,11 +47697,9 @@
             <w:tcW w:w="1753" w:type="dxa"/>
           </w:tcPr>
           <w:p>
-            <w:proofErr w:type="spellStart"/>
             <w:r>
               <w:t>ADC_Ctrl</w:t>
             </w:r>
-            <w:proofErr w:type="spellEnd"/>
           </w:p>
         </w:tc>
         <w:tc>
@@ -49523,11 +47770,9 @@
             <w:tcW w:w="1753" w:type="dxa"/>
           </w:tcPr>
           <w:p>
-            <w:proofErr w:type="spellStart"/>
             <w:r>
               <w:t>DAC_Ctrl</w:t>
             </w:r>
-            <w:proofErr w:type="spellEnd"/>
           </w:p>
         </w:tc>
         <w:tc>
@@ -49788,7 +48033,6 @@
           </w:tcPr>
           <w:p>
             <w:r>
-              <w:lastRenderedPageBreak/>
               <w:t>Axi_FIFO_overflow_0</w:t>
             </w:r>
           </w:p>
@@ -49819,7 +48063,10 @@
           </w:tcPr>
           <w:p>
             <w:r>
-              <w:t>ADC Overflow</w:t>
+              <w:t>FIFO</w:t>
+            </w:r>
+            <w:r>
+              <w:t xml:space="preserve"> Overflow</w:t>
             </w:r>
           </w:p>
         </w:tc>
@@ -49831,6 +48078,9 @@
             <w:r>
               <w:t>ADC1, 2 latched overflow bits</w:t>
             </w:r>
+            <w:r>
+              <w:t>; ADC1, 2 max values</w:t>
+            </w:r>
           </w:p>
         </w:tc>
         <w:tc>
@@ -49992,15 +48242,7 @@
               <w:t xml:space="preserve">DDC, DUC, </w:t>
             </w:r>
             <w:r>
-              <w:t xml:space="preserve">Mic &amp; </w:t>
-            </w:r>
-            <w:proofErr w:type="spellStart"/>
-            <w:r>
-              <w:t>Spk</w:t>
-            </w:r>
-            <w:proofErr w:type="spellEnd"/>
-            <w:r>
-              <w:t xml:space="preserve"> FIFO reset bits</w:t>
+              <w:t>Mic &amp; Spk FIFO reset bits</w:t>
             </w:r>
           </w:p>
         </w:tc>
@@ -50066,11 +48308,9 @@
             <w:tcW w:w="1753" w:type="dxa"/>
           </w:tcPr>
           <w:p>
-            <w:proofErr w:type="spellStart"/>
             <w:r>
               <w:t>IambicConfig</w:t>
             </w:r>
-            <w:proofErr w:type="spellEnd"/>
           </w:p>
         </w:tc>
         <w:tc>
@@ -50295,11 +48535,9 @@
             <w:tcW w:w="1753" w:type="dxa"/>
           </w:tcPr>
           <w:p>
-            <w:proofErr w:type="spellStart"/>
             <w:r>
               <w:t>AXILite_Alex_SPI</w:t>
             </w:r>
-            <w:proofErr w:type="spellEnd"/>
           </w:p>
         </w:tc>
         <w:tc>
@@ -50395,15 +48633,7 @@
           </w:p>
           <w:p>
             <w:r>
-              <w:t xml:space="preserve">Clock monitor </w:t>
-            </w:r>
-            <w:proofErr w:type="gramStart"/>
-            <w:r>
-              <w:t>bits(</w:t>
-            </w:r>
-            <w:proofErr w:type="gramEnd"/>
-            <w:r>
-              <w:t>3:0)</w:t>
+              <w:t>Clock monitor bits(3:0)</w:t>
             </w:r>
           </w:p>
         </w:tc>
@@ -50880,6 +49110,7 @@
               <w:keepNext/>
             </w:pPr>
             <w:r>
+              <w:lastRenderedPageBreak/>
               <w:t>Parameter</w:t>
             </w:r>
           </w:p>
@@ -51159,23 +49390,7 @@
         <w:t xml:space="preserve"> in bit positions 15-</w:t>
       </w:r>
       <w:r>
-        <w:t xml:space="preserve">4, zero padded in bits 3-0; </w:t>
-      </w:r>
-      <w:proofErr w:type="gramStart"/>
-      <w:r>
-        <w:t>so</w:t>
-      </w:r>
-      <w:proofErr w:type="gramEnd"/>
-      <w:r>
-        <w:t xml:space="preserve"> treat as a </w:t>
-      </w:r>
-      <w:proofErr w:type="gramStart"/>
-      <w:r>
-        <w:t>16 bit</w:t>
-      </w:r>
-      <w:proofErr w:type="gramEnd"/>
-      <w:r>
-        <w:t xml:space="preserve"> read.</w:t>
+        <w:t>4, zero padded in bits 3-0; so treat as a 16 bit read.</w:t>
       </w:r>
     </w:p>
     <w:p>
@@ -51191,28 +49406,12 @@
     </w:p>
     <w:p>
       <w:r>
-        <w:t>Temperature (Celsius) = (</w:t>
-      </w:r>
-      <w:proofErr w:type="gramStart"/>
-      <w:r>
-        <w:t>16 bit</w:t>
-      </w:r>
-      <w:proofErr w:type="gramEnd"/>
-      <w:r>
-        <w:t xml:space="preserve"> ADC reading * 503.975)/65536 – 273.15</w:t>
-      </w:r>
-    </w:p>
-    <w:p>
-      <w:r>
-        <w:t xml:space="preserve">Voltage = </w:t>
-      </w:r>
-      <w:proofErr w:type="gramStart"/>
-      <w:r>
-        <w:t>16 bit</w:t>
-      </w:r>
-      <w:proofErr w:type="gramEnd"/>
-      <w:r>
-        <w:t xml:space="preserve"> ADC reading * 3.0)/65536</w:t>
+        <w:t>Temperature (Celsius) = (16 bit ADC reading * 503.975)/65536 – 273.15</w:t>
+      </w:r>
+    </w:p>
+    <w:p>
+      <w:r>
+        <w:t>Voltage = 16 bit ADC reading * 3.0)/65536</w:t>
       </w:r>
     </w:p>
     <w:p>
@@ -51220,7 +49419,6 @@
         <w:pStyle w:val="Heading1"/>
       </w:pPr>
       <w:r>
-        <w:lastRenderedPageBreak/>
         <w:t>IP Modules used in Design</w:t>
       </w:r>
     </w:p>
@@ -51605,11 +49803,9 @@
             <w:pPr>
               <w:keepNext/>
             </w:pPr>
-            <w:proofErr w:type="spellStart"/>
             <w:r>
               <w:t>Usr_Reg_Access</w:t>
             </w:r>
-            <w:proofErr w:type="spellEnd"/>
           </w:p>
         </w:tc>
         <w:tc>
@@ -51620,16 +49816,9 @@
             <w:pPr>
               <w:keepNext/>
             </w:pPr>
-            <w:proofErr w:type="spellStart"/>
-            <w:r>
-              <w:t>usr_reg_</w:t>
-            </w:r>
-            <w:proofErr w:type="gramStart"/>
-            <w:r>
-              <w:t>access.v</w:t>
-            </w:r>
-            <w:proofErr w:type="spellEnd"/>
-            <w:proofErr w:type="gramEnd"/>
+            <w:r>
+              <w:t>usr_reg_access.v</w:t>
+            </w:r>
           </w:p>
         </w:tc>
         <w:tc>
@@ -51655,11 +49844,9 @@
             <w:pPr>
               <w:keepNext/>
             </w:pPr>
-            <w:proofErr w:type="spellStart"/>
             <w:r>
               <w:t>reg_to_axis</w:t>
             </w:r>
-            <w:proofErr w:type="spellEnd"/>
           </w:p>
         </w:tc>
         <w:tc>
@@ -51670,16 +49857,9 @@
             <w:pPr>
               <w:keepNext/>
             </w:pPr>
-            <w:proofErr w:type="spellStart"/>
-            <w:r>
-              <w:t>reg_to_</w:t>
-            </w:r>
-            <w:proofErr w:type="gramStart"/>
-            <w:r>
-              <w:t>axis.v</w:t>
-            </w:r>
-            <w:proofErr w:type="spellEnd"/>
-            <w:proofErr w:type="gramEnd"/>
+            <w:r>
+              <w:t>reg_to_axis.v</w:t>
+            </w:r>
           </w:p>
         </w:tc>
         <w:tc>
@@ -51705,11 +49885,9 @@
             <w:pPr>
               <w:keepNext/>
             </w:pPr>
-            <w:proofErr w:type="spellStart"/>
             <w:r>
               <w:t>double_D_register</w:t>
             </w:r>
-            <w:proofErr w:type="spellEnd"/>
           </w:p>
         </w:tc>
         <w:tc>
@@ -51720,16 +49898,50 @@
             <w:pPr>
               <w:keepNext/>
             </w:pPr>
-            <w:proofErr w:type="spellStart"/>
-            <w:r>
-              <w:t>double_</w:t>
-            </w:r>
-            <w:proofErr w:type="gramStart"/>
+            <w:r>
+              <w:t>double_register.v</w:t>
+            </w:r>
+          </w:p>
+        </w:tc>
+        <w:tc>
+          <w:tcPr>
+            <w:tcW w:w="4813" w:type="dxa"/>
+          </w:tcPr>
+          <w:p>
+            <w:pPr>
+              <w:keepNext/>
+            </w:pPr>
+            <w:r>
+              <w:t>Two cascaded D registers, for example to synchronise asynchronous inputs</w:t>
+            </w:r>
+          </w:p>
+        </w:tc>
+      </w:tr>
+      <w:tr>
+        <w:tc>
+          <w:tcPr>
+            <w:tcW w:w="2703" w:type="dxa"/>
+          </w:tcPr>
+          <w:p>
+            <w:pPr>
+              <w:keepNext/>
+            </w:pPr>
+            <w:r>
+              <w:t>D_register</w:t>
+            </w:r>
+          </w:p>
+        </w:tc>
+        <w:tc>
+          <w:tcPr>
+            <w:tcW w:w="2112" w:type="dxa"/>
+          </w:tcPr>
+          <w:p>
+            <w:pPr>
+              <w:keepNext/>
+            </w:pPr>
             <w:r>
               <w:t>register.v</w:t>
             </w:r>
-            <w:proofErr w:type="spellEnd"/>
-            <w:proofErr w:type="gramEnd"/>
           </w:p>
         </w:tc>
         <w:tc>
@@ -51741,7 +49953,7 @@
               <w:keepNext/>
             </w:pPr>
             <w:r>
-              <w:t>Two cascaded D registers, for example to synchronise asynchronous inputs</w:t>
+              <w:t xml:space="preserve">A simple D register </w:t>
             </w:r>
           </w:p>
         </w:tc>
@@ -51755,11 +49967,9 @@
             <w:pPr>
               <w:keepNext/>
             </w:pPr>
-            <w:proofErr w:type="spellStart"/>
-            <w:r>
-              <w:t>D_register</w:t>
-            </w:r>
-            <w:proofErr w:type="spellEnd"/>
+            <w:r>
+              <w:t>axis_mux_2</w:t>
+            </w:r>
           </w:p>
         </w:tc>
         <w:tc>
@@ -51770,13 +49980,9 @@
             <w:pPr>
               <w:keepNext/>
             </w:pPr>
-            <w:proofErr w:type="spellStart"/>
-            <w:proofErr w:type="gramStart"/>
-            <w:r>
-              <w:t>register.v</w:t>
-            </w:r>
-            <w:proofErr w:type="spellEnd"/>
-            <w:proofErr w:type="gramEnd"/>
+            <w:r>
+              <w:t>axis_mux_2.v</w:t>
+            </w:r>
           </w:p>
         </w:tc>
         <w:tc>
@@ -51788,7 +49994,7 @@
               <w:keepNext/>
             </w:pPr>
             <w:r>
-              <w:t xml:space="preserve">A simple D register </w:t>
+              <w:t>Simple 4:1 selector for AXI stream inputs.</w:t>
             </w:r>
           </w:p>
         </w:tc>
@@ -51803,7 +50009,7 @@
               <w:keepNext/>
             </w:pPr>
             <w:r>
-              <w:t>axis_mux_2</w:t>
+              <w:t>axis_mux_4</w:t>
             </w:r>
           </w:p>
         </w:tc>
@@ -51816,13 +50022,8 @@
               <w:keepNext/>
             </w:pPr>
             <w:r>
-              <w:t>axis_mux_</w:t>
-            </w:r>
-            <w:proofErr w:type="gramStart"/>
-            <w:r>
-              <w:t>2.v</w:t>
-            </w:r>
-            <w:proofErr w:type="gramEnd"/>
+              <w:t>axis_mux_4.v</w:t>
+            </w:r>
           </w:p>
         </w:tc>
         <w:tc>
@@ -51849,7 +50050,7 @@
               <w:keepNext/>
             </w:pPr>
             <w:r>
-              <w:t>axis_mux_4</w:t>
+              <w:t>regmux_2_1</w:t>
             </w:r>
           </w:p>
         </w:tc>
@@ -51862,13 +50063,8 @@
               <w:keepNext/>
             </w:pPr>
             <w:r>
-              <w:t>axis_mux_</w:t>
-            </w:r>
-            <w:proofErr w:type="gramStart"/>
-            <w:r>
-              <w:t>4.v</w:t>
-            </w:r>
-            <w:proofErr w:type="gramEnd"/>
+              <w:t>regmux_2_1.v</w:t>
+            </w:r>
           </w:p>
         </w:tc>
         <w:tc>
@@ -51880,7 +50076,7 @@
               <w:keepNext/>
             </w:pPr>
             <w:r>
-              <w:t>Simple 4:1 selector for AXI stream inputs.</w:t>
+              <w:t>Simple 2:1 data selector</w:t>
             </w:r>
           </w:p>
         </w:tc>
@@ -51895,7 +50091,7 @@
               <w:keepNext/>
             </w:pPr>
             <w:r>
-              <w:t>regmux_2_1</w:t>
+              <w:t>regmux_4_1</w:t>
             </w:r>
           </w:p>
         </w:tc>
@@ -51908,13 +50104,8 @@
               <w:keepNext/>
             </w:pPr>
             <w:r>
-              <w:t>regmux_2_</w:t>
-            </w:r>
-            <w:proofErr w:type="gramStart"/>
-            <w:r>
-              <w:t>1.v</w:t>
-            </w:r>
-            <w:proofErr w:type="gramEnd"/>
+              <w:t>regmux_4_1.v</w:t>
+            </w:r>
           </w:p>
         </w:tc>
         <w:tc>
@@ -51926,7 +50117,7 @@
               <w:keepNext/>
             </w:pPr>
             <w:r>
-              <w:t>Simple 2:1 data selector</w:t>
+              <w:t>Simple 4:1 data selector</w:t>
             </w:r>
           </w:p>
         </w:tc>
@@ -51941,7 +50132,7 @@
               <w:keepNext/>
             </w:pPr>
             <w:r>
-              <w:t>regmux_4_1</w:t>
+              <w:t>regmux_8_1</w:t>
             </w:r>
           </w:p>
         </w:tc>
@@ -51954,13 +50145,8 @@
               <w:keepNext/>
             </w:pPr>
             <w:r>
-              <w:t>regmux_4_</w:t>
-            </w:r>
-            <w:proofErr w:type="gramStart"/>
-            <w:r>
-              <w:t>1.v</w:t>
-            </w:r>
-            <w:proofErr w:type="gramEnd"/>
+              <w:t>regmux_8_1.v</w:t>
+            </w:r>
           </w:p>
         </w:tc>
         <w:tc>
@@ -51972,7 +50158,7 @@
               <w:keepNext/>
             </w:pPr>
             <w:r>
-              <w:t>Simple 4:1 data selector</w:t>
+              <w:t>Simple 8:1 data selector</w:t>
             </w:r>
           </w:p>
         </w:tc>
@@ -51987,7 +50173,7 @@
               <w:keepNext/>
             </w:pPr>
             <w:r>
-              <w:t>regmux_8_1</w:t>
+              <w:t>axis_variable</w:t>
             </w:r>
           </w:p>
         </w:tc>
@@ -52000,13 +50186,8 @@
               <w:keepNext/>
             </w:pPr>
             <w:r>
-              <w:t>regmux_8_</w:t>
-            </w:r>
-            <w:proofErr w:type="gramStart"/>
-            <w:r>
-              <w:t>1.v</w:t>
-            </w:r>
-            <w:proofErr w:type="gramEnd"/>
+              <w:t>axis_variable.v</w:t>
+            </w:r>
           </w:p>
         </w:tc>
         <w:tc>
@@ -52018,7 +50199,7 @@
               <w:keepNext/>
             </w:pPr>
             <w:r>
-              <w:t>Simple 8:1 data selector</w:t>
+              <w:t>Takes a parallel input and asserts its Valid output for one cycle if the data changes.</w:t>
             </w:r>
           </w:p>
         </w:tc>
@@ -52032,11 +50213,9 @@
             <w:pPr>
               <w:keepNext/>
             </w:pPr>
-            <w:proofErr w:type="spellStart"/>
-            <w:r>
-              <w:t>axis_variable</w:t>
-            </w:r>
-            <w:proofErr w:type="spellEnd"/>
+            <w:r>
+              <w:t>axis_constant</w:t>
+            </w:r>
           </w:p>
         </w:tc>
         <w:tc>
@@ -52047,16 +50226,9 @@
             <w:pPr>
               <w:keepNext/>
             </w:pPr>
-            <w:proofErr w:type="spellStart"/>
-            <w:r>
-              <w:t>axis_</w:t>
-            </w:r>
-            <w:proofErr w:type="gramStart"/>
-            <w:r>
-              <w:t>variable.v</w:t>
-            </w:r>
-            <w:proofErr w:type="spellEnd"/>
-            <w:proofErr w:type="gramEnd"/>
+            <w:r>
+              <w:t>axis_constant.v</w:t>
+            </w:r>
           </w:p>
         </w:tc>
         <w:tc>
@@ -52068,7 +50240,7 @@
               <w:keepNext/>
             </w:pPr>
             <w:r>
-              <w:t>Takes a parallel input and asserts its Valid output for one cycle if the data changes.</w:t>
+              <w:t>Takes a parallel input and appends a permanently asserted valid output.</w:t>
             </w:r>
           </w:p>
         </w:tc>
@@ -52082,11 +50254,9 @@
             <w:pPr>
               <w:keepNext/>
             </w:pPr>
-            <w:proofErr w:type="spellStart"/>
-            <w:r>
-              <w:t>axis_constant</w:t>
-            </w:r>
-            <w:proofErr w:type="spellEnd"/>
+            <w:r>
+              <w:t>axis_adder</w:t>
+            </w:r>
           </w:p>
         </w:tc>
         <w:tc>
@@ -52097,16 +50267,9 @@
             <w:pPr>
               <w:keepNext/>
             </w:pPr>
-            <w:proofErr w:type="spellStart"/>
-            <w:r>
-              <w:t>axis_</w:t>
-            </w:r>
-            <w:proofErr w:type="gramStart"/>
-            <w:r>
-              <w:t>constant.v</w:t>
-            </w:r>
-            <w:proofErr w:type="spellEnd"/>
-            <w:proofErr w:type="gramEnd"/>
+            <w:r>
+              <w:t>axis_adder.v</w:t>
+            </w:r>
           </w:p>
         </w:tc>
         <w:tc>
@@ -52118,7 +50281,7 @@
               <w:keepNext/>
             </w:pPr>
             <w:r>
-              <w:t>Takes a parallel input and appends a permanently asserted valid output.</w:t>
+              <w:t>Simple signed or unsigned adder for two AXI streams.</w:t>
             </w:r>
           </w:p>
         </w:tc>
@@ -52132,11 +50295,9 @@
             <w:pPr>
               <w:keepNext/>
             </w:pPr>
-            <w:proofErr w:type="spellStart"/>
-            <w:r>
-              <w:t>axis_adder</w:t>
-            </w:r>
-            <w:proofErr w:type="spellEnd"/>
+            <w:r>
+              <w:t>Axis_multiplier</w:t>
+            </w:r>
           </w:p>
         </w:tc>
         <w:tc>
@@ -52147,16 +50308,6 @@
             <w:pPr>
               <w:keepNext/>
             </w:pPr>
-            <w:proofErr w:type="spellStart"/>
-            <w:r>
-              <w:t>axis_</w:t>
-            </w:r>
-            <w:proofErr w:type="gramStart"/>
-            <w:r>
-              <w:t>adder.v</w:t>
-            </w:r>
-            <w:proofErr w:type="spellEnd"/>
-            <w:proofErr w:type="gramEnd"/>
           </w:p>
         </w:tc>
         <w:tc>
@@ -52168,7 +50319,7 @@
               <w:keepNext/>
             </w:pPr>
             <w:r>
-              <w:t>Simple signed or unsigned adder for two AXI streams.</w:t>
+              <w:t>Signed pipelined axi stream multiplier</w:t>
             </w:r>
           </w:p>
         </w:tc>
@@ -52182,11 +50333,9 @@
             <w:pPr>
               <w:keepNext/>
             </w:pPr>
-            <w:proofErr w:type="spellStart"/>
-            <w:r>
-              <w:t>Axis_multiplier</w:t>
-            </w:r>
-            <w:proofErr w:type="spellEnd"/>
+            <w:r>
+              <w:t>i2s_clk_lrclk_gen</w:t>
+            </w:r>
           </w:p>
         </w:tc>
         <w:tc>
@@ -52197,6 +50346,9 @@
             <w:pPr>
               <w:keepNext/>
             </w:pPr>
+            <w:r>
+              <w:t>i2s_clk_lrclk_gen.v</w:t>
+            </w:r>
           </w:p>
         </w:tc>
         <w:tc>
@@ -52208,15 +50360,7 @@
               <w:keepNext/>
             </w:pPr>
             <w:r>
-              <w:t xml:space="preserve">Signed pipelined </w:t>
-            </w:r>
-            <w:proofErr w:type="spellStart"/>
-            <w:r>
-              <w:t>axi</w:t>
-            </w:r>
-            <w:proofErr w:type="spellEnd"/>
-            <w:r>
-              <w:t xml:space="preserve"> stream multiplier</w:t>
+              <w:t>Phil Harman/Kirk Weedman code – generate a divided clock for the Codec</w:t>
             </w:r>
           </w:p>
         </w:tc>
@@ -52231,7 +50375,7 @@
               <w:keepNext/>
             </w:pPr>
             <w:r>
-              <w:t>i2s_clk_lrclk_gen</w:t>
+              <w:t>I2S_xmit</w:t>
             </w:r>
           </w:p>
         </w:tc>
@@ -52244,13 +50388,8 @@
               <w:keepNext/>
             </w:pPr>
             <w:r>
-              <w:t>i2s_clk_lrclk_</w:t>
-            </w:r>
-            <w:proofErr w:type="gramStart"/>
-            <w:r>
-              <w:t>gen.v</w:t>
-            </w:r>
-            <w:proofErr w:type="gramEnd"/>
+              <w:t>I2S_xmit.v</w:t>
+            </w:r>
           </w:p>
         </w:tc>
         <w:tc>
@@ -52262,7 +50401,7 @@
               <w:keepNext/>
             </w:pPr>
             <w:r>
-              <w:t>Phil Harman/Kirk Weedman code – generate a divided clock for the Codec</w:t>
+              <w:t>Kirk Weedman code for codec TX data, modified Laurence Barker to present an AXI Stream data interface</w:t>
             </w:r>
           </w:p>
         </w:tc>
@@ -52277,7 +50416,7 @@
               <w:keepNext/>
             </w:pPr>
             <w:r>
-              <w:t>I2S_xmit</w:t>
+              <w:t>I2S_rcv</w:t>
             </w:r>
           </w:p>
         </w:tc>
@@ -52290,13 +50429,8 @@
               <w:keepNext/>
             </w:pPr>
             <w:r>
-              <w:t>I2S_</w:t>
-            </w:r>
-            <w:proofErr w:type="gramStart"/>
-            <w:r>
-              <w:t>xmit.v</w:t>
-            </w:r>
-            <w:proofErr w:type="gramEnd"/>
+              <w:t>I2S_rcv.v</w:t>
+            </w:r>
           </w:p>
         </w:tc>
         <w:tc>
@@ -52308,7 +50442,7 @@
               <w:keepNext/>
             </w:pPr>
             <w:r>
-              <w:t>Kirk Weedman code for codec TX data, modified Laurence Barker to present an AXI Stream data interface</w:t>
+              <w:t>Kirk Weedman code for codec RX data, modified Laurence Barker to present an AXI Stream data interface</w:t>
             </w:r>
           </w:p>
         </w:tc>
@@ -52323,7 +50457,7 @@
               <w:keepNext/>
             </w:pPr>
             <w:r>
-              <w:t>I2S_rcv</w:t>
+              <w:t>cw_key_ramp</w:t>
             </w:r>
           </w:p>
         </w:tc>
@@ -52336,13 +50470,8 @@
               <w:keepNext/>
             </w:pPr>
             <w:r>
-              <w:t>I2S_</w:t>
-            </w:r>
-            <w:proofErr w:type="gramStart"/>
-            <w:r>
-              <w:t>rcv.v</w:t>
-            </w:r>
-            <w:proofErr w:type="gramEnd"/>
+              <w:t>cw_key_ramp.v</w:t>
+            </w:r>
           </w:p>
         </w:tc>
         <w:tc>
@@ -52354,7 +50483,7 @@
               <w:keepNext/>
             </w:pPr>
             <w:r>
-              <w:t>Kirk Weedman code for codec RX data, modified Laurence Barker to present an AXI Stream data interface</w:t>
+              <w:t>CW keyer to generate sidetone and ramp up/down the amplitude as key pressed/released</w:t>
             </w:r>
           </w:p>
         </w:tc>
@@ -52368,11 +50497,9 @@
             <w:pPr>
               <w:keepNext/>
             </w:pPr>
-            <w:proofErr w:type="spellStart"/>
-            <w:r>
-              <w:t>cw_key_ramp</w:t>
-            </w:r>
-            <w:proofErr w:type="spellEnd"/>
+            <w:r>
+              <w:t>debounce</w:t>
+            </w:r>
           </w:p>
         </w:tc>
         <w:tc>
@@ -52383,16 +50510,9 @@
             <w:pPr>
               <w:keepNext/>
             </w:pPr>
-            <w:proofErr w:type="spellStart"/>
-            <w:r>
-              <w:t>cw_key_</w:t>
-            </w:r>
-            <w:proofErr w:type="gramStart"/>
-            <w:r>
-              <w:t>ramp.v</w:t>
-            </w:r>
-            <w:proofErr w:type="spellEnd"/>
-            <w:proofErr w:type="gramEnd"/>
+            <w:r>
+              <w:t>debounce.v</w:t>
+            </w:r>
           </w:p>
         </w:tc>
         <w:tc>
@@ -52404,7 +50524,19 @@
               <w:keepNext/>
             </w:pPr>
             <w:r>
-              <w:t>CW keyer to generate sidetone and ramp up/down the amplitude as key pressed/released</w:t>
+              <w:t>Asynchronous input debounce. Used for PTT</w:t>
+            </w:r>
+            <w:r>
+              <w:t>,</w:t>
+            </w:r>
+            <w:r>
+              <w:t xml:space="preserve"> key</w:t>
+            </w:r>
+            <w:r>
+              <w:t xml:space="preserve"> and other external</w:t>
+            </w:r>
+            <w:r>
+              <w:t xml:space="preserve"> inputs. </w:t>
             </w:r>
           </w:p>
         </w:tc>
@@ -52419,7 +50551,7 @@
               <w:keepNext/>
             </w:pPr>
             <w:r>
-              <w:t>debounce</w:t>
+              <w:t>ClockDivider</w:t>
             </w:r>
           </w:p>
         </w:tc>
@@ -52431,13 +50563,9 @@
             <w:pPr>
               <w:keepNext/>
             </w:pPr>
-            <w:proofErr w:type="spellStart"/>
-            <w:proofErr w:type="gramStart"/>
-            <w:r>
-              <w:t>debounce.v</w:t>
-            </w:r>
-            <w:proofErr w:type="spellEnd"/>
-            <w:proofErr w:type="gramEnd"/>
+            <w:r>
+              <w:t>clockdivider.v</w:t>
+            </w:r>
           </w:p>
         </w:tc>
         <w:tc>
@@ -52449,19 +50577,13 @@
               <w:keepNext/>
             </w:pPr>
             <w:r>
-              <w:t>Asynchronous input debounce. Used for PTT</w:t>
-            </w:r>
-            <w:r>
-              <w:t>,</w:t>
-            </w:r>
-            <w:r>
-              <w:t xml:space="preserve"> key</w:t>
-            </w:r>
-            <w:r>
-              <w:t xml:space="preserve"> and other external</w:t>
-            </w:r>
-            <w:r>
-              <w:t xml:space="preserve"> inputs. </w:t>
+              <w:t>N:1 clock divider.</w:t>
+            </w:r>
+            <w:r>
+              <w:t xml:space="preserve"> Still used in input debouncing.</w:t>
+            </w:r>
+            <w:r>
+              <w:t xml:space="preserve"> </w:t>
             </w:r>
           </w:p>
         </w:tc>
@@ -52475,11 +50597,9 @@
             <w:pPr>
               <w:keepNext/>
             </w:pPr>
-            <w:proofErr w:type="spellStart"/>
-            <w:r>
-              <w:t>ClockDivider</w:t>
-            </w:r>
-            <w:proofErr w:type="spellEnd"/>
+            <w:r>
+              <w:t>PWM_DAC</w:t>
+            </w:r>
           </w:p>
         </w:tc>
         <w:tc>
@@ -52490,13 +50610,9 @@
             <w:pPr>
               <w:keepNext/>
             </w:pPr>
-            <w:proofErr w:type="spellStart"/>
-            <w:proofErr w:type="gramStart"/>
-            <w:r>
-              <w:t>clockdivider.v</w:t>
-            </w:r>
-            <w:proofErr w:type="spellEnd"/>
-            <w:proofErr w:type="gramEnd"/>
+            <w:r>
+              <w:t>pwm_dac.v</w:t>
+            </w:r>
           </w:p>
         </w:tc>
         <w:tc>
@@ -52508,13 +50624,22 @@
               <w:keepNext/>
             </w:pPr>
             <w:r>
-              <w:t>N:1 clock divider.</w:t>
-            </w:r>
-            <w:r>
-              <w:t xml:space="preserve"> Still used in input debouncing.</w:t>
-            </w:r>
-            <w:r>
-              <w:t xml:space="preserve"> </w:t>
+              <w:t>Generate a PW</w:t>
+            </w:r>
+            <w:r>
+              <w:t>M</w:t>
+            </w:r>
+            <w:r>
+              <w:t xml:space="preserve"> pseudo-DAV output for an </w:t>
+            </w:r>
+            <w:r>
+              <w:t>8</w:t>
+            </w:r>
+            <w:r>
+              <w:t xml:space="preserve"> bit DAC</w:t>
+            </w:r>
+            <w:r>
+              <w:t>. May need to be parameterizable to a different width.</w:t>
             </w:r>
           </w:p>
         </w:tc>
@@ -52529,7 +50654,7 @@
               <w:keepNext/>
             </w:pPr>
             <w:r>
-              <w:t>PWM_DAC</w:t>
+              <w:t>Serial_Atten</w:t>
             </w:r>
           </w:p>
         </w:tc>
@@ -52541,16 +50666,9 @@
             <w:pPr>
               <w:keepNext/>
             </w:pPr>
-            <w:proofErr w:type="spellStart"/>
-            <w:r>
-              <w:t>pwm_</w:t>
-            </w:r>
-            <w:proofErr w:type="gramStart"/>
-            <w:r>
-              <w:t>dac.v</w:t>
-            </w:r>
-            <w:proofErr w:type="spellEnd"/>
-            <w:proofErr w:type="gramEnd"/>
+            <w:r>
+              <w:t>attenuator.v</w:t>
+            </w:r>
           </w:p>
         </w:tc>
         <w:tc>
@@ -52562,27 +50680,10 @@
               <w:keepNext/>
             </w:pPr>
             <w:r>
-              <w:t>Generate a PW</w:t>
-            </w:r>
-            <w:r>
-              <w:t>M</w:t>
-            </w:r>
-            <w:r>
-              <w:t xml:space="preserve"> pseudo-DAV output for an </w:t>
-            </w:r>
-            <w:proofErr w:type="gramStart"/>
-            <w:r>
-              <w:t>8</w:t>
-            </w:r>
-            <w:r>
-              <w:t xml:space="preserve"> bit</w:t>
-            </w:r>
-            <w:proofErr w:type="gramEnd"/>
-            <w:r>
-              <w:t xml:space="preserve"> DAC</w:t>
-            </w:r>
-            <w:r>
-              <w:t>. May need to be parameterizable to a different width.</w:t>
+              <w:t xml:space="preserve">Phil Harman’s code – serial data shift for </w:t>
+            </w:r>
+            <w:r>
+              <w:t>Minicircuits DAT-33-SP+ attenuator</w:t>
             </w:r>
           </w:p>
         </w:tc>
@@ -52596,11 +50697,9 @@
             <w:pPr>
               <w:keepNext/>
             </w:pPr>
-            <w:proofErr w:type="spellStart"/>
-            <w:r>
-              <w:t>Serial_Atten</w:t>
-            </w:r>
-            <w:proofErr w:type="spellEnd"/>
+            <w:r>
+              <w:t>LTC2208_derandomise</w:t>
+            </w:r>
           </w:p>
         </w:tc>
         <w:tc>
@@ -52611,13 +50710,9 @@
             <w:pPr>
               <w:keepNext/>
             </w:pPr>
-            <w:proofErr w:type="spellStart"/>
-            <w:proofErr w:type="gramStart"/>
-            <w:r>
-              <w:t>attenuator.v</w:t>
-            </w:r>
-            <w:proofErr w:type="spellEnd"/>
-            <w:proofErr w:type="gramEnd"/>
+            <w:r>
+              <w:t>ltc2208_derand.v</w:t>
+            </w:r>
           </w:p>
         </w:tc>
         <w:tc>
@@ -52629,15 +50724,7 @@
               <w:keepNext/>
             </w:pPr>
             <w:r>
-              <w:t xml:space="preserve">Phil Harman’s code – serial data shift for </w:t>
-            </w:r>
-            <w:proofErr w:type="spellStart"/>
-            <w:r>
-              <w:t>Minicircuits</w:t>
-            </w:r>
-            <w:proofErr w:type="spellEnd"/>
-            <w:r>
-              <w:t xml:space="preserve"> DAT-33-SP+ attenuator</w:t>
+              <w:t>Removes the “randomised” data option for the LTC2208 ADC input, to give 2’s complement data</w:t>
             </w:r>
           </w:p>
         </w:tc>
@@ -52652,7 +50739,7 @@
               <w:keepNext/>
             </w:pPr>
             <w:r>
-              <w:t>LTC2208_derandomise</w:t>
+              <w:t>cvt_offsetbinary</w:t>
             </w:r>
           </w:p>
         </w:tc>
@@ -52665,13 +50752,8 @@
               <w:keepNext/>
             </w:pPr>
             <w:r>
-              <w:t>ltc2208_</w:t>
-            </w:r>
-            <w:proofErr w:type="gramStart"/>
-            <w:r>
-              <w:t>derand.v</w:t>
-            </w:r>
-            <w:proofErr w:type="gramEnd"/>
+              <w:t>cvt_offsetbinary.v</w:t>
+            </w:r>
           </w:p>
         </w:tc>
         <w:tc>
@@ -52683,7 +50765,13 @@
               <w:keepNext/>
             </w:pPr>
             <w:r>
-              <w:t>Removes the “randomised” data option for the LTC2208 ADC input, to give 2’s complement data</w:t>
+              <w:t xml:space="preserve">Takes 2’s complement data and provides offset binary data for </w:t>
+            </w:r>
+            <w:r>
+              <w:t xml:space="preserve">MAX5891 </w:t>
+            </w:r>
+            <w:r>
+              <w:t>TX RF DAC</w:t>
             </w:r>
           </w:p>
         </w:tc>
@@ -52697,11 +50785,18 @@
             <w:pPr>
               <w:keepNext/>
             </w:pPr>
-            <w:proofErr w:type="spellStart"/>
-            <w:r>
-              <w:t>cvt_offsetbinary</w:t>
-            </w:r>
-            <w:proofErr w:type="spellEnd"/>
+            <w:r>
+              <w:t>FIFO</w:t>
+            </w:r>
+            <w:r>
+              <w:t>_over</w:t>
+            </w:r>
+            <w:r>
+              <w:t>flow</w:t>
+            </w:r>
+            <w:r>
+              <w:t>_reader</w:t>
+            </w:r>
           </w:p>
         </w:tc>
         <w:tc>
@@ -52712,16 +50807,18 @@
             <w:pPr>
               <w:keepNext/>
             </w:pPr>
-            <w:proofErr w:type="spellStart"/>
-            <w:r>
-              <w:t>cvt_</w:t>
-            </w:r>
-            <w:proofErr w:type="gramStart"/>
-            <w:r>
-              <w:t>offsetbinary.v</w:t>
-            </w:r>
-            <w:proofErr w:type="spellEnd"/>
-            <w:proofErr w:type="gramEnd"/>
+            <w:r>
+              <w:t>FIFO</w:t>
+            </w:r>
+            <w:r>
+              <w:t>_over</w:t>
+            </w:r>
+            <w:r>
+              <w:t>flow</w:t>
+            </w:r>
+            <w:r>
+              <w:t>_latch_reader.v</w:t>
+            </w:r>
           </w:p>
         </w:tc>
         <w:tc>
@@ -52733,13 +50830,13 @@
               <w:keepNext/>
             </w:pPr>
             <w:r>
-              <w:t xml:space="preserve">Takes 2’s complement data and provides offset binary data for </w:t>
-            </w:r>
-            <w:r>
-              <w:t xml:space="preserve">MAX5891 </w:t>
-            </w:r>
-            <w:r>
-              <w:t>TX RF DAC</w:t>
+              <w:t xml:space="preserve">AXI4-Lite bus reader for ADC overrange </w:t>
+            </w:r>
+            <w:r>
+              <w:t xml:space="preserve">or FIFO overflow </w:t>
+            </w:r>
+            <w:r>
+              <w:t>signals. Latches and holds the overrange indication until read.</w:t>
             </w:r>
           </w:p>
         </w:tc>
@@ -52753,20 +50850,9 @@
             <w:pPr>
               <w:keepNext/>
             </w:pPr>
-            <w:proofErr w:type="spellStart"/>
-            <w:r>
-              <w:t>FIFO</w:t>
-            </w:r>
-            <w:r>
-              <w:t>_over</w:t>
-            </w:r>
-            <w:r>
-              <w:t>flow</w:t>
-            </w:r>
-            <w:r>
-              <w:t>_reader</w:t>
-            </w:r>
-            <w:proofErr w:type="spellEnd"/>
+            <w:r>
+              <w:t>AXI_Stream_Reader_Writer</w:t>
+            </w:r>
           </w:p>
         </w:tc>
         <w:tc>
@@ -52777,25 +50863,9 @@
             <w:pPr>
               <w:keepNext/>
             </w:pPr>
-            <w:proofErr w:type="spellStart"/>
-            <w:r>
-              <w:t>FIFO</w:t>
-            </w:r>
-            <w:r>
-              <w:t>_over</w:t>
-            </w:r>
-            <w:r>
-              <w:t>flow</w:t>
-            </w:r>
-            <w:r>
-              <w:t>_latch_</w:t>
-            </w:r>
-            <w:proofErr w:type="gramStart"/>
-            <w:r>
-              <w:t>reader.v</w:t>
-            </w:r>
-            <w:proofErr w:type="spellEnd"/>
-            <w:proofErr w:type="gramEnd"/>
+            <w:r>
+              <w:t>Stream_reader_writer.v</w:t>
+            </w:r>
           </w:p>
         </w:tc>
         <w:tc>
@@ -52807,13 +50877,13 @@
               <w:keepNext/>
             </w:pPr>
             <w:r>
-              <w:t xml:space="preserve">AXI4-Lite bus reader for ADC overrange </w:t>
-            </w:r>
-            <w:r>
-              <w:t xml:space="preserve">or FIFO overflow </w:t>
-            </w:r>
-            <w:r>
-              <w:t>signals. Latches and holds the overrange indication until read.</w:t>
+              <w:t xml:space="preserve">AXI stream interface to </w:t>
+            </w:r>
+            <w:r>
+              <w:t xml:space="preserve">full </w:t>
+            </w:r>
+            <w:r>
+              <w:t>AXI-4 bus. Provides a burst-capable data transfer from the processor / DMA bus to and from an AXI4-Stream to connect FIFOs.</w:t>
             </w:r>
           </w:p>
         </w:tc>
@@ -52827,11 +50897,9 @@
             <w:pPr>
               <w:keepNext/>
             </w:pPr>
-            <w:proofErr w:type="spellStart"/>
-            <w:r>
-              <w:t>AXI_Stream_Reader_Writer</w:t>
-            </w:r>
-            <w:proofErr w:type="spellEnd"/>
+            <w:r>
+              <w:t>AXI_SPI_ADC</w:t>
+            </w:r>
           </w:p>
         </w:tc>
         <w:tc>
@@ -52842,16 +50910,9 @@
             <w:pPr>
               <w:keepNext/>
             </w:pPr>
-            <w:proofErr w:type="spellStart"/>
-            <w:r>
-              <w:t>Stream_reader_</w:t>
-            </w:r>
-            <w:proofErr w:type="gramStart"/>
-            <w:r>
-              <w:t>writer.v</w:t>
-            </w:r>
-            <w:proofErr w:type="spellEnd"/>
-            <w:proofErr w:type="gramEnd"/>
+            <w:r>
+              <w:t>axi_spi_adc.v</w:t>
+            </w:r>
           </w:p>
         </w:tc>
         <w:tc>
@@ -52863,13 +50924,7 @@
               <w:keepNext/>
             </w:pPr>
             <w:r>
-              <w:t xml:space="preserve">AXI stream interface to </w:t>
-            </w:r>
-            <w:r>
-              <w:t xml:space="preserve">full </w:t>
-            </w:r>
-            <w:r>
-              <w:t>AXI-4 bus. Provides a burst-capable data transfer from the processor / DMA bus to and from an AXI4-Stream to connect FIFOs.</w:t>
+              <w:t>78H90 SPI ADC data reader, modified by Laurence Barker to add an AXI-Lite bus interface</w:t>
             </w:r>
           </w:p>
         </w:tc>
@@ -52883,60 +50938,10 @@
             <w:pPr>
               <w:keepNext/>
             </w:pPr>
-            <w:r>
-              <w:t>AXI_SPI_ADC</w:t>
-            </w:r>
-          </w:p>
-        </w:tc>
-        <w:tc>
-          <w:tcPr>
-            <w:tcW w:w="2112" w:type="dxa"/>
-          </w:tcPr>
-          <w:p>
-            <w:pPr>
-              <w:keepNext/>
-            </w:pPr>
-            <w:proofErr w:type="spellStart"/>
-            <w:r>
-              <w:t>axi_spi_</w:t>
-            </w:r>
-            <w:proofErr w:type="gramStart"/>
-            <w:r>
-              <w:t>adc.v</w:t>
-            </w:r>
-            <w:proofErr w:type="spellEnd"/>
-            <w:proofErr w:type="gramEnd"/>
-          </w:p>
-        </w:tc>
-        <w:tc>
-          <w:tcPr>
-            <w:tcW w:w="4813" w:type="dxa"/>
-          </w:tcPr>
-          <w:p>
-            <w:pPr>
-              <w:keepNext/>
-            </w:pPr>
-            <w:r>
-              <w:t>78H90 SPI ADC data reader, modified by Laurence Barker to add an AXI-Lite bus interface</w:t>
-            </w:r>
-          </w:p>
-        </w:tc>
-      </w:tr>
-      <w:tr>
-        <w:tc>
-          <w:tcPr>
-            <w:tcW w:w="2703" w:type="dxa"/>
-          </w:tcPr>
-          <w:p>
-            <w:pPr>
-              <w:keepNext/>
-            </w:pPr>
-            <w:proofErr w:type="spellStart"/>
             <w:r>
               <w:lastRenderedPageBreak/>
               <w:t>FIFO_Monitor</w:t>
             </w:r>
-            <w:proofErr w:type="spellEnd"/>
           </w:p>
         </w:tc>
         <w:tc>
@@ -52972,11 +50977,9 @@
             <w:pPr>
               <w:keepNext/>
             </w:pPr>
-            <w:proofErr w:type="spellStart"/>
             <w:r>
               <w:t>AXIL_SPIWriter</w:t>
             </w:r>
-            <w:proofErr w:type="spellEnd"/>
           </w:p>
         </w:tc>
         <w:tc>
@@ -52987,11 +50990,9 @@
             <w:pPr>
               <w:keepNext/>
             </w:pPr>
-            <w:proofErr w:type="spellStart"/>
             <w:r>
               <w:t>Axil_SPIWriter.v</w:t>
             </w:r>
-            <w:proofErr w:type="spellEnd"/>
           </w:p>
         </w:tc>
         <w:tc>
@@ -53017,11 +51018,9 @@
             <w:pPr>
               <w:keepNext/>
             </w:pPr>
-            <w:proofErr w:type="spellStart"/>
             <w:r>
               <w:t>AXILite_Alex_SPI</w:t>
             </w:r>
-            <w:proofErr w:type="spellEnd"/>
           </w:p>
         </w:tc>
         <w:tc>
@@ -53032,11 +51031,9 @@
             <w:pPr>
               <w:keepNext/>
             </w:pPr>
-            <w:proofErr w:type="spellStart"/>
             <w:r>
               <w:t>AXILite_Alex_SPI.v</w:t>
             </w:r>
-            <w:proofErr w:type="spellEnd"/>
           </w:p>
         </w:tc>
         <w:tc>
@@ -53075,16 +51072,9 @@
             <w:pPr>
               <w:keepNext/>
             </w:pPr>
-            <w:proofErr w:type="spellStart"/>
-            <w:r>
-              <w:t>axi_stream_</w:t>
-            </w:r>
-            <w:proofErr w:type="gramStart"/>
-            <w:r>
-              <w:t>resizer.v</w:t>
-            </w:r>
-            <w:proofErr w:type="spellEnd"/>
-            <w:proofErr w:type="gramEnd"/>
+            <w:r>
+              <w:t>axi_stream_resizer.v</w:t>
+            </w:r>
           </w:p>
         </w:tc>
         <w:tc>
@@ -53096,24 +51086,234 @@
               <w:keepNext/>
             </w:pPr>
             <w:r>
-              <w:t xml:space="preserve">Resizes an </w:t>
-            </w:r>
-            <w:proofErr w:type="spellStart"/>
-            <w:r>
-              <w:t>axi</w:t>
-            </w:r>
-            <w:proofErr w:type="spellEnd"/>
-            <w:r>
-              <w:t xml:space="preserve"> stream from 48 to 64 bits; resettable. RX DDC </w:t>
-            </w:r>
-            <w:proofErr w:type="spellStart"/>
-            <w:r>
-              <w:t>datapath</w:t>
-            </w:r>
-            <w:proofErr w:type="spellEnd"/>
+              <w:t>Resizes an axi stream from 48 to 64 bits; resettable. RX DDC datapath.</w:t>
+            </w:r>
+          </w:p>
+        </w:tc>
+      </w:tr>
+      <w:tr>
+        <w:tc>
+          <w:tcPr>
+            <w:tcW w:w="2703" w:type="dxa"/>
+          </w:tcPr>
+          <w:p>
+            <w:pPr>
+              <w:keepNext/>
+            </w:pPr>
+            <w:r>
+              <w:t>AXIS_Sizer_64to48</w:t>
+            </w:r>
+          </w:p>
+        </w:tc>
+        <w:tc>
+          <w:tcPr>
+            <w:tcW w:w="2112" w:type="dxa"/>
+          </w:tcPr>
+          <w:p>
+            <w:pPr>
+              <w:keepNext/>
+            </w:pPr>
+            <w:r>
+              <w:t>axi_stream_resizer</w:t>
+            </w:r>
+            <w:r>
+              <w:t>_64to48</w:t>
+            </w:r>
+            <w:r>
+              <w:t>.v</w:t>
+            </w:r>
+          </w:p>
+        </w:tc>
+        <w:tc>
+          <w:tcPr>
+            <w:tcW w:w="4813" w:type="dxa"/>
+          </w:tcPr>
+          <w:p>
+            <w:pPr>
+              <w:keepNext/>
+            </w:pPr>
+            <w:r>
+              <w:t>Resizes an axi stream from 64 to 48 bits; resettable. TX DUC datapath.</w:t>
+            </w:r>
+          </w:p>
+        </w:tc>
+      </w:tr>
+      <w:tr>
+        <w:tc>
+          <w:tcPr>
+            <w:tcW w:w="2703" w:type="dxa"/>
+          </w:tcPr>
+          <w:p>
+            <w:pPr>
+              <w:keepNext/>
+            </w:pPr>
+            <w:r>
+              <w:t>AXIS_Interleaver</w:t>
+            </w:r>
+          </w:p>
+        </w:tc>
+        <w:tc>
+          <w:tcPr>
+            <w:tcW w:w="2112" w:type="dxa"/>
+          </w:tcPr>
+          <w:p>
+            <w:pPr>
+              <w:keepNext/>
+            </w:pPr>
+            <w:r>
+              <w:t>axi_stream_interleaver.v</w:t>
+            </w:r>
+          </w:p>
+        </w:tc>
+        <w:tc>
+          <w:tcPr>
+            <w:tcW w:w="4813" w:type="dxa"/>
+          </w:tcPr>
+          <w:p>
+            <w:pPr>
+              <w:keepNext/>
+            </w:pPr>
+            <w:r>
+              <w:t>Either passes separately or interleaves two AXI4 streams, 48 bits wide. To interleave pairs of DDC eg DDC0/1.</w:t>
+            </w:r>
+          </w:p>
+        </w:tc>
+      </w:tr>
+      <w:tr>
+        <w:tc>
+          <w:tcPr>
+            <w:tcW w:w="2703" w:type="dxa"/>
+          </w:tcPr>
+          <w:p>
+            <w:pPr>
+              <w:keepNext/>
+            </w:pPr>
+            <w:r>
+              <w:t>AXIL_ConfigReg_64</w:t>
+            </w:r>
+          </w:p>
+        </w:tc>
+        <w:tc>
+          <w:tcPr>
+            <w:tcW w:w="2112" w:type="dxa"/>
+          </w:tcPr>
+          <w:p>
+            <w:pPr>
+              <w:keepNext/>
+            </w:pPr>
+            <w:r>
+              <w:t>axil_config64_reg.v</w:t>
+            </w:r>
+          </w:p>
+        </w:tc>
+        <w:tc>
+          <w:tcPr>
+            <w:tcW w:w="4813" w:type="dxa"/>
+          </w:tcPr>
+          <w:p>
+            <w:pPr>
+              <w:keepNext/>
+            </w:pPr>
+            <w:r>
+              <w:t xml:space="preserve">64 bit config write register, with axi4-lite interface. </w:t>
+            </w:r>
+          </w:p>
+        </w:tc>
+      </w:tr>
+      <w:tr>
+        <w:tc>
+          <w:tcPr>
+            <w:tcW w:w="2703" w:type="dxa"/>
+          </w:tcPr>
+          <w:p>
+            <w:pPr>
+              <w:keepNext/>
+            </w:pPr>
+            <w:r>
+              <w:t>AXIL_ConfigReg_</w:t>
+            </w:r>
+            <w:r>
+              <w:t>256</w:t>
+            </w:r>
+          </w:p>
+        </w:tc>
+        <w:tc>
+          <w:tcPr>
+            <w:tcW w:w="2112" w:type="dxa"/>
+          </w:tcPr>
+          <w:p>
+            <w:pPr>
+              <w:keepNext/>
+            </w:pPr>
+            <w:r>
+              <w:t>axil_config</w:t>
+            </w:r>
+            <w:r>
+              <w:t>256</w:t>
+            </w:r>
+            <w:r>
+              <w:t>_reg.v</w:t>
+            </w:r>
+          </w:p>
+        </w:tc>
+        <w:tc>
+          <w:tcPr>
+            <w:tcW w:w="4813" w:type="dxa"/>
+          </w:tcPr>
+          <w:p>
+            <w:pPr>
+              <w:keepNext/>
+            </w:pPr>
+            <w:r>
+              <w:t xml:space="preserve">256 bit config write register, with axi4-lite interface. </w:t>
+            </w:r>
+          </w:p>
+        </w:tc>
+      </w:tr>
+      <w:tr>
+        <w:tc>
+          <w:tcPr>
+            <w:tcW w:w="2703" w:type="dxa"/>
+          </w:tcPr>
+          <w:p>
+            <w:pPr>
+              <w:keepNext/>
+            </w:pPr>
+            <w:r>
+              <w:t>AXIL_ReadReg_64</w:t>
+            </w:r>
+          </w:p>
+        </w:tc>
+        <w:tc>
+          <w:tcPr>
+            <w:tcW w:w="2112" w:type="dxa"/>
+          </w:tcPr>
+          <w:p>
+            <w:pPr>
+              <w:keepNext/>
+            </w:pPr>
+            <w:r>
+              <w:t>axil_read64_reg</w:t>
+            </w:r>
             <w:r>
               <w:t>.</w:t>
             </w:r>
+            <w:r>
+              <w:t>v</w:t>
+            </w:r>
+          </w:p>
+        </w:tc>
+        <w:tc>
+          <w:tcPr>
+            <w:tcW w:w="4813" w:type="dxa"/>
+          </w:tcPr>
+          <w:p>
+            <w:pPr>
+              <w:keepNext/>
+            </w:pPr>
+            <w:r>
+              <w:t xml:space="preserve">64 bit status read register, with axi4-lite interface. </w:t>
+            </w:r>
           </w:p>
         </w:tc>
       </w:tr>
@@ -53127,7 +51327,7 @@
               <w:keepNext/>
             </w:pPr>
             <w:r>
-              <w:t>AXIS_Sizer_64to48</w:t>
+              <w:t>AXIS_DDC_Multiplexer</w:t>
             </w:r>
           </w:p>
         </w:tc>
@@ -53140,350 +51340,52 @@
               <w:keepNext/>
             </w:pPr>
             <w:r>
-              <w:t>axi_stream_resizer</w:t>
-            </w:r>
-            <w:r>
-              <w:t>_64to48</w:t>
+              <w:t>DDCMux.v</w:t>
+            </w:r>
+          </w:p>
+        </w:tc>
+        <w:tc>
+          <w:tcPr>
+            <w:tcW w:w="4813" w:type="dxa"/>
+          </w:tcPr>
+          <w:p>
+            <w:pPr>
+              <w:keepNext/>
+            </w:pPr>
+            <w:r>
+              <w:t xml:space="preserve">Protocol-aware AXI stream data multiplexer. Multiplexes sample data into a single stream for the enabled DDCs, with data embedded in the stream to indicate the boundaries between one data beat and the next. </w:t>
+            </w:r>
+          </w:p>
+        </w:tc>
+      </w:tr>
+      <w:tr>
+        <w:tc>
+          <w:tcPr>
+            <w:tcW w:w="2703" w:type="dxa"/>
+          </w:tcPr>
+          <w:p>
+            <w:pPr>
+              <w:keepNext/>
+            </w:pPr>
+            <w:r>
+              <w:t>Wideband Collect</w:t>
+            </w:r>
+          </w:p>
+        </w:tc>
+        <w:tc>
+          <w:tcPr>
+            <w:tcW w:w="2112" w:type="dxa"/>
+          </w:tcPr>
+          <w:p>
+            <w:pPr>
+              <w:keepNext/>
+            </w:pPr>
+            <w:r>
+              <w:t>Wideband Collect</w:t>
             </w:r>
             <w:r>
               <w:t>.v</w:t>
             </w:r>
-          </w:p>
-        </w:tc>
-        <w:tc>
-          <w:tcPr>
-            <w:tcW w:w="4813" w:type="dxa"/>
-          </w:tcPr>
-          <w:p>
-            <w:pPr>
-              <w:keepNext/>
-            </w:pPr>
-            <w:r>
-              <w:t xml:space="preserve">Resizes an </w:t>
-            </w:r>
-            <w:proofErr w:type="spellStart"/>
-            <w:r>
-              <w:t>axi</w:t>
-            </w:r>
-            <w:proofErr w:type="spellEnd"/>
-            <w:r>
-              <w:t xml:space="preserve"> stream from 64 to 48 bits; resettable. TX DUC </w:t>
-            </w:r>
-            <w:proofErr w:type="spellStart"/>
-            <w:r>
-              <w:t>datapath</w:t>
-            </w:r>
-            <w:proofErr w:type="spellEnd"/>
-            <w:r>
-              <w:t>.</w:t>
-            </w:r>
-          </w:p>
-        </w:tc>
-      </w:tr>
-      <w:tr>
-        <w:tc>
-          <w:tcPr>
-            <w:tcW w:w="2703" w:type="dxa"/>
-          </w:tcPr>
-          <w:p>
-            <w:pPr>
-              <w:keepNext/>
-            </w:pPr>
-            <w:proofErr w:type="spellStart"/>
-            <w:r>
-              <w:t>AXIS_Interleaver</w:t>
-            </w:r>
-            <w:proofErr w:type="spellEnd"/>
-          </w:p>
-        </w:tc>
-        <w:tc>
-          <w:tcPr>
-            <w:tcW w:w="2112" w:type="dxa"/>
-          </w:tcPr>
-          <w:p>
-            <w:pPr>
-              <w:keepNext/>
-            </w:pPr>
-            <w:proofErr w:type="spellStart"/>
-            <w:r>
-              <w:t>axi_stream_</w:t>
-            </w:r>
-            <w:proofErr w:type="gramStart"/>
-            <w:r>
-              <w:t>interleaver.v</w:t>
-            </w:r>
-            <w:proofErr w:type="spellEnd"/>
-            <w:proofErr w:type="gramEnd"/>
-          </w:p>
-        </w:tc>
-        <w:tc>
-          <w:tcPr>
-            <w:tcW w:w="4813" w:type="dxa"/>
-          </w:tcPr>
-          <w:p>
-            <w:pPr>
-              <w:keepNext/>
-            </w:pPr>
-            <w:r>
-              <w:t xml:space="preserve">Either passes separately or interleaves two AXI4 streams, 48 bits wide. To interleave pairs of DDC </w:t>
-            </w:r>
-            <w:proofErr w:type="spellStart"/>
-            <w:r>
-              <w:t>eg</w:t>
-            </w:r>
-            <w:proofErr w:type="spellEnd"/>
-            <w:r>
-              <w:t xml:space="preserve"> DDC0/1.</w:t>
-            </w:r>
-          </w:p>
-        </w:tc>
-      </w:tr>
-      <w:tr>
-        <w:tc>
-          <w:tcPr>
-            <w:tcW w:w="2703" w:type="dxa"/>
-          </w:tcPr>
-          <w:p>
-            <w:pPr>
-              <w:keepNext/>
-            </w:pPr>
-            <w:r>
-              <w:t>AXIL_ConfigReg_64</w:t>
-            </w:r>
-          </w:p>
-        </w:tc>
-        <w:tc>
-          <w:tcPr>
-            <w:tcW w:w="2112" w:type="dxa"/>
-          </w:tcPr>
-          <w:p>
-            <w:pPr>
-              <w:keepNext/>
-            </w:pPr>
-            <w:r>
-              <w:t>axil_config64_</w:t>
-            </w:r>
-            <w:proofErr w:type="gramStart"/>
-            <w:r>
-              <w:t>reg.v</w:t>
-            </w:r>
-            <w:proofErr w:type="gramEnd"/>
-          </w:p>
-        </w:tc>
-        <w:tc>
-          <w:tcPr>
-            <w:tcW w:w="4813" w:type="dxa"/>
-          </w:tcPr>
-          <w:p>
-            <w:pPr>
-              <w:keepNext/>
-            </w:pPr>
-            <w:proofErr w:type="gramStart"/>
-            <w:r>
-              <w:t>64 bit</w:t>
-            </w:r>
-            <w:proofErr w:type="gramEnd"/>
-            <w:r>
-              <w:t xml:space="preserve"> config write register, with axi4-lite interface. </w:t>
-            </w:r>
-          </w:p>
-        </w:tc>
-      </w:tr>
-      <w:tr>
-        <w:tc>
-          <w:tcPr>
-            <w:tcW w:w="2703" w:type="dxa"/>
-          </w:tcPr>
-          <w:p>
-            <w:pPr>
-              <w:keepNext/>
-            </w:pPr>
-            <w:r>
-              <w:t>AXIL_ConfigReg_</w:t>
-            </w:r>
-            <w:r>
-              <w:t>256</w:t>
-            </w:r>
-          </w:p>
-        </w:tc>
-        <w:tc>
-          <w:tcPr>
-            <w:tcW w:w="2112" w:type="dxa"/>
-          </w:tcPr>
-          <w:p>
-            <w:pPr>
-              <w:keepNext/>
-            </w:pPr>
-            <w:r>
-              <w:t>axil_config</w:t>
-            </w:r>
-            <w:r>
-              <w:t>256</w:t>
-            </w:r>
-            <w:r>
-              <w:t>_</w:t>
-            </w:r>
-            <w:proofErr w:type="gramStart"/>
-            <w:r>
-              <w:t>reg.v</w:t>
-            </w:r>
-            <w:proofErr w:type="gramEnd"/>
-          </w:p>
-        </w:tc>
-        <w:tc>
-          <w:tcPr>
-            <w:tcW w:w="4813" w:type="dxa"/>
-          </w:tcPr>
-          <w:p>
-            <w:pPr>
-              <w:keepNext/>
-            </w:pPr>
-            <w:proofErr w:type="gramStart"/>
-            <w:r>
-              <w:t>256 bit</w:t>
-            </w:r>
-            <w:proofErr w:type="gramEnd"/>
-            <w:r>
-              <w:t xml:space="preserve"> config write register, with axi4-lite interface. </w:t>
-            </w:r>
-          </w:p>
-        </w:tc>
-      </w:tr>
-      <w:tr>
-        <w:tc>
-          <w:tcPr>
-            <w:tcW w:w="2703" w:type="dxa"/>
-          </w:tcPr>
-          <w:p>
-            <w:pPr>
-              <w:keepNext/>
-            </w:pPr>
-            <w:r>
-              <w:t>AXIL_ReadReg_64</w:t>
-            </w:r>
-          </w:p>
-        </w:tc>
-        <w:tc>
-          <w:tcPr>
-            <w:tcW w:w="2112" w:type="dxa"/>
-          </w:tcPr>
-          <w:p>
-            <w:pPr>
-              <w:keepNext/>
-            </w:pPr>
-            <w:r>
-              <w:t>axil_read64_</w:t>
-            </w:r>
-            <w:proofErr w:type="gramStart"/>
-            <w:r>
-              <w:t>reg</w:t>
-            </w:r>
-            <w:r>
-              <w:t>.</w:t>
-            </w:r>
-            <w:r>
-              <w:t>v</w:t>
-            </w:r>
-            <w:proofErr w:type="gramEnd"/>
-          </w:p>
-        </w:tc>
-        <w:tc>
-          <w:tcPr>
-            <w:tcW w:w="4813" w:type="dxa"/>
-          </w:tcPr>
-          <w:p>
-            <w:pPr>
-              <w:keepNext/>
-            </w:pPr>
-            <w:proofErr w:type="gramStart"/>
-            <w:r>
-              <w:t>64 bit</w:t>
-            </w:r>
-            <w:proofErr w:type="gramEnd"/>
-            <w:r>
-              <w:t xml:space="preserve"> status read register, with axi4-lite interface. </w:t>
-            </w:r>
-          </w:p>
-        </w:tc>
-      </w:tr>
-      <w:tr>
-        <w:tc>
-          <w:tcPr>
-            <w:tcW w:w="2703" w:type="dxa"/>
-          </w:tcPr>
-          <w:p>
-            <w:pPr>
-              <w:keepNext/>
-            </w:pPr>
-            <w:proofErr w:type="spellStart"/>
-            <w:r>
-              <w:t>AXIS_DDC_Multiplexer</w:t>
-            </w:r>
-            <w:proofErr w:type="spellEnd"/>
-          </w:p>
-        </w:tc>
-        <w:tc>
-          <w:tcPr>
-            <w:tcW w:w="2112" w:type="dxa"/>
-          </w:tcPr>
-          <w:p>
-            <w:pPr>
-              <w:keepNext/>
-            </w:pPr>
-            <w:proofErr w:type="spellStart"/>
-            <w:r>
-              <w:t>DDCMux.v</w:t>
-            </w:r>
-            <w:proofErr w:type="spellEnd"/>
-          </w:p>
-        </w:tc>
-        <w:tc>
-          <w:tcPr>
-            <w:tcW w:w="4813" w:type="dxa"/>
-          </w:tcPr>
-          <w:p>
-            <w:pPr>
-              <w:keepNext/>
-            </w:pPr>
-            <w:r>
-              <w:t xml:space="preserve">Protocol-aware AXI stream data multiplexer. Multiplexes sample data into a single stream for the enabled DDCs, with data embedded in the stream to indicate the boundaries between one data beat and the next. </w:t>
-            </w:r>
-          </w:p>
-        </w:tc>
-      </w:tr>
-      <w:tr>
-        <w:tc>
-          <w:tcPr>
-            <w:tcW w:w="2703" w:type="dxa"/>
-          </w:tcPr>
-          <w:p>
-            <w:pPr>
-              <w:keepNext/>
-            </w:pPr>
-            <w:r>
-              <w:t>Wideband Collect</w:t>
-            </w:r>
-          </w:p>
-        </w:tc>
-        <w:tc>
-          <w:tcPr>
-            <w:tcW w:w="2112" w:type="dxa"/>
-          </w:tcPr>
-          <w:p>
-            <w:pPr>
-              <w:keepNext/>
-            </w:pPr>
-            <w:r>
-              <w:t xml:space="preserve">Wideband </w:t>
-            </w:r>
-            <w:proofErr w:type="spellStart"/>
-            <w:r>
-              <w:t>Collect</w:t>
-            </w:r>
-            <w:r>
-              <w:t>.v</w:t>
-            </w:r>
-            <w:proofErr w:type="spellEnd"/>
           </w:p>
         </w:tc>
         <w:tc>
@@ -53592,13 +51494,8 @@
         <w:t>s</w:t>
       </w:r>
       <w:r>
-        <w:t>ources\</w:t>
-      </w:r>
-      <w:proofErr w:type="spellStart"/>
-      <w:r>
-        <w:t>coefficientfiles</w:t>
-      </w:r>
-      <w:proofErr w:type="spellEnd"/>
+        <w:t>ources\coefficientfiles</w:t>
+      </w:r>
       <w:r>
         <w:t xml:space="preserve"> – files (generated by spreadsheets) with filter coefficients and keyer waveshape</w:t>
       </w:r>
@@ -53613,15 +51510,7 @@
         <w:ind w:left="567"/>
       </w:pPr>
       <w:r>
-        <w:t>sources\</w:t>
-      </w:r>
-      <w:proofErr w:type="spellStart"/>
-      <w:r>
-        <w:t>verilogmodules</w:t>
-      </w:r>
-      <w:proofErr w:type="spellEnd"/>
-      <w:r>
-        <w:t xml:space="preserve"> </w:t>
+        <w:t xml:space="preserve">sources\verilogmodules </w:t>
       </w:r>
       <w:r>
         <w:t>–</w:t>
@@ -53661,15 +51550,7 @@
         <w:t>not</w:t>
       </w:r>
       <w:r>
-        <w:t xml:space="preserve"> automatically managed by </w:t>
-      </w:r>
-      <w:proofErr w:type="spellStart"/>
-      <w:r>
-        <w:t>Vivado</w:t>
-      </w:r>
-      <w:proofErr w:type="spellEnd"/>
-      <w:r>
-        <w:t>.</w:t>
+        <w:t xml:space="preserve"> automatically managed by Vivado.</w:t>
       </w:r>
     </w:p>
     <w:p>
@@ -53680,11 +51561,9 @@
           <w:numId w:val="12"/>
         </w:numPr>
       </w:pPr>
-      <w:proofErr w:type="spellStart"/>
       <w:r>
         <w:t>create_pluto_project.tcl</w:t>
       </w:r>
-      <w:proofErr w:type="spellEnd"/>
       <w:r>
         <w:t xml:space="preserve">: this is a </w:t>
       </w:r>
@@ -53707,28 +51586,7 @@
         <w:t xml:space="preserve">The various </w:t>
       </w:r>
       <w:r>
-        <w:t xml:space="preserve">git files. </w:t>
-      </w:r>
-      <w:proofErr w:type="gramStart"/>
-      <w:r>
-        <w:t>.</w:t>
-      </w:r>
-      <w:proofErr w:type="spellStart"/>
-      <w:r>
-        <w:t>gitignore</w:t>
-      </w:r>
-      <w:proofErr w:type="spellEnd"/>
-      <w:proofErr w:type="gramEnd"/>
-      <w:r>
-        <w:t xml:space="preserve"> includes the folder “</w:t>
-      </w:r>
-      <w:proofErr w:type="spellStart"/>
-      <w:r>
-        <w:t>pluto_project</w:t>
-      </w:r>
-      <w:proofErr w:type="spellEnd"/>
-      <w:r>
-        <w:t>”</w:t>
+        <w:t>git files. .gitignore includes the folder “pluto_project”</w:t>
       </w:r>
     </w:p>
     <w:p>
@@ -53770,15 +51628,7 @@
         <w:spacing w:after="120" w:line="240" w:lineRule="auto"/>
       </w:pPr>
       <w:r>
-        <w:t xml:space="preserve">1. Install </w:t>
-      </w:r>
-      <w:proofErr w:type="spellStart"/>
-      <w:r>
-        <w:t>vivado</w:t>
-      </w:r>
-      <w:proofErr w:type="spellEnd"/>
-      <w:r>
-        <w:t xml:space="preserve"> 2020.2</w:t>
+        <w:t>1. Install vivado 2020.2</w:t>
       </w:r>
     </w:p>
     <w:p>
@@ -53795,15 +51645,7 @@
       </w:pPr>
       <w:r>
         <w:lastRenderedPageBreak/>
-        <w:t xml:space="preserve">3. Open </w:t>
-      </w:r>
-      <w:proofErr w:type="spellStart"/>
-      <w:r>
-        <w:t>vivado</w:t>
-      </w:r>
-      <w:proofErr w:type="spellEnd"/>
-      <w:r>
-        <w:t xml:space="preserve"> and find the TCL command line</w:t>
+        <w:t>3. Open vivado and find the TCL command line</w:t>
       </w:r>
     </w:p>
     <w:p>
@@ -53819,13 +51661,8 @@
         <w:spacing w:after="120" w:line="240" w:lineRule="auto"/>
       </w:pPr>
       <w:r>
-        <w:t xml:space="preserve">5. type: source </w:t>
-      </w:r>
-      <w:proofErr w:type="spellStart"/>
-      <w:r>
-        <w:t>create_pluto_project.tcl</w:t>
-      </w:r>
-      <w:proofErr w:type="spellEnd"/>
+        <w:t>5. type: source create_pluto_project.tcl</w:t>
+      </w:r>
     </w:p>
     <w:p>
       <w:pPr>
@@ -53902,15 +51739,7 @@
         <w:spacing w:after="120" w:line="240" w:lineRule="auto"/>
       </w:pPr>
       <w:r>
-        <w:t>Select the “</w:t>
-      </w:r>
-      <w:proofErr w:type="spellStart"/>
-      <w:r>
-        <w:t>create_pluto_project.tcl</w:t>
-      </w:r>
-      <w:proofErr w:type="spellEnd"/>
-      <w:r>
-        <w:t>” file</w:t>
+        <w:t>Select the “create_pluto_project.tcl” file</w:t>
       </w:r>
     </w:p>
     <w:p>
@@ -54009,31 +51838,7 @@
     </w:p>
     <w:p>
       <w:r>
-        <w:t xml:space="preserve">The XDMA IP core has a Xilinx supplied device driver. See AR65444. </w:t>
-      </w:r>
-      <w:proofErr w:type="gramStart"/>
-      <w:r>
-        <w:t>Unfortunately</w:t>
-      </w:r>
-      <w:proofErr w:type="gramEnd"/>
-      <w:r>
-        <w:t xml:space="preserve"> it isn’t as simple as it could be. There is a folder missing (/etc/</w:t>
-      </w:r>
-      <w:proofErr w:type="spellStart"/>
-      <w:r>
-        <w:t>udev</w:t>
-      </w:r>
-      <w:proofErr w:type="spellEnd"/>
-      <w:r>
-        <w:t>/</w:t>
-      </w:r>
-      <w:proofErr w:type="spellStart"/>
-      <w:r>
-        <w:t>rules.d</w:t>
-      </w:r>
-      <w:proofErr w:type="spellEnd"/>
-      <w:r>
-        <w:t xml:space="preserve">) and you can get it here: </w:t>
+        <w:t xml:space="preserve">The XDMA IP core has a Xilinx supplied device driver. See AR65444. Unfortunately it isn’t as simple as it could be. There is a folder missing (/etc/udev/rules.d) and you can get it here: </w:t>
       </w:r>
       <w:hyperlink r:id="rId63" w:history="1">
         <w:r>
@@ -54049,15 +51854,7 @@
         <w:pStyle w:val="Heading2"/>
       </w:pPr>
       <w:r>
-        <w:t xml:space="preserve">Building &amp; Patching </w:t>
-      </w:r>
-      <w:proofErr w:type="gramStart"/>
-      <w:r>
-        <w:t>The</w:t>
-      </w:r>
-      <w:proofErr w:type="gramEnd"/>
-      <w:r>
-        <w:t xml:space="preserve"> Module</w:t>
+        <w:t>Building &amp; Patching The Module</w:t>
       </w:r>
     </w:p>
     <w:p>
@@ -54072,37 +51869,12 @@
           <w:bCs/>
         </w:rPr>
       </w:pPr>
-      <w:proofErr w:type="spellStart"/>
       <w:r>
         <w:rPr>
           <w:b/>
           <w:bCs/>
         </w:rPr>
-        <w:t>sudo</w:t>
-      </w:r>
-      <w:proofErr w:type="spellEnd"/>
-      <w:r>
-        <w:rPr>
-          <w:b/>
-          <w:bCs/>
-        </w:rPr>
-        <w:t xml:space="preserve"> apt install </w:t>
-      </w:r>
-      <w:proofErr w:type="spellStart"/>
-      <w:r>
-        <w:rPr>
-          <w:b/>
-          <w:bCs/>
-        </w:rPr>
-        <w:t>raspberrypi</w:t>
-      </w:r>
-      <w:proofErr w:type="spellEnd"/>
-      <w:r>
-        <w:rPr>
-          <w:b/>
-          <w:bCs/>
-        </w:rPr>
-        <w:t>-kernel-headers</w:t>
+        <w:t>sudo apt install raspberrypi-kernel-headers</w:t>
       </w:r>
     </w:p>
     <w:p>
@@ -54144,91 +51916,22 @@
         <w:t xml:space="preserve"> OK on the raspberry pi.</w:t>
       </w:r>
       <w:r>
-        <w:t xml:space="preserve"> </w:t>
-      </w:r>
-      <w:proofErr w:type="gramStart"/>
-      <w:r>
-        <w:t>However</w:t>
-      </w:r>
-      <w:proofErr w:type="gramEnd"/>
-      <w:r>
-        <w:t xml:space="preserve"> the /dev/xdma0_user access to axi4-lite bus does not work. Function </w:t>
-      </w:r>
-      <w:proofErr w:type="spellStart"/>
-      <w:r>
-        <w:t>bridge_</w:t>
-      </w:r>
-      <w:proofErr w:type="gramStart"/>
-      <w:r>
-        <w:t>mmap</w:t>
-      </w:r>
-      <w:proofErr w:type="spellEnd"/>
-      <w:r>
-        <w:t>(</w:t>
-      </w:r>
-      <w:proofErr w:type="gramEnd"/>
-      <w:r>
-        <w:t xml:space="preserve">) in file </w:t>
-      </w:r>
-      <w:proofErr w:type="spellStart"/>
-      <w:r>
-        <w:t>xdma_cdev.c</w:t>
-      </w:r>
-      <w:proofErr w:type="spellEnd"/>
-      <w:r>
-        <w:t xml:space="preserve"> maps the memory segment: but </w:t>
-      </w:r>
-      <w:proofErr w:type="spellStart"/>
-      <w:r>
-        <w:t>pci_resource_start</w:t>
-      </w:r>
-      <w:proofErr w:type="spellEnd"/>
-      <w:r>
-        <w:t xml:space="preserve"> (around line 196) returns a </w:t>
-      </w:r>
-      <w:proofErr w:type="gramStart"/>
-      <w:r>
-        <w:t>64 bit</w:t>
-      </w:r>
-      <w:proofErr w:type="gramEnd"/>
-      <w:r>
-        <w:t xml:space="preserve"> number which is stored into a </w:t>
-      </w:r>
-      <w:proofErr w:type="gramStart"/>
-      <w:r>
-        <w:t>32 bit</w:t>
-      </w:r>
-      <w:proofErr w:type="gramEnd"/>
-      <w:r>
-        <w:t xml:space="preserve"> value. Resize the 4 local variables to uint64_t and it works correctly.</w:t>
+        <w:t xml:space="preserve"> However the /dev/xdma0_user access to axi4-lite bus does not work. Function bridge_mmap() in file xdma_cdev.c maps the memory segment: but pci_resource_start (around line 196) returns a 64 bit number which is stored into a 32 bit value. Resize the 4 local variables to uint64_t and it works correctly.</w:t>
       </w:r>
     </w:p>
     <w:p>
       <w:pPr>
         <w:spacing w:after="0" w:line="240" w:lineRule="auto"/>
       </w:pPr>
-      <w:proofErr w:type="spellStart"/>
       <w:r>
         <w:lastRenderedPageBreak/>
-        <w:t>sudo</w:t>
-      </w:r>
-      <w:proofErr w:type="spellEnd"/>
-      <w:r>
-        <w:t xml:space="preserve"> </w:t>
+        <w:t xml:space="preserve">sudo </w:t>
       </w:r>
       <w:r>
         <w:t xml:space="preserve">./load_driver.sh runs OK </w:t>
       </w:r>
       <w:r>
-        <w:t xml:space="preserve">but doesn’t </w:t>
-      </w:r>
-      <w:proofErr w:type="gramStart"/>
-      <w:r>
-        <w:t>actually need</w:t>
-      </w:r>
-      <w:proofErr w:type="gramEnd"/>
-      <w:r>
-        <w:t xml:space="preserve"> running as the module loads automatically.</w:t>
+        <w:t>but doesn’t actually need running as the module loads automatically.</w:t>
       </w:r>
     </w:p>
     <w:p>
@@ -54276,15 +51979,7 @@
         <w:spacing w:after="0" w:line="240" w:lineRule="auto"/>
       </w:pPr>
       <w:r>
-        <w:t>/dev/</w:t>
-      </w:r>
-      <w:proofErr w:type="spellStart"/>
-      <w:r>
-        <w:t>xdma</w:t>
-      </w:r>
-      <w:proofErr w:type="spellEnd"/>
-      <w:r>
-        <w:t>/card0</w:t>
+        <w:t>/dev/xdma/card0</w:t>
       </w:r>
     </w:p>
     <w:p>
@@ -54371,23 +52066,7 @@
         <w:t>more drivers:</w:t>
       </w:r>
       <w:r>
-        <w:t xml:space="preserve"> /dev/xdma0_eventsn  </w:t>
-      </w:r>
-      <w:proofErr w:type="gramStart"/>
-      <w:r>
-        <w:t xml:space="preserve">   (</w:t>
-      </w:r>
-      <w:proofErr w:type="gramEnd"/>
-      <w:r>
-        <w:t>/dev/xdma0_events</w:t>
-      </w:r>
-      <w:proofErr w:type="gramStart"/>
-      <w:r>
-        <w:t>0  to</w:t>
-      </w:r>
-      <w:proofErr w:type="gramEnd"/>
-      <w:r>
-        <w:t xml:space="preserve">  /dev/xdma0_events15)</w:t>
+        <w:t xml:space="preserve"> /dev/xdma0_eventsn     (/dev/xdma0_events0  to  /dev/xdma0_events15)</w:t>
       </w:r>
     </w:p>
     <w:p>
@@ -54423,23 +52102,7 @@
         <w:ind w:left="1440" w:firstLine="720"/>
       </w:pPr>
       <w:r>
-        <w:t>$Linux</w:t>
-      </w:r>
-      <w:proofErr w:type="gramStart"/>
-      <w:r>
-        <w:t>&gt; .</w:t>
-      </w:r>
-      <w:proofErr w:type="gramEnd"/>
-      <w:r>
-        <w:t>/</w:t>
-      </w:r>
-      <w:proofErr w:type="spellStart"/>
-      <w:r>
-        <w:t>reg_rw</w:t>
-      </w:r>
-      <w:proofErr w:type="spellEnd"/>
-      <w:r>
-        <w:t xml:space="preserve"> /dev/xdma0_bypass 0x0000 w </w:t>
+        <w:t xml:space="preserve">$Linux&gt; ./reg_rw /dev/xdma0_bypass 0x0000 w </w:t>
       </w:r>
     </w:p>
     <w:p>
@@ -54464,23 +52127,7 @@
         <w:tab/>
       </w:r>
       <w:r>
-        <w:t>$Linux</w:t>
-      </w:r>
-      <w:proofErr w:type="gramStart"/>
-      <w:r>
-        <w:t>&gt; .</w:t>
-      </w:r>
-      <w:proofErr w:type="gramEnd"/>
-      <w:r>
-        <w:t>/</w:t>
-      </w:r>
-      <w:proofErr w:type="spellStart"/>
-      <w:r>
-        <w:t>reg_rw</w:t>
-      </w:r>
-      <w:proofErr w:type="spellEnd"/>
-      <w:r>
-        <w:t xml:space="preserve"> /dev/xdma0_bypass 0x0000 w 0x1234567 </w:t>
+        <w:t xml:space="preserve">$Linux&gt; ./reg_rw /dev/xdma0_bypass 0x0000 w 0x1234567 </w:t>
       </w:r>
     </w:p>
     <w:p>
@@ -54493,34 +52140,13 @@
         <w:spacing w:after="0" w:line="240" w:lineRule="auto"/>
       </w:pPr>
       <w:r>
-        <w:t>Application program ‘</w:t>
-      </w:r>
-      <w:proofErr w:type="spellStart"/>
-      <w:r>
-        <w:t>reg_</w:t>
+        <w:t>Application program ‘reg_</w:t>
       </w:r>
       <w:r>
         <w:t>rw</w:t>
       </w:r>
-      <w:proofErr w:type="spellEnd"/>
-      <w:r>
-        <w:t>’ has 32Kbytes allocated space as default. If ‘PCIe to AXI Lite Master’ or ‘PCIe to DMA Bypass’ interface selected size is less than 32Kbytes and try to use ‘</w:t>
-      </w:r>
-      <w:proofErr w:type="spellStart"/>
-      <w:r>
-        <w:t>reg_rw</w:t>
-      </w:r>
-      <w:proofErr w:type="spellEnd"/>
-      <w:r>
-        <w:t>’ application for read/write will produce an error. If selected size is less than 32Kbytes modify this define in ‘</w:t>
-      </w:r>
-      <w:proofErr w:type="spellStart"/>
-      <w:r>
-        <w:t>reg_rw.c</w:t>
-      </w:r>
-      <w:proofErr w:type="spellEnd"/>
-      <w:r>
-        <w:t>’ to corresponding value and compile (make) the file.</w:t>
+      <w:r>
+        <w:t>’ has 32Kbytes allocated space as default. If ‘PCIe to AXI Lite Master’ or ‘PCIe to DMA Bypass’ interface selected size is less than 32Kbytes and try to use ‘reg_rw’ application for read/write will produce an error. If selected size is less than 32Kbytes modify this define in ‘reg_rw.c’ to corresponding value and compile (make) the file.</w:t>
       </w:r>
       <w:r>
         <w:t xml:space="preserve"> E.g.</w:t>
@@ -54553,23 +52179,7 @@
     </w:p>
     <w:p>
       <w:r>
-        <w:t xml:space="preserve">The “normal” Raspberry Pi boards have a 15 pin, 2 lane DSI connector for the LCD. The CM4 has a </w:t>
-      </w:r>
-      <w:proofErr w:type="gramStart"/>
-      <w:r>
-        <w:t>22 pin</w:t>
-      </w:r>
-      <w:proofErr w:type="gramEnd"/>
-      <w:r>
-        <w:t xml:space="preserve"> connector; you can get an adapter or a special flexi PCB with 15 </w:t>
-      </w:r>
-      <w:proofErr w:type="gramStart"/>
-      <w:r>
-        <w:t>pin</w:t>
-      </w:r>
-      <w:proofErr w:type="gramEnd"/>
-      <w:r>
-        <w:t xml:space="preserve"> at one end and 22 pin at the other.</w:t>
+        <w:t>The “normal” Raspberry Pi boards have a 15 pin, 2 lane DSI connector for the LCD. The CM4 has a 22 pin connector; you can get an adapter or a special flexi PCB with 15 pin at one end and 22 pin at the other.</w:t>
       </w:r>
     </w:p>
     <w:p>
@@ -54584,15 +52194,7 @@
     </w:p>
     <w:p>
       <w:r>
-        <w:t>The CM4 has 2 display connectors, DISP0 and DISP1. DISP1 is the default, with 4 DSI lanes. There is a documented process to download an overlay (/boot/</w:t>
-      </w:r>
-      <w:proofErr w:type="spellStart"/>
-      <w:r>
-        <w:t>dt_blob.bin</w:t>
-      </w:r>
-      <w:proofErr w:type="spellEnd"/>
-      <w:r>
-        <w:t>) for the device tree for the display. As downloaded this drives DISP1. To make it drive DISP0, make these edits in the CM4 section:</w:t>
+        <w:t>The CM4 has 2 display connectors, DISP0 and DISP1. DISP1 is the default, with 4 DSI lanes. There is a documented process to download an overlay (/boot/dt_blob.bin) for the device tree for the display. As downloaded this drives DISP1. To make it drive DISP0, make these edits in the CM4 section:</w:t>
       </w:r>
     </w:p>
     <w:p>
@@ -54607,15 +52209,7 @@
     </w:p>
     <w:p>
       <w:r>
-        <w:t>DISPLAY_SCL set to &lt;1&gt;</w:t>
-      </w:r>
-      <w:proofErr w:type="gramStart"/>
-      <w:r>
-        <w:t xml:space="preserve">   (</w:t>
-      </w:r>
-      <w:proofErr w:type="gramEnd"/>
-      <w:r>
-        <w:t>default=45)</w:t>
+        <w:t>DISPLAY_SCL set to &lt;1&gt;   (default=45)</w:t>
       </w:r>
     </w:p>
     <w:p>
@@ -54654,11 +52248,9 @@
       <w:pPr>
         <w:pStyle w:val="Heading3"/>
       </w:pPr>
-      <w:proofErr w:type="spellStart"/>
       <w:r>
         <w:t>Flashwriter</w:t>
       </w:r>
-      <w:proofErr w:type="spellEnd"/>
     </w:p>
     <w:p>
       <w:r>
@@ -54789,13 +52381,8 @@
               <w:spacing w:after="120"/>
             </w:pPr>
             <w:r>
-              <w:t xml:space="preserve">Selects which image to </w:t>
-            </w:r>
-            <w:proofErr w:type="spellStart"/>
-            <w:r>
-              <w:t>reporogram</w:t>
-            </w:r>
-            <w:proofErr w:type="spellEnd"/>
+              <w:t>Selects which image to reporogram</w:t>
+            </w:r>
           </w:p>
           <w:p>
             <w:pPr>
@@ -54810,15 +52397,7 @@
               <w:spacing w:after="120"/>
             </w:pPr>
             <w:r>
-              <w:t xml:space="preserve">Fallback (CAUTION: only reprogram if </w:t>
-            </w:r>
-            <w:proofErr w:type="gramStart"/>
-            <w:r>
-              <w:t>absolutely necessary</w:t>
-            </w:r>
-            <w:proofErr w:type="gramEnd"/>
-            <w:r>
-              <w:t>)</w:t>
+              <w:t>Fallback (CAUTION: only reprogram if absolutely necessary)</w:t>
             </w:r>
           </w:p>
         </w:tc>
@@ -54892,13 +52471,8 @@
         <w:t>AX</w:t>
       </w:r>
       <w:r>
-        <w:t xml:space="preserve">I </w:t>
-      </w:r>
-      <w:proofErr w:type="spellStart"/>
-      <w:r>
-        <w:t>ReaderWriter</w:t>
-      </w:r>
-      <w:proofErr w:type="spellEnd"/>
+        <w:t>I ReaderWriter</w:t>
+      </w:r>
     </w:p>
     <w:p>
       <w:r>
@@ -54988,15 +52562,7 @@
               <w:spacing w:after="120"/>
             </w:pPr>
             <w:r>
-              <w:t xml:space="preserve">Hexadecimal </w:t>
-            </w:r>
-            <w:proofErr w:type="gramStart"/>
-            <w:r>
-              <w:t>address  to</w:t>
-            </w:r>
-            <w:proofErr w:type="gramEnd"/>
-            <w:r>
-              <w:t xml:space="preserve"> be accessed. Should be in the range 0 to 0x1FFC, in steps of 4</w:t>
+              <w:t>Hexadecimal address  to be accessed. Should be in the range 0 to 0x1FFC, in steps of 4</w:t>
             </w:r>
           </w:p>
         </w:tc>
@@ -55024,15 +52590,7 @@
               <w:spacing w:after="120"/>
             </w:pPr>
             <w:r>
-              <w:t xml:space="preserve">Hexadecimal data to be </w:t>
-            </w:r>
-            <w:proofErr w:type="gramStart"/>
-            <w:r>
-              <w:t>written, or</w:t>
-            </w:r>
-            <w:proofErr w:type="gramEnd"/>
-            <w:r>
-              <w:t xml:space="preserve"> read from a register.</w:t>
+              <w:t>Hexadecimal data to be written, or read from a register.</w:t>
             </w:r>
           </w:p>
         </w:tc>
@@ -55132,12 +52690,10 @@
       <w:pPr>
         <w:pStyle w:val="Heading3"/>
       </w:pPr>
-      <w:proofErr w:type="spellStart"/>
       <w:r>
         <w:lastRenderedPageBreak/>
         <w:t>Audiotest</w:t>
       </w:r>
-      <w:proofErr w:type="spellEnd"/>
     </w:p>
     <w:p>
       <w:r>
@@ -55183,15 +52739,7 @@
     </w:p>
     <w:p>
       <w:r>
-        <w:t xml:space="preserve">This is a simple application for checking audio in and out; for </w:t>
-      </w:r>
-      <w:proofErr w:type="gramStart"/>
-      <w:r>
-        <w:t>example</w:t>
-      </w:r>
-      <w:proofErr w:type="gramEnd"/>
-      <w:r>
-        <w:t xml:space="preserve"> to test if a new headset or microphone is working.</w:t>
+        <w:t>This is a simple application for checking audio in and out; for example to test if a new headset or microphone is working.</w:t>
       </w:r>
     </w:p>
     <w:tbl>
@@ -55414,12 +52962,10 @@
       <w:pPr>
         <w:pStyle w:val="Heading3"/>
       </w:pPr>
-      <w:proofErr w:type="spellStart"/>
       <w:r>
         <w:lastRenderedPageBreak/>
         <w:t>Biascheck</w:t>
       </w:r>
-      <w:proofErr w:type="spellEnd"/>
     </w:p>
     <w:p>
       <w:r>
@@ -55627,23 +53173,7 @@
     </w:p>
     <w:p>
       <w:r>
-        <w:t xml:space="preserve">The Raspberry Pi will need to be properly shut down to avoid file system corruption. That can be done by “shutdown” for a system with a KWM and UI. </w:t>
-      </w:r>
-      <w:proofErr w:type="gramStart"/>
-      <w:r>
-        <w:t>However</w:t>
-      </w:r>
-      <w:proofErr w:type="gramEnd"/>
-      <w:r>
-        <w:t xml:space="preserve"> a “headless” system will just </w:t>
-      </w:r>
-      <w:proofErr w:type="spellStart"/>
-      <w:r>
-        <w:t>haver</w:t>
-      </w:r>
-      <w:proofErr w:type="spellEnd"/>
-      <w:r>
-        <w:t xml:space="preserve"> an on/off switch.</w:t>
+        <w:t>The Raspberry Pi will need to be properly shut down to avoid file system corruption. That can be done by “shutdown” for a system with a KWM and UI. However a “headless” system will just haver an on/off switch.</w:t>
       </w:r>
     </w:p>
     <w:p>
@@ -55672,35 +53202,12 @@
         <w:t xml:space="preserve"> user </w:t>
       </w:r>
       <w:r>
-        <w:t xml:space="preserve">can type a </w:t>
-      </w:r>
-      <w:proofErr w:type="gramStart"/>
-      <w:r>
-        <w:t>one line</w:t>
-      </w:r>
-      <w:proofErr w:type="gramEnd"/>
-      <w:r>
-        <w:t xml:space="preserve"> command:</w:t>
-      </w:r>
-    </w:p>
-    <w:p>
-      <w:proofErr w:type="spellStart"/>
-      <w:r>
-        <w:t>sudo</w:t>
-      </w:r>
-      <w:proofErr w:type="spellEnd"/>
-      <w:r>
-        <w:t xml:space="preserve"> mount -o </w:t>
-      </w:r>
-      <w:proofErr w:type="spellStart"/>
-      <w:proofErr w:type="gramStart"/>
-      <w:r>
-        <w:t>remount,rw</w:t>
-      </w:r>
-      <w:proofErr w:type="spellEnd"/>
-      <w:proofErr w:type="gramEnd"/>
-      <w:r>
-        <w:t xml:space="preserve"> /boot</w:t>
+        <w:t>can type a one line command:</w:t>
+      </w:r>
+    </w:p>
+    <w:p>
+      <w:r>
+        <w:t>sudo mount -o remount,rw /boot</w:t>
       </w:r>
     </w:p>
     <w:p>
@@ -55733,26 +53240,13 @@
       </w:r>
     </w:p>
     <w:p>
-      <w:proofErr w:type="gramStart"/>
-      <w:r>
-        <w:t>./</w:t>
-      </w:r>
-      <w:proofErr w:type="gramEnd"/>
-      <w:r>
-        <w:t>p2app</w:t>
-      </w:r>
-    </w:p>
-    <w:p>
-      <w:r>
-        <w:t xml:space="preserve">Or it can be run </w:t>
-      </w:r>
-      <w:proofErr w:type="gramStart"/>
-      <w:r>
-        <w:t>as .</w:t>
-      </w:r>
-      <w:proofErr w:type="gramEnd"/>
-      <w:r>
-        <w:t>/p2app &lt;optional arguments&gt;</w:t>
+      <w:r>
+        <w:t>./p2app</w:t>
+      </w:r>
+    </w:p>
+    <w:p>
+      <w:r>
+        <w:t>Or it can be run as ./p2app &lt;optional arguments&gt;</w:t>
       </w:r>
     </w:p>
     <w:p/>
@@ -55775,13 +53269,8 @@
     </w:p>
     <w:p>
       <w:r>
-        <w:t xml:space="preserve">-i </w:t>
-      </w:r>
-      <w:proofErr w:type="spellStart"/>
-      <w:r>
-        <w:t>saturn</w:t>
-      </w:r>
-      <w:proofErr w:type="spellEnd"/>
+        <w:t>-i saturn</w:t>
+      </w:r>
       <w:r>
         <w:tab/>
       </w:r>
@@ -55799,26 +53288,13 @@
       </w:r>
       <w:r>
         <w:tab/>
-        <w:t xml:space="preserve">Identified board as “Orion </w:t>
-      </w:r>
-      <w:proofErr w:type="spellStart"/>
-      <w:r>
-        <w:t>mk</w:t>
-      </w:r>
-      <w:proofErr w:type="spellEnd"/>
-      <w:r>
-        <w:t xml:space="preserve"> 2”</w:t>
-      </w:r>
-    </w:p>
-    <w:p>
-      <w:r>
-        <w:t xml:space="preserve">-m </w:t>
-      </w:r>
-      <w:proofErr w:type="spellStart"/>
-      <w:r>
-        <w:t>xlr</w:t>
-      </w:r>
-      <w:proofErr w:type="spellEnd"/>
+        <w:t>Identified board as “Orion mk 2”</w:t>
+      </w:r>
+    </w:p>
+    <w:p>
+      <w:r>
+        <w:t>-m xlr</w:t>
+      </w:r>
       <w:r>
         <w:tab/>
       </w:r>
@@ -55881,70 +53357,23 @@
     </w:p>
     <w:p>
       <w:r>
-        <w:t>Use your favourite text editor to edit the /etc/</w:t>
-      </w:r>
-      <w:proofErr w:type="spellStart"/>
-      <w:r>
-        <w:t>rc.local</w:t>
-      </w:r>
-      <w:proofErr w:type="spellEnd"/>
-      <w:r>
-        <w:t xml:space="preserve"> file so it comes out like this:</w:t>
+        <w:t>Use your favourite text editor to edit the /etc/rc.local file so it comes out like this:</w:t>
       </w:r>
     </w:p>
     <w:p>
       <w:pPr>
         <w:ind w:left="720"/>
       </w:pPr>
-      <w:proofErr w:type="spellStart"/>
-      <w:r>
-        <w:t>pi@raspberrypi</w:t>
-      </w:r>
-      <w:proofErr w:type="spellEnd"/>
-      <w:r>
-        <w:t xml:space="preserve">:~ $ </w:t>
-      </w:r>
-      <w:proofErr w:type="spellStart"/>
+      <w:r>
+        <w:t xml:space="preserve">pi@raspberrypi:~ $ </w:t>
+      </w:r>
       <w:r>
         <w:rPr>
           <w:b/>
           <w:bCs/>
         </w:rPr>
-        <w:t>sudo</w:t>
-      </w:r>
-      <w:proofErr w:type="spellEnd"/>
-      <w:r>
-        <w:rPr>
-          <w:b/>
-          <w:bCs/>
-        </w:rPr>
-        <w:t xml:space="preserve"> </w:t>
-      </w:r>
-      <w:proofErr w:type="spellStart"/>
-      <w:r>
-        <w:rPr>
-          <w:b/>
-          <w:bCs/>
-        </w:rPr>
-        <w:t>geany</w:t>
-      </w:r>
-      <w:proofErr w:type="spellEnd"/>
-      <w:r>
-        <w:rPr>
-          <w:b/>
-          <w:bCs/>
-        </w:rPr>
-        <w:t xml:space="preserve">  /etc/</w:t>
-      </w:r>
-      <w:proofErr w:type="spellStart"/>
-      <w:r>
-        <w:rPr>
-          <w:b/>
-          <w:bCs/>
-        </w:rPr>
-        <w:t>rc.local</w:t>
-      </w:r>
-      <w:proofErr w:type="spellEnd"/>
+        <w:t>sudo geany  /etc/rc.local</w:t>
+      </w:r>
       <w:r>
         <w:t xml:space="preserve"> </w:t>
       </w:r>
@@ -55958,28 +53387,15 @@
       </w:r>
       <w:r>
         <w:br/>
-        <w:t xml:space="preserve"># </w:t>
-      </w:r>
-      <w:proofErr w:type="spellStart"/>
-      <w:r>
-        <w:t>rc.local</w:t>
-      </w:r>
-      <w:proofErr w:type="spellEnd"/>
+        <w:t># rc.local</w:t>
+      </w:r>
       <w:r>
         <w:br/>
         <w:t>#</w:t>
       </w:r>
       <w:r>
         <w:br/>
-        <w:t xml:space="preserve"># This script is executed at the end of each multiuser </w:t>
-      </w:r>
-      <w:proofErr w:type="spellStart"/>
-      <w:r>
-        <w:t>runlevel</w:t>
-      </w:r>
-      <w:proofErr w:type="spellEnd"/>
-      <w:r>
-        <w:t>.</w:t>
+        <w:t># This script is executed at the end of each multiuser runlevel.</w:t>
       </w:r>
       <w:r>
         <w:br/>
@@ -56029,15 +53445,7 @@
       </w:r>
       <w:r>
         <w:br/>
-        <w:t xml:space="preserve">  </w:t>
-      </w:r>
-      <w:proofErr w:type="spellStart"/>
-      <w:r>
-        <w:t>printf</w:t>
-      </w:r>
-      <w:proofErr w:type="spellEnd"/>
-      <w:r>
-        <w:t xml:space="preserve"> "My IP address is %s\n" "$_IP"</w:t>
+        <w:t>  printf "My IP address is %s\n" "$_IP"</w:t>
       </w:r>
       <w:r>
         <w:br/>
@@ -56065,21 +53473,7 @@
         <w:rPr>
           <w:color w:val="CC0000"/>
         </w:rPr>
-        <w:t>/Saturn/</w:t>
-      </w:r>
-      <w:proofErr w:type="spellStart"/>
-      <w:r>
-        <w:rPr>
-          <w:color w:val="CC0000"/>
-        </w:rPr>
-        <w:t>sw_projects</w:t>
-      </w:r>
-      <w:proofErr w:type="spellEnd"/>
-      <w:r>
-        <w:rPr>
-          <w:color w:val="CC0000"/>
-        </w:rPr>
-        <w:t>/P2_app</w:t>
+        <w:t>/Saturn/sw_projects/P2_app</w:t>
       </w:r>
       <w:r>
         <w:rPr>
@@ -56108,101 +53502,41 @@
       </w:r>
     </w:p>
     <w:p>
-      <w:proofErr w:type="spellStart"/>
-      <w:r>
-        <w:t>pi@</w:t>
-      </w:r>
-      <w:proofErr w:type="gramStart"/>
-      <w:r>
-        <w:t>raspberrypi</w:t>
-      </w:r>
-      <w:proofErr w:type="spellEnd"/>
-      <w:r>
-        <w:t>:~</w:t>
-      </w:r>
-      <w:proofErr w:type="gramEnd"/>
-      <w:r>
-        <w:t xml:space="preserve"> $ </w:t>
-      </w:r>
-      <w:proofErr w:type="spellStart"/>
+      <w:r>
+        <w:t xml:space="preserve">pi@raspberrypi:~ $ </w:t>
+      </w:r>
       <w:r>
         <w:rPr>
           <w:b/>
           <w:bCs/>
         </w:rPr>
-        <w:t>ps-ax</w:t>
-      </w:r>
-      <w:proofErr w:type="spellEnd"/>
+        <w:t>ps-ax | grep p2app</w:t>
+      </w:r>
+    </w:p>
+    <w:p>
+      <w:r>
+        <w:tab/>
+        <w:t>741 ?</w:t>
+      </w:r>
+      <w:r>
+        <w:tab/>
+        <w:t>Sl</w:t>
+      </w:r>
+      <w:r>
+        <w:tab/>
+        <w:t>30.00 ./p2app</w:t>
+      </w:r>
+    </w:p>
+    <w:p>
+      <w:r>
+        <w:t xml:space="preserve">pi@raspberrypi:~ $ </w:t>
+      </w:r>
       <w:r>
         <w:rPr>
           <w:b/>
           <w:bCs/>
         </w:rPr>
-        <w:t xml:space="preserve"> | grep p2app</w:t>
-      </w:r>
-    </w:p>
-    <w:p>
-      <w:r>
-        <w:tab/>
-      </w:r>
-      <w:proofErr w:type="gramStart"/>
-      <w:r>
-        <w:t>741 ?</w:t>
-      </w:r>
-      <w:proofErr w:type="gramEnd"/>
-      <w:r>
-        <w:tab/>
-      </w:r>
-      <w:proofErr w:type="spellStart"/>
-      <w:r>
-        <w:t>Sl</w:t>
-      </w:r>
-      <w:proofErr w:type="spellEnd"/>
-      <w:r>
-        <w:tab/>
-        <w:t>30.</w:t>
-      </w:r>
-      <w:proofErr w:type="gramStart"/>
-      <w:r>
-        <w:t>00 .</w:t>
-      </w:r>
-      <w:proofErr w:type="gramEnd"/>
-      <w:r>
-        <w:t>/p2app</w:t>
-      </w:r>
-    </w:p>
-    <w:p>
-      <w:proofErr w:type="spellStart"/>
-      <w:r>
-        <w:t>pi@</w:t>
-      </w:r>
-      <w:proofErr w:type="gramStart"/>
-      <w:r>
-        <w:t>raspberrypi</w:t>
-      </w:r>
-      <w:proofErr w:type="spellEnd"/>
-      <w:r>
-        <w:t>:~</w:t>
-      </w:r>
-      <w:proofErr w:type="gramEnd"/>
-      <w:r>
-        <w:t xml:space="preserve"> $ </w:t>
-      </w:r>
-      <w:proofErr w:type="spellStart"/>
-      <w:r>
-        <w:rPr>
-          <w:b/>
-          <w:bCs/>
-        </w:rPr>
-        <w:t>sudo</w:t>
-      </w:r>
-      <w:proofErr w:type="spellEnd"/>
-      <w:r>
-        <w:rPr>
-          <w:b/>
-          <w:bCs/>
-        </w:rPr>
-        <w:t xml:space="preserve"> kill 741</w:t>
+        <w:t>sudo kill 741</w:t>
       </w:r>
     </w:p>
     <w:p/>
@@ -56275,57 +53609,7 @@
         <w:t xml:space="preserve">There are some I/O pins no longer needed: ADC2*; GPIO out 15:11; </w:t>
       </w:r>
       <w:r>
-        <w:t xml:space="preserve">3 ADC </w:t>
-      </w:r>
-      <w:proofErr w:type="spellStart"/>
-      <w:r>
-        <w:t>atten</w:t>
-      </w:r>
-      <w:proofErr w:type="spellEnd"/>
-      <w:r>
-        <w:t xml:space="preserve"> controls; </w:t>
-      </w:r>
-      <w:proofErr w:type="spellStart"/>
-      <w:r>
-        <w:t>dac_atten</w:t>
-      </w:r>
-      <w:proofErr w:type="spellEnd"/>
-      <w:r>
-        <w:t xml:space="preserve"> clock/data/mode/LE; </w:t>
-      </w:r>
-      <w:proofErr w:type="spellStart"/>
-      <w:r>
-        <w:t>buff_out_fpga</w:t>
-      </w:r>
-      <w:proofErr w:type="spellEnd"/>
-      <w:r>
-        <w:t xml:space="preserve">; 16xLED </w:t>
-      </w:r>
-      <w:proofErr w:type="spellStart"/>
-      <w:proofErr w:type="gramStart"/>
-      <w:r>
-        <w:t>out;status</w:t>
-      </w:r>
-      <w:proofErr w:type="spellEnd"/>
-      <w:proofErr w:type="gramEnd"/>
-      <w:r>
-        <w:t>[1</w:t>
-      </w:r>
-      <w:proofErr w:type="gramStart"/>
-      <w:r>
-        <w:t>];buff</w:t>
-      </w:r>
-      <w:proofErr w:type="gramEnd"/>
-      <w:r>
-        <w:t xml:space="preserve">_alex_pin1,8; </w:t>
-      </w:r>
-      <w:proofErr w:type="spellStart"/>
-      <w:r>
-        <w:t>PCIeSMB_CLK</w:t>
-      </w:r>
-      <w:proofErr w:type="spellEnd"/>
-      <w:r>
-        <w:t xml:space="preserve"> &amp; dat.</w:t>
+        <w:t>3 ADC atten controls; dac_atten clock/data/mode/LE; buff_out_fpga; 16xLED out;status[1];buff_alex_pin1,8; PCIeSMB_CLK &amp; dat.</w:t>
       </w:r>
     </w:p>
     <w:p>
@@ -56436,15 +53720,7 @@
           </w:tcPr>
           <w:p>
             <w:r>
-              <w:t xml:space="preserve">Alex </w:t>
-            </w:r>
-            <w:proofErr w:type="gramStart"/>
-            <w:r>
-              <w:t>shift</w:t>
-            </w:r>
-            <w:proofErr w:type="gramEnd"/>
-            <w:r>
-              <w:t xml:space="preserve"> register now named ALEX_ not RF_</w:t>
+              <w:t>Alex shift register now named ALEX_ not RF_</w:t>
             </w:r>
           </w:p>
         </w:tc>
@@ -56468,15 +53744,7 @@
           </w:tcPr>
           <w:p>
             <w:r>
-              <w:t xml:space="preserve">Many signal nets that were named </w:t>
-            </w:r>
-            <w:proofErr w:type="gramStart"/>
-            <w:r>
-              <w:t>xxx[</w:t>
-            </w:r>
-            <w:proofErr w:type="gramEnd"/>
-            <w:r>
-              <w:t>0] have had the bus notation removed.</w:t>
+              <w:t>Many signal nets that were named xxx[0] have had the bus notation removed.</w:t>
             </w:r>
           </w:p>
         </w:tc>
@@ -56610,11 +53878,9 @@
             <w:tcW w:w="4814" w:type="dxa"/>
           </w:tcPr>
           <w:p>
-            <w:proofErr w:type="spellStart"/>
             <w:r>
               <w:t>PCIe_SMBCLK</w:t>
             </w:r>
-            <w:proofErr w:type="spellEnd"/>
           </w:p>
         </w:tc>
         <w:tc>
@@ -56634,11 +53900,9 @@
             <w:tcW w:w="4814" w:type="dxa"/>
           </w:tcPr>
           <w:p>
-            <w:proofErr w:type="spellStart"/>
             <w:r>
               <w:t>PCIe_SMBDAT</w:t>
             </w:r>
-            <w:proofErr w:type="spellEnd"/>
           </w:p>
         </w:tc>
         <w:tc>
